--- a/R/xstk.docx
+++ b/R/xstk.docx
@@ -105,7 +105,15 @@
       </w:r>
       <w:proofErr w:type="spellEnd"/>
       <w:r>
-        <w:t xml:space="preserve"> read.csv() </w:t>
+        <w:t xml:space="preserve"> </w:t>
+      </w:r>
+      <w:proofErr w:type="gramStart"/>
+      <w:r>
+        <w:t>read.csv(</w:t>
+      </w:r>
+      <w:proofErr w:type="gramEnd"/>
+      <w:r>
+        <w:t xml:space="preserve">) </w:t>
       </w:r>
       <w:proofErr w:type="spellStart"/>
       <w:r>
@@ -177,7 +185,15 @@
       </w:r>
       <w:proofErr w:type="spellEnd"/>
       <w:r>
-        <w:t xml:space="preserve"> View() </w:t>
+        <w:t xml:space="preserve"> </w:t>
+      </w:r>
+      <w:proofErr w:type="gramStart"/>
+      <w:r>
+        <w:t>View(</w:t>
+      </w:r>
+      <w:proofErr w:type="gramEnd"/>
+      <w:r>
+        <w:t xml:space="preserve">) </w:t>
       </w:r>
       <w:proofErr w:type="spellStart"/>
       <w:r>
@@ -785,6 +801,9 @@
     </w:p>
     <w:p>
       <w:r>
+        <w:rPr>
+          <w:noProof/>
+        </w:rPr>
         <w:drawing>
           <wp:inline distT="0" distB="0" distL="0" distR="0" wp14:anchorId="01181386" wp14:editId="13B1B9B9">
             <wp:extent cx="4591691" cy="3667637"/>
@@ -865,6 +884,1299 @@
       </w:r>
     </w:p>
     <w:p>
+      <w:r>
+        <w:t>1.</w:t>
+      </w:r>
+      <w:r>
+        <w:t>Mô t</w:t>
+      </w:r>
+      <w:proofErr w:type="spellStart"/>
+      <w:r>
+        <w:t>ả</w:t>
+      </w:r>
+      <w:proofErr w:type="spellEnd"/>
+      <w:r>
+        <w:t xml:space="preserve"> </w:t>
+      </w:r>
+      <w:proofErr w:type="spellStart"/>
+      <w:r>
+        <w:t>biến</w:t>
+      </w:r>
+      <w:proofErr w:type="spellEnd"/>
+      <w:r>
+        <w:t xml:space="preserve"> </w:t>
+      </w:r>
+      <w:proofErr w:type="spellStart"/>
+      <w:r>
+        <w:t>định</w:t>
+      </w:r>
+      <w:proofErr w:type="spellEnd"/>
+      <w:r>
+        <w:t xml:space="preserve"> </w:t>
+      </w:r>
+      <w:proofErr w:type="spellStart"/>
+      <w:r>
+        <w:t>lượng</w:t>
+      </w:r>
+      <w:proofErr w:type="spellEnd"/>
+      <w:r>
+        <w:t xml:space="preserve"> </w:t>
+      </w:r>
+      <w:proofErr w:type="spellStart"/>
+      <w:r>
+        <w:t>tuổi</w:t>
+      </w:r>
+      <w:proofErr w:type="spellEnd"/>
+      <w:r>
+        <w:t>:</w:t>
+      </w:r>
+    </w:p>
+    <w:p>
+      <w:r>
+        <w:lastRenderedPageBreak/>
+        <w:drawing>
+          <wp:inline distT="0" distB="0" distL="0" distR="0" wp14:anchorId="2567FD15" wp14:editId="2164D716">
+            <wp:extent cx="2419688" cy="1543265"/>
+            <wp:effectExtent l="0" t="0" r="0" b="0"/>
+            <wp:docPr id="437388933" name="Picture 1"/>
+            <wp:cNvGraphicFramePr>
+              <a:graphicFrameLocks xmlns:a="http://schemas.openxmlformats.org/drawingml/2006/main" noChangeAspect="1"/>
+            </wp:cNvGraphicFramePr>
+            <a:graphic xmlns:a="http://schemas.openxmlformats.org/drawingml/2006/main">
+              <a:graphicData uri="http://schemas.openxmlformats.org/drawingml/2006/picture">
+                <pic:pic xmlns:pic="http://schemas.openxmlformats.org/drawingml/2006/picture">
+                  <pic:nvPicPr>
+                    <pic:cNvPr id="437388933" name=""/>
+                    <pic:cNvPicPr/>
+                  </pic:nvPicPr>
+                  <pic:blipFill>
+                    <a:blip r:embed="rId5"/>
+                    <a:stretch>
+                      <a:fillRect/>
+                    </a:stretch>
+                  </pic:blipFill>
+                  <pic:spPr>
+                    <a:xfrm>
+                      <a:off x="0" y="0"/>
+                      <a:ext cx="2419688" cy="1543265"/>
+                    </a:xfrm>
+                    <a:prstGeom prst="rect">
+                      <a:avLst/>
+                    </a:prstGeom>
+                  </pic:spPr>
+                </pic:pic>
+              </a:graphicData>
+            </a:graphic>
+          </wp:inline>
+        </w:drawing>
+      </w:r>
+    </w:p>
+    <w:p>
+      <w:r>
+        <w:t xml:space="preserve">-Trung </w:t>
+      </w:r>
+      <w:proofErr w:type="spellStart"/>
+      <w:r>
+        <w:t>bình</w:t>
+      </w:r>
+      <w:proofErr w:type="spellEnd"/>
+      <w:r>
+        <w:t xml:space="preserve"> </w:t>
+      </w:r>
+      <w:proofErr w:type="spellStart"/>
+      <w:r>
+        <w:t>tuổi</w:t>
+      </w:r>
+      <w:proofErr w:type="spellEnd"/>
+      <w:r>
+        <w:t xml:space="preserve"> (Mean): 39.10 </w:t>
+      </w:r>
+      <w:proofErr w:type="spellStart"/>
+      <w:r>
+        <w:t>năm</w:t>
+      </w:r>
+      <w:proofErr w:type="spellEnd"/>
+      <w:r>
+        <w:t>.</w:t>
+      </w:r>
+    </w:p>
+    <w:p>
+      <w:r>
+        <w:t xml:space="preserve">-Trung </w:t>
+      </w:r>
+      <w:proofErr w:type="spellStart"/>
+      <w:r>
+        <w:t>vị</w:t>
+      </w:r>
+      <w:proofErr w:type="spellEnd"/>
+      <w:r>
+        <w:t xml:space="preserve"> (Median): 32 </w:t>
+      </w:r>
+      <w:proofErr w:type="spellStart"/>
+      <w:r>
+        <w:t>năm</w:t>
+      </w:r>
+      <w:proofErr w:type="spellEnd"/>
+      <w:r>
+        <w:t>.</w:t>
+      </w:r>
+    </w:p>
+    <w:p>
+      <w:r>
+        <w:t xml:space="preserve">-25% </w:t>
+      </w:r>
+      <w:proofErr w:type="spellStart"/>
+      <w:r>
+        <w:t>số</w:t>
+      </w:r>
+      <w:proofErr w:type="spellEnd"/>
+      <w:r>
+        <w:t xml:space="preserve"> </w:t>
+      </w:r>
+      <w:proofErr w:type="spellStart"/>
+      <w:r>
+        <w:t>người</w:t>
+      </w:r>
+      <w:proofErr w:type="spellEnd"/>
+      <w:r>
+        <w:t xml:space="preserve"> </w:t>
+      </w:r>
+      <w:proofErr w:type="spellStart"/>
+      <w:r>
+        <w:t>có</w:t>
+      </w:r>
+      <w:proofErr w:type="spellEnd"/>
+      <w:r>
+        <w:t xml:space="preserve"> </w:t>
+      </w:r>
+      <w:proofErr w:type="spellStart"/>
+      <w:r>
+        <w:t>tuổi</w:t>
+      </w:r>
+      <w:proofErr w:type="spellEnd"/>
+      <w:r>
+        <w:t xml:space="preserve"> </w:t>
+      </w:r>
+      <w:proofErr w:type="spellStart"/>
+      <w:r>
+        <w:t>dưới</w:t>
+      </w:r>
+      <w:proofErr w:type="spellEnd"/>
+      <w:r>
+        <w:t xml:space="preserve"> 21.</w:t>
+      </w:r>
+    </w:p>
+    <w:p>
+      <w:r>
+        <w:t xml:space="preserve">-75% </w:t>
+      </w:r>
+      <w:proofErr w:type="spellStart"/>
+      <w:r>
+        <w:t>số</w:t>
+      </w:r>
+      <w:proofErr w:type="spellEnd"/>
+      <w:r>
+        <w:t xml:space="preserve"> </w:t>
+      </w:r>
+      <w:proofErr w:type="spellStart"/>
+      <w:r>
+        <w:t>người</w:t>
+      </w:r>
+      <w:proofErr w:type="spellEnd"/>
+      <w:r>
+        <w:t xml:space="preserve"> </w:t>
+      </w:r>
+      <w:proofErr w:type="spellStart"/>
+      <w:r>
+        <w:t>có</w:t>
+      </w:r>
+      <w:proofErr w:type="spellEnd"/>
+      <w:r>
+        <w:t xml:space="preserve"> </w:t>
+      </w:r>
+      <w:proofErr w:type="spellStart"/>
+      <w:r>
+        <w:t>tuổi</w:t>
+      </w:r>
+      <w:proofErr w:type="spellEnd"/>
+      <w:r>
+        <w:t xml:space="preserve"> </w:t>
+      </w:r>
+      <w:proofErr w:type="spellStart"/>
+      <w:r>
+        <w:t>dưới</w:t>
+      </w:r>
+      <w:proofErr w:type="spellEnd"/>
+      <w:r>
+        <w:t xml:space="preserve"> 53.</w:t>
+      </w:r>
+    </w:p>
+    <w:p>
+      <w:r>
+        <w:t>-</w:t>
+      </w:r>
+      <w:proofErr w:type="spellStart"/>
+      <w:r>
+        <w:t>Độ</w:t>
+      </w:r>
+      <w:proofErr w:type="spellEnd"/>
+      <w:r>
+        <w:t xml:space="preserve"> </w:t>
+      </w:r>
+      <w:proofErr w:type="spellStart"/>
+      <w:r>
+        <w:t>lệch</w:t>
+      </w:r>
+      <w:proofErr w:type="spellEnd"/>
+      <w:r>
+        <w:t xml:space="preserve"> </w:t>
+      </w:r>
+      <w:proofErr w:type="spellStart"/>
+      <w:r>
+        <w:t>chuẩn</w:t>
+      </w:r>
+      <w:proofErr w:type="spellEnd"/>
+      <w:r>
+        <w:t xml:space="preserve"> (Standard Deviation):21.36 </w:t>
+      </w:r>
+      <w:proofErr w:type="spellStart"/>
+      <w:r>
+        <w:t>năm</w:t>
+      </w:r>
+      <w:proofErr w:type="spellEnd"/>
+      <w:r>
+        <w:t>.</w:t>
+      </w:r>
+    </w:p>
+    <w:p>
+      <w:r>
+        <w:t xml:space="preserve">-Phương </w:t>
+      </w:r>
+      <w:proofErr w:type="spellStart"/>
+      <w:r>
+        <w:t>sai</w:t>
+      </w:r>
+      <w:proofErr w:type="spellEnd"/>
+      <w:r>
+        <w:t xml:space="preserve"> (Variance):456 </w:t>
+      </w:r>
+      <w:proofErr w:type="spellStart"/>
+      <w:r>
+        <w:t>năm</w:t>
+      </w:r>
+      <w:proofErr w:type="spellEnd"/>
+      <w:r>
+        <w:t xml:space="preserve"> </w:t>
+      </w:r>
+      <w:proofErr w:type="spellStart"/>
+      <w:r>
+        <w:t>bình</w:t>
+      </w:r>
+      <w:proofErr w:type="spellEnd"/>
+      <w:r>
+        <w:t xml:space="preserve"> </w:t>
+      </w:r>
+      <w:proofErr w:type="spellStart"/>
+      <w:r>
+        <w:t>phương</w:t>
+      </w:r>
+      <w:proofErr w:type="spellEnd"/>
+      <w:r>
+        <w:t>.</w:t>
+      </w:r>
+    </w:p>
+    <w:p>
+      <w:r>
+        <w:t>-</w:t>
+      </w:r>
+      <w:proofErr w:type="spellStart"/>
+      <w:r>
+        <w:t>Giá</w:t>
+      </w:r>
+      <w:proofErr w:type="spellEnd"/>
+      <w:r>
+        <w:t xml:space="preserve"> </w:t>
+      </w:r>
+      <w:proofErr w:type="spellStart"/>
+      <w:r>
+        <w:t>trị</w:t>
+      </w:r>
+      <w:proofErr w:type="spellEnd"/>
+      <w:r>
+        <w:t xml:space="preserve"> </w:t>
+      </w:r>
+      <w:proofErr w:type="spellStart"/>
+      <w:r>
+        <w:t>tuổi</w:t>
+      </w:r>
+      <w:proofErr w:type="spellEnd"/>
+      <w:r>
+        <w:t xml:space="preserve"> </w:t>
+      </w:r>
+      <w:proofErr w:type="spellStart"/>
+      <w:r>
+        <w:t>nhỏ</w:t>
+      </w:r>
+      <w:proofErr w:type="spellEnd"/>
+      <w:r>
+        <w:t xml:space="preserve"> </w:t>
+      </w:r>
+      <w:proofErr w:type="spellStart"/>
+      <w:r>
+        <w:t>nhất</w:t>
+      </w:r>
+      <w:proofErr w:type="spellEnd"/>
+      <w:r>
+        <w:t xml:space="preserve"> (Minimum):18 </w:t>
+      </w:r>
+      <w:proofErr w:type="spellStart"/>
+      <w:r>
+        <w:t>năm</w:t>
+      </w:r>
+      <w:proofErr w:type="spellEnd"/>
+      <w:r>
+        <w:t>.</w:t>
+      </w:r>
+    </w:p>
+    <w:p>
+      <w:r>
+        <w:t>-</w:t>
+      </w:r>
+      <w:proofErr w:type="spellStart"/>
+      <w:r>
+        <w:t>Giá</w:t>
+      </w:r>
+      <w:proofErr w:type="spellEnd"/>
+      <w:r>
+        <w:t xml:space="preserve"> </w:t>
+      </w:r>
+      <w:proofErr w:type="spellStart"/>
+      <w:r>
+        <w:t>trị</w:t>
+      </w:r>
+      <w:proofErr w:type="spellEnd"/>
+      <w:r>
+        <w:t xml:space="preserve"> </w:t>
+      </w:r>
+      <w:proofErr w:type="spellStart"/>
+      <w:r>
+        <w:t>tuổi</w:t>
+      </w:r>
+      <w:proofErr w:type="spellEnd"/>
+      <w:r>
+        <w:t xml:space="preserve"> </w:t>
+      </w:r>
+      <w:proofErr w:type="spellStart"/>
+      <w:r>
+        <w:t>năm</w:t>
+      </w:r>
+      <w:proofErr w:type="spellEnd"/>
+      <w:r>
+        <w:t xml:space="preserve"> </w:t>
+      </w:r>
+      <w:proofErr w:type="spellStart"/>
+      <w:r>
+        <w:t>nhất</w:t>
+      </w:r>
+      <w:proofErr w:type="spellEnd"/>
+      <w:r>
+        <w:t xml:space="preserve"> (Maximum): 90 </w:t>
+      </w:r>
+      <w:proofErr w:type="spellStart"/>
+      <w:r>
+        <w:t>năm</w:t>
+      </w:r>
+      <w:proofErr w:type="spellEnd"/>
+      <w:r>
+        <w:t>.</w:t>
+      </w:r>
+    </w:p>
+    <w:p/>
+    <w:p>
+      <w:r>
+        <w:lastRenderedPageBreak/>
+        <w:drawing>
+          <wp:inline distT="0" distB="0" distL="0" distR="0" wp14:anchorId="408333A8" wp14:editId="7EBCFF65">
+            <wp:extent cx="5612130" cy="5612130"/>
+            <wp:effectExtent l="0" t="0" r="7620" b="7620"/>
+            <wp:docPr id="1797811618" name="Picture 1"/>
+            <wp:cNvGraphicFramePr>
+              <a:graphicFrameLocks xmlns:a="http://schemas.openxmlformats.org/drawingml/2006/main" noChangeAspect="1"/>
+            </wp:cNvGraphicFramePr>
+            <a:graphic xmlns:a="http://schemas.openxmlformats.org/drawingml/2006/main">
+              <a:graphicData uri="http://schemas.openxmlformats.org/drawingml/2006/picture">
+                <pic:pic xmlns:pic="http://schemas.openxmlformats.org/drawingml/2006/picture">
+                  <pic:nvPicPr>
+                    <pic:cNvPr id="1797811618" name=""/>
+                    <pic:cNvPicPr/>
+                  </pic:nvPicPr>
+                  <pic:blipFill>
+                    <a:blip r:embed="rId6"/>
+                    <a:stretch>
+                      <a:fillRect/>
+                    </a:stretch>
+                  </pic:blipFill>
+                  <pic:spPr>
+                    <a:xfrm>
+                      <a:off x="0" y="0"/>
+                      <a:ext cx="5612130" cy="5612130"/>
+                    </a:xfrm>
+                    <a:prstGeom prst="rect">
+                      <a:avLst/>
+                    </a:prstGeom>
+                  </pic:spPr>
+                </pic:pic>
+              </a:graphicData>
+            </a:graphic>
+          </wp:inline>
+        </w:drawing>
+      </w:r>
+    </w:p>
+    <w:p>
+      <w:proofErr w:type="spellStart"/>
+      <w:r>
+        <w:t>Nhận</w:t>
+      </w:r>
+      <w:proofErr w:type="spellEnd"/>
+      <w:r>
+        <w:t xml:space="preserve"> </w:t>
+      </w:r>
+      <w:proofErr w:type="spellStart"/>
+      <w:r>
+        <w:t>xét</w:t>
+      </w:r>
+      <w:proofErr w:type="spellEnd"/>
+      <w:r>
+        <w:t xml:space="preserve">: </w:t>
+      </w:r>
+      <w:proofErr w:type="spellStart"/>
+      <w:r>
+        <w:t>Biểu</w:t>
+      </w:r>
+      <w:proofErr w:type="spellEnd"/>
+      <w:r>
+        <w:t xml:space="preserve"> </w:t>
+      </w:r>
+      <w:proofErr w:type="spellStart"/>
+      <w:r>
+        <w:t>đồ</w:t>
+      </w:r>
+      <w:proofErr w:type="spellEnd"/>
+      <w:r>
+        <w:t xml:space="preserve"> </w:t>
+      </w:r>
+      <w:proofErr w:type="spellStart"/>
+      <w:r>
+        <w:t>có</w:t>
+      </w:r>
+      <w:proofErr w:type="spellEnd"/>
+      <w:r>
+        <w:t xml:space="preserve"> xu </w:t>
+      </w:r>
+      <w:proofErr w:type="spellStart"/>
+      <w:r>
+        <w:t>hướng</w:t>
+      </w:r>
+      <w:proofErr w:type="spellEnd"/>
+      <w:r>
+        <w:t xml:space="preserve"> </w:t>
+      </w:r>
+      <w:proofErr w:type="spellStart"/>
+      <w:r>
+        <w:t>lệch</w:t>
+      </w:r>
+      <w:proofErr w:type="spellEnd"/>
+      <w:r>
+        <w:t xml:space="preserve"> </w:t>
+      </w:r>
+      <w:proofErr w:type="spellStart"/>
+      <w:proofErr w:type="gramStart"/>
+      <w:r>
+        <w:t>trái,phần</w:t>
+      </w:r>
+      <w:proofErr w:type="spellEnd"/>
+      <w:proofErr w:type="gramEnd"/>
+      <w:r>
+        <w:t xml:space="preserve"> </w:t>
+      </w:r>
+      <w:proofErr w:type="spellStart"/>
+      <w:r>
+        <w:t>lớp</w:t>
+      </w:r>
+      <w:proofErr w:type="spellEnd"/>
+      <w:r>
+        <w:t xml:space="preserve"> </w:t>
+      </w:r>
+      <w:proofErr w:type="spellStart"/>
+      <w:r>
+        <w:t>các</w:t>
+      </w:r>
+      <w:proofErr w:type="spellEnd"/>
+      <w:r>
+        <w:t xml:space="preserve"> </w:t>
+      </w:r>
+      <w:proofErr w:type="spellStart"/>
+      <w:r>
+        <w:t>quan</w:t>
+      </w:r>
+      <w:proofErr w:type="spellEnd"/>
+      <w:r>
+        <w:t xml:space="preserve"> </w:t>
+      </w:r>
+      <w:proofErr w:type="spellStart"/>
+      <w:r>
+        <w:t>sát</w:t>
+      </w:r>
+      <w:proofErr w:type="spellEnd"/>
+      <w:r>
+        <w:t xml:space="preserve"> </w:t>
+      </w:r>
+      <w:proofErr w:type="spellStart"/>
+      <w:r>
+        <w:t>tập</w:t>
+      </w:r>
+      <w:proofErr w:type="spellEnd"/>
+      <w:r>
+        <w:t xml:space="preserve"> </w:t>
+      </w:r>
+      <w:proofErr w:type="spellStart"/>
+      <w:r>
+        <w:t>trung</w:t>
+      </w:r>
+      <w:proofErr w:type="spellEnd"/>
+      <w:r>
+        <w:t xml:space="preserve"> ở </w:t>
+      </w:r>
+      <w:proofErr w:type="spellStart"/>
+      <w:r>
+        <w:t>tuổi</w:t>
+      </w:r>
+      <w:proofErr w:type="spellEnd"/>
+      <w:r>
+        <w:t xml:space="preserve"> </w:t>
+      </w:r>
+      <w:proofErr w:type="spellStart"/>
+      <w:r>
+        <w:t>trẻ</w:t>
+      </w:r>
+      <w:proofErr w:type="spellEnd"/>
+      <w:r>
+        <w:t xml:space="preserve"> (</w:t>
+      </w:r>
+      <w:proofErr w:type="spellStart"/>
+      <w:r>
+        <w:t>dưới</w:t>
+      </w:r>
+      <w:proofErr w:type="spellEnd"/>
+      <w:r>
+        <w:t xml:space="preserve"> 30)</w:t>
+      </w:r>
+    </w:p>
+    <w:p/>
+    <w:p>
+      <w:r>
+        <w:lastRenderedPageBreak/>
+        <w:drawing>
+          <wp:inline distT="0" distB="0" distL="0" distR="0" wp14:anchorId="6D79D249" wp14:editId="17384FE8">
+            <wp:extent cx="5612130" cy="5629275"/>
+            <wp:effectExtent l="0" t="0" r="7620" b="9525"/>
+            <wp:docPr id="1655746818" name="Picture 1"/>
+            <wp:cNvGraphicFramePr>
+              <a:graphicFrameLocks xmlns:a="http://schemas.openxmlformats.org/drawingml/2006/main" noChangeAspect="1"/>
+            </wp:cNvGraphicFramePr>
+            <a:graphic xmlns:a="http://schemas.openxmlformats.org/drawingml/2006/main">
+              <a:graphicData uri="http://schemas.openxmlformats.org/drawingml/2006/picture">
+                <pic:pic xmlns:pic="http://schemas.openxmlformats.org/drawingml/2006/picture">
+                  <pic:nvPicPr>
+                    <pic:cNvPr id="1655746818" name=""/>
+                    <pic:cNvPicPr/>
+                  </pic:nvPicPr>
+                  <pic:blipFill>
+                    <a:blip r:embed="rId7"/>
+                    <a:stretch>
+                      <a:fillRect/>
+                    </a:stretch>
+                  </pic:blipFill>
+                  <pic:spPr>
+                    <a:xfrm>
+                      <a:off x="0" y="0"/>
+                      <a:ext cx="5612130" cy="5629275"/>
+                    </a:xfrm>
+                    <a:prstGeom prst="rect">
+                      <a:avLst/>
+                    </a:prstGeom>
+                  </pic:spPr>
+                </pic:pic>
+              </a:graphicData>
+            </a:graphic>
+          </wp:inline>
+        </w:drawing>
+      </w:r>
+    </w:p>
+    <w:p>
+      <w:proofErr w:type="spellStart"/>
+      <w:r>
+        <w:t>Nhận</w:t>
+      </w:r>
+      <w:proofErr w:type="spellEnd"/>
+      <w:r>
+        <w:t xml:space="preserve"> </w:t>
+      </w:r>
+      <w:proofErr w:type="spellStart"/>
+      <w:r>
+        <w:t>xét</w:t>
+      </w:r>
+      <w:proofErr w:type="spellEnd"/>
+      <w:r>
+        <w:t xml:space="preserve">: </w:t>
+      </w:r>
+      <w:proofErr w:type="spellStart"/>
+      <w:r>
+        <w:t>Tất</w:t>
+      </w:r>
+      <w:proofErr w:type="spellEnd"/>
+      <w:r>
+        <w:t xml:space="preserve"> </w:t>
+      </w:r>
+      <w:proofErr w:type="spellStart"/>
+      <w:r>
+        <w:t>cả</w:t>
+      </w:r>
+      <w:proofErr w:type="spellEnd"/>
+      <w:r>
+        <w:t xml:space="preserve"> </w:t>
+      </w:r>
+      <w:proofErr w:type="spellStart"/>
+      <w:r>
+        <w:t>các</w:t>
+      </w:r>
+      <w:proofErr w:type="spellEnd"/>
+      <w:r>
+        <w:t xml:space="preserve"> e</w:t>
+      </w:r>
+      <w:r>
+        <w:t xml:space="preserve">ntry </w:t>
+      </w:r>
+      <w:proofErr w:type="spellStart"/>
+      <w:r>
+        <w:t>đều</w:t>
+      </w:r>
+      <w:proofErr w:type="spellEnd"/>
+      <w:r>
+        <w:t xml:space="preserve"> </w:t>
+      </w:r>
+      <w:proofErr w:type="spellStart"/>
+      <w:r>
+        <w:t>có</w:t>
+      </w:r>
+      <w:proofErr w:type="spellEnd"/>
+      <w:r>
+        <w:t xml:space="preserve"> </w:t>
+      </w:r>
+      <w:proofErr w:type="spellStart"/>
+      <w:r>
+        <w:t>độ</w:t>
+      </w:r>
+      <w:proofErr w:type="spellEnd"/>
+      <w:r>
+        <w:t xml:space="preserve"> </w:t>
+      </w:r>
+      <w:proofErr w:type="spellStart"/>
+      <w:r>
+        <w:t>tuổi</w:t>
+      </w:r>
+      <w:proofErr w:type="spellEnd"/>
+      <w:r>
+        <w:t xml:space="preserve"> </w:t>
+      </w:r>
+      <w:proofErr w:type="spellStart"/>
+      <w:r>
+        <w:t>không</w:t>
+      </w:r>
+      <w:proofErr w:type="spellEnd"/>
+      <w:r>
+        <w:t xml:space="preserve"> </w:t>
+      </w:r>
+      <w:proofErr w:type="spellStart"/>
+      <w:r>
+        <w:t>là</w:t>
+      </w:r>
+      <w:proofErr w:type="spellEnd"/>
+      <w:r>
+        <w:t xml:space="preserve"> </w:t>
+      </w:r>
+      <w:proofErr w:type="spellStart"/>
+      <w:r>
+        <w:t>các</w:t>
+      </w:r>
+      <w:proofErr w:type="spellEnd"/>
+      <w:r>
+        <w:t xml:space="preserve"> </w:t>
+      </w:r>
+      <w:proofErr w:type="spellStart"/>
+      <w:r>
+        <w:t>điểm</w:t>
+      </w:r>
+      <w:proofErr w:type="spellEnd"/>
+      <w:r>
+        <w:t xml:space="preserve"> </w:t>
+      </w:r>
+      <w:proofErr w:type="spellStart"/>
+      <w:r>
+        <w:t>ngoại</w:t>
+      </w:r>
+      <w:proofErr w:type="spellEnd"/>
+      <w:r>
+        <w:t xml:space="preserve"> lai. </w:t>
+      </w:r>
+    </w:p>
+    <w:p>
+      <w:r>
+        <w:t xml:space="preserve">Ta </w:t>
+      </w:r>
+      <w:proofErr w:type="spellStart"/>
+      <w:r>
+        <w:t>có</w:t>
+      </w:r>
+      <w:proofErr w:type="spellEnd"/>
+      <w:r>
+        <w:t xml:space="preserve"> </w:t>
+      </w:r>
+      <w:proofErr w:type="spellStart"/>
+      <w:r>
+        <w:t>biểu</w:t>
+      </w:r>
+      <w:proofErr w:type="spellEnd"/>
+      <w:r>
+        <w:t xml:space="preserve"> </w:t>
+      </w:r>
+      <w:proofErr w:type="spellStart"/>
+      <w:r>
+        <w:t>đồ</w:t>
+      </w:r>
+      <w:proofErr w:type="spellEnd"/>
+      <w:r>
+        <w:t xml:space="preserve"> </w:t>
+      </w:r>
+      <w:proofErr w:type="spellStart"/>
+      <w:r>
+        <w:t>sau</w:t>
+      </w:r>
+      <w:proofErr w:type="spellEnd"/>
+      <w:r>
+        <w:t xml:space="preserve"> </w:t>
+      </w:r>
+      <w:proofErr w:type="spellStart"/>
+      <w:r>
+        <w:t>để</w:t>
+      </w:r>
+      <w:proofErr w:type="spellEnd"/>
+      <w:r>
+        <w:t xml:space="preserve"> </w:t>
+      </w:r>
+      <w:proofErr w:type="spellStart"/>
+      <w:r>
+        <w:t>thể</w:t>
+      </w:r>
+      <w:proofErr w:type="spellEnd"/>
+      <w:r>
+        <w:t xml:space="preserve"> </w:t>
+      </w:r>
+      <w:proofErr w:type="spellStart"/>
+      <w:r>
+        <w:t>hiện</w:t>
+      </w:r>
+      <w:proofErr w:type="spellEnd"/>
+      <w:r>
+        <w:t xml:space="preserve"> </w:t>
+      </w:r>
+      <w:proofErr w:type="spellStart"/>
+      <w:r>
+        <w:t>nhóm</w:t>
+      </w:r>
+      <w:proofErr w:type="spellEnd"/>
+      <w:r>
+        <w:t xml:space="preserve"> </w:t>
+      </w:r>
+      <w:proofErr w:type="spellStart"/>
+      <w:r>
+        <w:t>độ</w:t>
+      </w:r>
+      <w:proofErr w:type="spellEnd"/>
+      <w:r>
+        <w:t xml:space="preserve"> </w:t>
+      </w:r>
+      <w:proofErr w:type="spellStart"/>
+      <w:r>
+        <w:t>tuổi</w:t>
+      </w:r>
+      <w:proofErr w:type="spellEnd"/>
+      <w:r>
+        <w:t xml:space="preserve"> </w:t>
+      </w:r>
+      <w:proofErr w:type="spellStart"/>
+      <w:r>
+        <w:t>người</w:t>
+      </w:r>
+      <w:proofErr w:type="spellEnd"/>
+      <w:r>
+        <w:t xml:space="preserve"> </w:t>
+      </w:r>
+      <w:proofErr w:type="spellStart"/>
+      <w:r>
+        <w:t>bị</w:t>
+      </w:r>
+      <w:proofErr w:type="spellEnd"/>
+      <w:r>
+        <w:t xml:space="preserve"> </w:t>
+      </w:r>
+      <w:proofErr w:type="spellStart"/>
+      <w:r>
+        <w:t>bệnh</w:t>
+      </w:r>
+      <w:proofErr w:type="spellEnd"/>
+      <w:r>
+        <w:t xml:space="preserve"> </w:t>
+      </w:r>
+      <w:proofErr w:type="spellStart"/>
+      <w:r>
+        <w:t>và</w:t>
+      </w:r>
+      <w:proofErr w:type="spellEnd"/>
+      <w:r>
+        <w:t xml:space="preserve"> </w:t>
+      </w:r>
+      <w:proofErr w:type="spellStart"/>
+      <w:r>
+        <w:t>nhóm</w:t>
+      </w:r>
+      <w:proofErr w:type="spellEnd"/>
+      <w:r>
+        <w:t xml:space="preserve"> </w:t>
+      </w:r>
+      <w:proofErr w:type="spellStart"/>
+      <w:r>
+        <w:t>độ</w:t>
+      </w:r>
+      <w:proofErr w:type="spellEnd"/>
+      <w:r>
+        <w:t xml:space="preserve"> </w:t>
+      </w:r>
+      <w:proofErr w:type="spellStart"/>
+      <w:r>
+        <w:t>tuổi</w:t>
+      </w:r>
+      <w:proofErr w:type="spellEnd"/>
+      <w:r>
+        <w:t xml:space="preserve"> </w:t>
+      </w:r>
+      <w:proofErr w:type="spellStart"/>
+      <w:r>
+        <w:t>người</w:t>
+      </w:r>
+      <w:proofErr w:type="spellEnd"/>
+      <w:r>
+        <w:t xml:space="preserve"> </w:t>
+      </w:r>
+      <w:proofErr w:type="spellStart"/>
+      <w:r>
+        <w:t>không</w:t>
+      </w:r>
+      <w:proofErr w:type="spellEnd"/>
+      <w:r>
+        <w:t xml:space="preserve"> </w:t>
+      </w:r>
+      <w:proofErr w:type="spellStart"/>
+      <w:r>
+        <w:t>bị</w:t>
+      </w:r>
+      <w:proofErr w:type="spellEnd"/>
+      <w:r>
+        <w:t xml:space="preserve"> </w:t>
+      </w:r>
+      <w:proofErr w:type="spellStart"/>
+      <w:r>
+        <w:t>bệnh</w:t>
+      </w:r>
+      <w:proofErr w:type="spellEnd"/>
+    </w:p>
+    <w:p>
+      <w:r>
+        <w:lastRenderedPageBreak/>
+        <w:drawing>
+          <wp:inline distT="0" distB="0" distL="0" distR="0" wp14:anchorId="50AD06D9" wp14:editId="47A2DA3C">
+            <wp:extent cx="5612130" cy="5410200"/>
+            <wp:effectExtent l="0" t="0" r="7620" b="0"/>
+            <wp:docPr id="2021469672" name="Picture 1"/>
+            <wp:cNvGraphicFramePr>
+              <a:graphicFrameLocks xmlns:a="http://schemas.openxmlformats.org/drawingml/2006/main" noChangeAspect="1"/>
+            </wp:cNvGraphicFramePr>
+            <a:graphic xmlns:a="http://schemas.openxmlformats.org/drawingml/2006/main">
+              <a:graphicData uri="http://schemas.openxmlformats.org/drawingml/2006/picture">
+                <pic:pic xmlns:pic="http://schemas.openxmlformats.org/drawingml/2006/picture">
+                  <pic:nvPicPr>
+                    <pic:cNvPr id="2021469672" name=""/>
+                    <pic:cNvPicPr/>
+                  </pic:nvPicPr>
+                  <pic:blipFill>
+                    <a:blip r:embed="rId8"/>
+                    <a:stretch>
+                      <a:fillRect/>
+                    </a:stretch>
+                  </pic:blipFill>
+                  <pic:spPr>
+                    <a:xfrm>
+                      <a:off x="0" y="0"/>
+                      <a:ext cx="5612130" cy="5410200"/>
+                    </a:xfrm>
+                    <a:prstGeom prst="rect">
+                      <a:avLst/>
+                    </a:prstGeom>
+                  </pic:spPr>
+                </pic:pic>
+              </a:graphicData>
+            </a:graphic>
+          </wp:inline>
+        </w:drawing>
+      </w:r>
+    </w:p>
+    <w:p>
+      <w:r>
+        <w:t xml:space="preserve">Ta </w:t>
+      </w:r>
+      <w:proofErr w:type="spellStart"/>
+      <w:r>
+        <w:t>thấy</w:t>
+      </w:r>
+      <w:proofErr w:type="spellEnd"/>
+      <w:r>
+        <w:t xml:space="preserve"> </w:t>
+      </w:r>
+      <w:proofErr w:type="spellStart"/>
+      <w:r>
+        <w:t>rằng</w:t>
+      </w:r>
+      <w:proofErr w:type="spellEnd"/>
+      <w:r>
+        <w:t xml:space="preserve"> </w:t>
+      </w:r>
+      <w:proofErr w:type="spellStart"/>
+      <w:r>
+        <w:t>nhóm</w:t>
+      </w:r>
+      <w:proofErr w:type="spellEnd"/>
+      <w:r>
+        <w:t xml:space="preserve"> </w:t>
+      </w:r>
+      <w:proofErr w:type="spellStart"/>
+      <w:r>
+        <w:t>bị</w:t>
+      </w:r>
+      <w:proofErr w:type="spellEnd"/>
+      <w:r>
+        <w:t xml:space="preserve"> </w:t>
+      </w:r>
+      <w:proofErr w:type="spellStart"/>
+      <w:r>
+        <w:t>mắc</w:t>
+      </w:r>
+      <w:proofErr w:type="spellEnd"/>
+      <w:r>
+        <w:t xml:space="preserve"> </w:t>
+      </w:r>
+      <w:proofErr w:type="spellStart"/>
+      <w:r>
+        <w:t>bệnh</w:t>
+      </w:r>
+      <w:proofErr w:type="spellEnd"/>
+      <w:r>
+        <w:t xml:space="preserve"> </w:t>
+      </w:r>
+      <w:proofErr w:type="spellStart"/>
+      <w:r>
+        <w:t>già</w:t>
+      </w:r>
+      <w:proofErr w:type="spellEnd"/>
+      <w:r>
+        <w:t xml:space="preserve"> </w:t>
+      </w:r>
+      <w:proofErr w:type="spellStart"/>
+      <w:r>
+        <w:t>hơn</w:t>
+      </w:r>
+      <w:proofErr w:type="spellEnd"/>
+      <w:r>
+        <w:t xml:space="preserve"> </w:t>
+      </w:r>
+      <w:proofErr w:type="spellStart"/>
+      <w:r>
+        <w:t>nhóm</w:t>
+      </w:r>
+      <w:proofErr w:type="spellEnd"/>
+      <w:r>
+        <w:t xml:space="preserve"> </w:t>
+      </w:r>
+      <w:proofErr w:type="spellStart"/>
+      <w:r>
+        <w:t>người</w:t>
+      </w:r>
+      <w:proofErr w:type="spellEnd"/>
+      <w:r>
+        <w:t xml:space="preserve"> </w:t>
+      </w:r>
+      <w:proofErr w:type="spellStart"/>
+      <w:r>
+        <w:t>không</w:t>
+      </w:r>
+      <w:proofErr w:type="spellEnd"/>
+      <w:r>
+        <w:t xml:space="preserve"> </w:t>
+      </w:r>
+      <w:proofErr w:type="spellStart"/>
+      <w:r>
+        <w:t>bị</w:t>
+      </w:r>
+      <w:proofErr w:type="spellEnd"/>
+      <w:r>
+        <w:t xml:space="preserve"> </w:t>
+      </w:r>
+      <w:proofErr w:type="spellStart"/>
+      <w:r>
+        <w:t>mắc</w:t>
+      </w:r>
+      <w:proofErr w:type="spellEnd"/>
+      <w:r>
+        <w:t xml:space="preserve"> </w:t>
+      </w:r>
+      <w:proofErr w:type="spellStart"/>
+      <w:r>
+        <w:t>bệnh</w:t>
+      </w:r>
+      <w:proofErr w:type="spellEnd"/>
+      <w:r>
+        <w:t xml:space="preserve">, </w:t>
+      </w:r>
+      <w:proofErr w:type="spellStart"/>
+      <w:r>
+        <w:t>độ</w:t>
+      </w:r>
+      <w:proofErr w:type="spellEnd"/>
+      <w:r>
+        <w:t xml:space="preserve"> </w:t>
+      </w:r>
+      <w:proofErr w:type="spellStart"/>
+      <w:r>
+        <w:t>tuổi</w:t>
+      </w:r>
+      <w:proofErr w:type="spellEnd"/>
+      <w:r>
+        <w:t xml:space="preserve"> </w:t>
+      </w:r>
+      <w:proofErr w:type="spellStart"/>
+      <w:r>
+        <w:t>trung</w:t>
+      </w:r>
+      <w:proofErr w:type="spellEnd"/>
+      <w:r>
+        <w:t xml:space="preserve"> </w:t>
+      </w:r>
+      <w:proofErr w:type="spellStart"/>
+      <w:r>
+        <w:t>bình</w:t>
+      </w:r>
+      <w:proofErr w:type="spellEnd"/>
+      <w:r>
+        <w:t xml:space="preserve"> </w:t>
+      </w:r>
+      <w:proofErr w:type="spellStart"/>
+      <w:r>
+        <w:t>của</w:t>
+      </w:r>
+      <w:proofErr w:type="spellEnd"/>
+      <w:r>
+        <w:t xml:space="preserve"> </w:t>
+      </w:r>
+      <w:proofErr w:type="spellStart"/>
+      <w:r>
+        <w:t>nhóm</w:t>
+      </w:r>
+      <w:proofErr w:type="spellEnd"/>
+      <w:r>
+        <w:t xml:space="preserve"> </w:t>
+      </w:r>
+      <w:proofErr w:type="spellStart"/>
+      <w:r>
+        <w:t>không</w:t>
+      </w:r>
+      <w:proofErr w:type="spellEnd"/>
+      <w:r>
+        <w:t xml:space="preserve"> </w:t>
+      </w:r>
+      <w:proofErr w:type="spellStart"/>
+      <w:r>
+        <w:t>mắc</w:t>
+      </w:r>
+      <w:proofErr w:type="spellEnd"/>
+      <w:r>
+        <w:t xml:space="preserve"> </w:t>
+      </w:r>
+      <w:proofErr w:type="spellStart"/>
+      <w:r>
+        <w:t>bệnh</w:t>
+      </w:r>
+      <w:proofErr w:type="spellEnd"/>
+      <w:r>
+        <w:t xml:space="preserve"> </w:t>
+      </w:r>
+      <w:proofErr w:type="spellStart"/>
+      <w:r>
+        <w:t>rơi</w:t>
+      </w:r>
+      <w:proofErr w:type="spellEnd"/>
+      <w:r>
+        <w:t xml:space="preserve"> </w:t>
+      </w:r>
+      <w:proofErr w:type="spellStart"/>
+      <w:r>
+        <w:t>vào</w:t>
+      </w:r>
+      <w:proofErr w:type="spellEnd"/>
+      <w:r>
+        <w:t xml:space="preserve"> </w:t>
+      </w:r>
+      <w:proofErr w:type="spellStart"/>
+      <w:r>
+        <w:t>khoảng</w:t>
+      </w:r>
+      <w:proofErr w:type="spellEnd"/>
+      <w:r>
+        <w:t xml:space="preserve"> 25 </w:t>
+      </w:r>
+      <w:proofErr w:type="spellStart"/>
+      <w:r>
+        <w:t>và</w:t>
+      </w:r>
+      <w:proofErr w:type="spellEnd"/>
+      <w:r>
+        <w:t xml:space="preserve"> </w:t>
+      </w:r>
+      <w:proofErr w:type="spellStart"/>
+      <w:r>
+        <w:t>bị</w:t>
+      </w:r>
+      <w:proofErr w:type="spellEnd"/>
+      <w:r>
+        <w:t xml:space="preserve"> </w:t>
+      </w:r>
+      <w:proofErr w:type="spellStart"/>
+      <w:r>
+        <w:t>mắc</w:t>
+      </w:r>
+      <w:proofErr w:type="spellEnd"/>
+      <w:r>
+        <w:t xml:space="preserve"> </w:t>
+      </w:r>
+      <w:proofErr w:type="spellStart"/>
+      <w:r>
+        <w:t>bệnh</w:t>
+      </w:r>
+      <w:proofErr w:type="spellEnd"/>
+      <w:r>
+        <w:t xml:space="preserve"> </w:t>
+      </w:r>
+      <w:proofErr w:type="spellStart"/>
+      <w:r>
+        <w:t>rơi</w:t>
+      </w:r>
+      <w:proofErr w:type="spellEnd"/>
+      <w:r>
+        <w:t xml:space="preserve"> </w:t>
+      </w:r>
+      <w:proofErr w:type="spellStart"/>
+      <w:r>
+        <w:t>vào</w:t>
+      </w:r>
+      <w:proofErr w:type="spellEnd"/>
+      <w:r>
+        <w:t xml:space="preserve"> </w:t>
+      </w:r>
+      <w:proofErr w:type="spellStart"/>
+      <w:r>
+        <w:t>khoảng</w:t>
+      </w:r>
+      <w:proofErr w:type="spellEnd"/>
+      <w:r>
+        <w:t xml:space="preserve"> 52, </w:t>
+      </w:r>
+      <w:proofErr w:type="spellStart"/>
+      <w:r>
+        <w:t>cao</w:t>
+      </w:r>
+      <w:proofErr w:type="spellEnd"/>
+      <w:r>
+        <w:t xml:space="preserve"> </w:t>
+      </w:r>
+      <w:proofErr w:type="spellStart"/>
+      <w:r>
+        <w:t>hơn</w:t>
+      </w:r>
+      <w:proofErr w:type="spellEnd"/>
+      <w:r>
+        <w:t xml:space="preserve"> </w:t>
+      </w:r>
+      <w:proofErr w:type="spellStart"/>
+      <w:r>
+        <w:t>hẳn</w:t>
+      </w:r>
+      <w:proofErr w:type="spellEnd"/>
+      <w:r>
+        <w:t xml:space="preserve"> so </w:t>
+      </w:r>
+      <w:proofErr w:type="spellStart"/>
+      <w:r>
+        <w:t>với</w:t>
+      </w:r>
+      <w:proofErr w:type="spellEnd"/>
+      <w:r>
+        <w:t xml:space="preserve"> </w:t>
+      </w:r>
+      <w:proofErr w:type="spellStart"/>
+      <w:r>
+        <w:t>nhóm</w:t>
+      </w:r>
+      <w:proofErr w:type="spellEnd"/>
+      <w:r>
+        <w:t xml:space="preserve"> </w:t>
+      </w:r>
+      <w:proofErr w:type="spellStart"/>
+      <w:r>
+        <w:t>người</w:t>
+      </w:r>
+      <w:proofErr w:type="spellEnd"/>
+      <w:r>
+        <w:t xml:space="preserve"> </w:t>
+      </w:r>
+      <w:proofErr w:type="spellStart"/>
+      <w:r>
+        <w:t>không</w:t>
+      </w:r>
+      <w:proofErr w:type="spellEnd"/>
+      <w:r>
+        <w:t xml:space="preserve"> </w:t>
+      </w:r>
+      <w:proofErr w:type="spellStart"/>
+      <w:r>
+        <w:t>mắc</w:t>
+      </w:r>
+      <w:proofErr w:type="spellEnd"/>
+      <w:r>
+        <w:t xml:space="preserve"> </w:t>
+      </w:r>
+    </w:p>
+    <w:p>
+      <w:r>
+        <w:t xml:space="preserve">2. </w:t>
+      </w:r>
       <w:proofErr w:type="spellStart"/>
       <w:r>
         <w:t>Mô</w:t>
@@ -899,6 +2211,5699 @@
       </w:r>
       <w:proofErr w:type="spellStart"/>
       <w:r>
+        <w:t>tính</w:t>
+      </w:r>
+      <w:proofErr w:type="spellEnd"/>
+      <w:r>
+        <w:t xml:space="preserve"> </w:t>
+      </w:r>
+      <w:proofErr w:type="spellStart"/>
+      <w:r>
+        <w:t>Hormonal.changes</w:t>
+      </w:r>
+      <w:proofErr w:type="spellEnd"/>
+      <w:r>
+        <w:t>:</w:t>
+      </w:r>
+    </w:p>
+    <w:p>
+      <w:r>
+        <w:lastRenderedPageBreak/>
+        <w:drawing>
+          <wp:inline distT="0" distB="0" distL="0" distR="0" wp14:anchorId="5EE7113B" wp14:editId="040B3A5E">
+            <wp:extent cx="5612130" cy="3797300"/>
+            <wp:effectExtent l="0" t="0" r="7620" b="0"/>
+            <wp:docPr id="205463146" name="Picture 1"/>
+            <wp:cNvGraphicFramePr>
+              <a:graphicFrameLocks xmlns:a="http://schemas.openxmlformats.org/drawingml/2006/main" noChangeAspect="1"/>
+            </wp:cNvGraphicFramePr>
+            <a:graphic xmlns:a="http://schemas.openxmlformats.org/drawingml/2006/main">
+              <a:graphicData uri="http://schemas.openxmlformats.org/drawingml/2006/picture">
+                <pic:pic xmlns:pic="http://schemas.openxmlformats.org/drawingml/2006/picture">
+                  <pic:nvPicPr>
+                    <pic:cNvPr id="205463146" name=""/>
+                    <pic:cNvPicPr/>
+                  </pic:nvPicPr>
+                  <pic:blipFill>
+                    <a:blip r:embed="rId9"/>
+                    <a:stretch>
+                      <a:fillRect/>
+                    </a:stretch>
+                  </pic:blipFill>
+                  <pic:spPr>
+                    <a:xfrm>
+                      <a:off x="0" y="0"/>
+                      <a:ext cx="5612130" cy="3797300"/>
+                    </a:xfrm>
+                    <a:prstGeom prst="rect">
+                      <a:avLst/>
+                    </a:prstGeom>
+                  </pic:spPr>
+                </pic:pic>
+              </a:graphicData>
+            </a:graphic>
+          </wp:inline>
+        </w:drawing>
+      </w:r>
+    </w:p>
+    <w:p>
+      <w:proofErr w:type="spellStart"/>
+      <w:r>
+        <w:t>Nhận</w:t>
+      </w:r>
+      <w:proofErr w:type="spellEnd"/>
+      <w:r>
+        <w:t xml:space="preserve"> </w:t>
+      </w:r>
+      <w:proofErr w:type="spellStart"/>
+      <w:r>
+        <w:t>xét</w:t>
+      </w:r>
+      <w:proofErr w:type="spellEnd"/>
+      <w:r>
+        <w:t>:</w:t>
+      </w:r>
+      <w:r>
+        <w:t xml:space="preserve"> </w:t>
+      </w:r>
+      <w:proofErr w:type="spellStart"/>
+      <w:r>
+        <w:t>Chúng</w:t>
+      </w:r>
+      <w:proofErr w:type="spellEnd"/>
+      <w:r>
+        <w:t xml:space="preserve"> ta </w:t>
+      </w:r>
+      <w:proofErr w:type="spellStart"/>
+      <w:r>
+        <w:t>thấy</w:t>
+      </w:r>
+      <w:proofErr w:type="spellEnd"/>
+      <w:r>
+        <w:t xml:space="preserve"> </w:t>
+      </w:r>
+      <w:proofErr w:type="spellStart"/>
+      <w:r>
+        <w:t>tỷ</w:t>
+      </w:r>
+      <w:proofErr w:type="spellEnd"/>
+      <w:r>
+        <w:t xml:space="preserve"> </w:t>
+      </w:r>
+      <w:proofErr w:type="spellStart"/>
+      <w:r>
+        <w:t>lệ</w:t>
+      </w:r>
+      <w:proofErr w:type="spellEnd"/>
+      <w:r>
+        <w:t xml:space="preserve"> </w:t>
+      </w:r>
+      <w:proofErr w:type="spellStart"/>
+      <w:r>
+        <w:t>mắc</w:t>
+      </w:r>
+      <w:proofErr w:type="spellEnd"/>
+      <w:r>
+        <w:t xml:space="preserve"> </w:t>
+      </w:r>
+      <w:proofErr w:type="spellStart"/>
+      <w:r>
+        <w:t>bệnh</w:t>
+      </w:r>
+      <w:proofErr w:type="spellEnd"/>
+      <w:r>
+        <w:t xml:space="preserve"> </w:t>
+      </w:r>
+      <w:proofErr w:type="spellStart"/>
+      <w:r>
+        <w:t>giữa</w:t>
+      </w:r>
+      <w:proofErr w:type="spellEnd"/>
+      <w:r>
+        <w:t xml:space="preserve"> </w:t>
+      </w:r>
+      <w:proofErr w:type="spellStart"/>
+      <w:r>
+        <w:t>nhóm</w:t>
+      </w:r>
+      <w:proofErr w:type="spellEnd"/>
+      <w:r>
+        <w:t xml:space="preserve"> </w:t>
+      </w:r>
+      <w:proofErr w:type="spellStart"/>
+      <w:r>
+        <w:t>bình</w:t>
+      </w:r>
+      <w:proofErr w:type="spellEnd"/>
+      <w:r>
+        <w:t xml:space="preserve"> </w:t>
+      </w:r>
+      <w:proofErr w:type="spellStart"/>
+      <w:r>
+        <w:t>thường</w:t>
+      </w:r>
+      <w:proofErr w:type="spellEnd"/>
+      <w:r>
+        <w:t xml:space="preserve"> </w:t>
+      </w:r>
+      <w:proofErr w:type="spellStart"/>
+      <w:r>
+        <w:t>và</w:t>
+      </w:r>
+      <w:proofErr w:type="spellEnd"/>
+      <w:r>
+        <w:t xml:space="preserve"> </w:t>
+      </w:r>
+      <w:proofErr w:type="spellStart"/>
+      <w:r>
+        <w:t>nhóm</w:t>
+      </w:r>
+      <w:proofErr w:type="spellEnd"/>
+      <w:r>
+        <w:t xml:space="preserve"> </w:t>
+      </w:r>
+      <w:proofErr w:type="spellStart"/>
+      <w:r>
+        <w:t>hậu</w:t>
+      </w:r>
+      <w:proofErr w:type="spellEnd"/>
+      <w:r>
+        <w:t xml:space="preserve"> m</w:t>
+      </w:r>
+      <w:proofErr w:type="spellStart"/>
+      <w:r>
+        <w:t>ãn</w:t>
+      </w:r>
+      <w:proofErr w:type="spellEnd"/>
+      <w:r>
+        <w:t xml:space="preserve"> </w:t>
+      </w:r>
+      <w:proofErr w:type="spellStart"/>
+      <w:r>
+        <w:t>kinh</w:t>
+      </w:r>
+      <w:proofErr w:type="spellEnd"/>
+      <w:r>
+        <w:t xml:space="preserve"> </w:t>
+      </w:r>
+      <w:proofErr w:type="spellStart"/>
+      <w:r>
+        <w:t>tương</w:t>
+      </w:r>
+      <w:proofErr w:type="spellEnd"/>
+      <w:r>
+        <w:t xml:space="preserve"> </w:t>
+      </w:r>
+      <w:proofErr w:type="spellStart"/>
+      <w:r>
+        <w:t>đối</w:t>
+      </w:r>
+      <w:proofErr w:type="spellEnd"/>
+      <w:r>
+        <w:t xml:space="preserve"> </w:t>
+      </w:r>
+      <w:proofErr w:type="spellStart"/>
+      <w:r>
+        <w:t>tương</w:t>
+      </w:r>
+      <w:proofErr w:type="spellEnd"/>
+      <w:r>
+        <w:t xml:space="preserve"> </w:t>
+      </w:r>
+      <w:proofErr w:type="spellStart"/>
+      <w:r>
+        <w:t>đồng</w:t>
+      </w:r>
+      <w:proofErr w:type="spellEnd"/>
+      <w:r>
+        <w:t xml:space="preserve">, </w:t>
+      </w:r>
+      <w:proofErr w:type="spellStart"/>
+      <w:r>
+        <w:t>không</w:t>
+      </w:r>
+      <w:proofErr w:type="spellEnd"/>
+      <w:r>
+        <w:t xml:space="preserve"> </w:t>
+      </w:r>
+      <w:proofErr w:type="spellStart"/>
+      <w:r>
+        <w:t>có</w:t>
+      </w:r>
+      <w:proofErr w:type="spellEnd"/>
+      <w:r>
+        <w:t xml:space="preserve"> </w:t>
+      </w:r>
+      <w:proofErr w:type="spellStart"/>
+      <w:r>
+        <w:t>sự</w:t>
+      </w:r>
+      <w:proofErr w:type="spellEnd"/>
+      <w:r>
+        <w:t xml:space="preserve"> </w:t>
+      </w:r>
+      <w:proofErr w:type="spellStart"/>
+      <w:r>
+        <w:t>chêch</w:t>
+      </w:r>
+      <w:proofErr w:type="spellEnd"/>
+      <w:r>
+        <w:t xml:space="preserve"> </w:t>
+      </w:r>
+      <w:proofErr w:type="spellStart"/>
+      <w:r>
+        <w:t>lệch</w:t>
+      </w:r>
+      <w:proofErr w:type="spellEnd"/>
+      <w:r>
+        <w:t xml:space="preserve"> </w:t>
+      </w:r>
+      <w:proofErr w:type="spellStart"/>
+      <w:r>
+        <w:t>quá</w:t>
+      </w:r>
+      <w:proofErr w:type="spellEnd"/>
+      <w:r>
+        <w:t xml:space="preserve"> </w:t>
+      </w:r>
+      <w:proofErr w:type="spellStart"/>
+      <w:r>
+        <w:t>lớn</w:t>
+      </w:r>
+      <w:proofErr w:type="spellEnd"/>
+      <w:r>
+        <w:t xml:space="preserve"> </w:t>
+      </w:r>
+      <w:proofErr w:type="spellStart"/>
+      <w:r>
+        <w:t>về</w:t>
+      </w:r>
+      <w:proofErr w:type="spellEnd"/>
+      <w:r>
+        <w:t xml:space="preserve"> </w:t>
+      </w:r>
+      <w:proofErr w:type="spellStart"/>
+      <w:r>
+        <w:t>tỷ</w:t>
+      </w:r>
+      <w:proofErr w:type="spellEnd"/>
+      <w:r>
+        <w:t xml:space="preserve"> </w:t>
+      </w:r>
+      <w:proofErr w:type="spellStart"/>
+      <w:r>
+        <w:t>lệ</w:t>
+      </w:r>
+      <w:proofErr w:type="spellEnd"/>
+      <w:r>
+        <w:t xml:space="preserve"> </w:t>
+      </w:r>
+      <w:proofErr w:type="spellStart"/>
+      <w:r>
+        <w:t>mắc</w:t>
+      </w:r>
+      <w:proofErr w:type="spellEnd"/>
+      <w:r>
+        <w:t xml:space="preserve"> </w:t>
+      </w:r>
+      <w:proofErr w:type="spellStart"/>
+      <w:r>
+        <w:t>bệnh</w:t>
+      </w:r>
+      <w:proofErr w:type="spellEnd"/>
+      <w:r>
+        <w:t xml:space="preserve"> </w:t>
+      </w:r>
+      <w:proofErr w:type="spellStart"/>
+      <w:r>
+        <w:t>giữa</w:t>
+      </w:r>
+      <w:proofErr w:type="spellEnd"/>
+      <w:r>
+        <w:t xml:space="preserve"> 2 </w:t>
+      </w:r>
+      <w:proofErr w:type="spellStart"/>
+      <w:r>
+        <w:t>nhóm</w:t>
+      </w:r>
+      <w:proofErr w:type="spellEnd"/>
+      <w:r>
+        <w:t xml:space="preserve">. </w:t>
+      </w:r>
+      <w:proofErr w:type="spellStart"/>
+      <w:r>
+        <w:t>Có</w:t>
+      </w:r>
+      <w:proofErr w:type="spellEnd"/>
+      <w:r>
+        <w:t xml:space="preserve"> </w:t>
+      </w:r>
+      <w:proofErr w:type="spellStart"/>
+      <w:r>
+        <w:t>khả</w:t>
+      </w:r>
+      <w:proofErr w:type="spellEnd"/>
+      <w:r>
+        <w:t xml:space="preserve"> </w:t>
+      </w:r>
+      <w:proofErr w:type="spellStart"/>
+      <w:r>
+        <w:t>năng</w:t>
+      </w:r>
+      <w:proofErr w:type="spellEnd"/>
+      <w:r>
+        <w:t xml:space="preserve"> </w:t>
+      </w:r>
+      <w:proofErr w:type="spellStart"/>
+      <w:r>
+        <w:t>không</w:t>
+      </w:r>
+      <w:proofErr w:type="spellEnd"/>
+      <w:r>
+        <w:t xml:space="preserve"> </w:t>
+      </w:r>
+      <w:proofErr w:type="spellStart"/>
+      <w:r>
+        <w:t>ảnh</w:t>
+      </w:r>
+      <w:proofErr w:type="spellEnd"/>
+      <w:r>
+        <w:t xml:space="preserve"> </w:t>
+      </w:r>
+      <w:proofErr w:type="spellStart"/>
+      <w:r>
+        <w:t>hưởng</w:t>
+      </w:r>
+      <w:proofErr w:type="spellEnd"/>
+      <w:r>
+        <w:t xml:space="preserve"> </w:t>
+      </w:r>
+      <w:proofErr w:type="spellStart"/>
+      <w:r>
+        <w:t>đến</w:t>
+      </w:r>
+      <w:proofErr w:type="spellEnd"/>
+      <w:r>
+        <w:t xml:space="preserve"> </w:t>
+      </w:r>
+      <w:proofErr w:type="spellStart"/>
+      <w:r>
+        <w:t>kết</w:t>
+      </w:r>
+      <w:proofErr w:type="spellEnd"/>
+      <w:r>
+        <w:t xml:space="preserve"> </w:t>
+      </w:r>
+      <w:proofErr w:type="spellStart"/>
+      <w:r>
+        <w:t>quả</w:t>
+      </w:r>
+      <w:proofErr w:type="spellEnd"/>
+      <w:r>
+        <w:t xml:space="preserve"> </w:t>
+      </w:r>
+      <w:proofErr w:type="spellStart"/>
+      <w:r>
+        <w:t>loãng</w:t>
+      </w:r>
+      <w:proofErr w:type="spellEnd"/>
+      <w:r>
+        <w:t xml:space="preserve"> </w:t>
+      </w:r>
+      <w:proofErr w:type="spellStart"/>
+      <w:r>
+        <w:t>xương</w:t>
+      </w:r>
+      <w:proofErr w:type="spellEnd"/>
+      <w:r>
+        <w:t>.</w:t>
+      </w:r>
+    </w:p>
+    <w:p>
+      <w:r>
+        <w:t xml:space="preserve">3. </w:t>
+      </w:r>
+      <w:proofErr w:type="spellStart"/>
+      <w:r>
+        <w:t>Mô</w:t>
+      </w:r>
+      <w:proofErr w:type="spellEnd"/>
+      <w:r>
+        <w:t xml:space="preserve"> </w:t>
+      </w:r>
+      <w:proofErr w:type="spellStart"/>
+      <w:r>
+        <w:t>tả</w:t>
+      </w:r>
+      <w:proofErr w:type="spellEnd"/>
+      <w:r>
+        <w:t xml:space="preserve"> </w:t>
+      </w:r>
+      <w:proofErr w:type="spellStart"/>
+      <w:r>
+        <w:t>biến</w:t>
+      </w:r>
+      <w:proofErr w:type="spellEnd"/>
+      <w:r>
+        <w:t xml:space="preserve"> </w:t>
+      </w:r>
+      <w:proofErr w:type="spellStart"/>
+      <w:r>
+        <w:t>định</w:t>
+      </w:r>
+      <w:proofErr w:type="spellEnd"/>
+      <w:r>
+        <w:t xml:space="preserve"> </w:t>
+      </w:r>
+      <w:proofErr w:type="spellStart"/>
+      <w:r>
+        <w:t>tính</w:t>
+      </w:r>
+      <w:proofErr w:type="spellEnd"/>
+      <w:r>
+        <w:t xml:space="preserve"> Gender:</w:t>
+      </w:r>
+    </w:p>
+    <w:p>
+      <w:r>
+        <w:lastRenderedPageBreak/>
+        <w:drawing>
+          <wp:inline distT="0" distB="0" distL="0" distR="0" wp14:anchorId="6B456762" wp14:editId="357A02AD">
+            <wp:extent cx="5612130" cy="3355340"/>
+            <wp:effectExtent l="0" t="0" r="7620" b="0"/>
+            <wp:docPr id="964118622" name="Picture 1"/>
+            <wp:cNvGraphicFramePr>
+              <a:graphicFrameLocks xmlns:a="http://schemas.openxmlformats.org/drawingml/2006/main" noChangeAspect="1"/>
+            </wp:cNvGraphicFramePr>
+            <a:graphic xmlns:a="http://schemas.openxmlformats.org/drawingml/2006/main">
+              <a:graphicData uri="http://schemas.openxmlformats.org/drawingml/2006/picture">
+                <pic:pic xmlns:pic="http://schemas.openxmlformats.org/drawingml/2006/picture">
+                  <pic:nvPicPr>
+                    <pic:cNvPr id="964118622" name=""/>
+                    <pic:cNvPicPr/>
+                  </pic:nvPicPr>
+                  <pic:blipFill>
+                    <a:blip r:embed="rId10"/>
+                    <a:stretch>
+                      <a:fillRect/>
+                    </a:stretch>
+                  </pic:blipFill>
+                  <pic:spPr>
+                    <a:xfrm>
+                      <a:off x="0" y="0"/>
+                      <a:ext cx="5612130" cy="3355340"/>
+                    </a:xfrm>
+                    <a:prstGeom prst="rect">
+                      <a:avLst/>
+                    </a:prstGeom>
+                  </pic:spPr>
+                </pic:pic>
+              </a:graphicData>
+            </a:graphic>
+          </wp:inline>
+        </w:drawing>
+      </w:r>
+    </w:p>
+    <w:p>
+      <w:proofErr w:type="spellStart"/>
+      <w:r>
+        <w:t>Nhận</w:t>
+      </w:r>
+      <w:proofErr w:type="spellEnd"/>
+      <w:r>
+        <w:t xml:space="preserve"> </w:t>
+      </w:r>
+      <w:proofErr w:type="spellStart"/>
+      <w:r>
+        <w:t>xét</w:t>
+      </w:r>
+      <w:proofErr w:type="spellEnd"/>
+      <w:r>
+        <w:t>:</w:t>
+      </w:r>
+      <w:r>
+        <w:t xml:space="preserve"> </w:t>
+      </w:r>
+      <w:proofErr w:type="spellStart"/>
+      <w:r>
+        <w:t>Chúng</w:t>
+      </w:r>
+      <w:proofErr w:type="spellEnd"/>
+      <w:r>
+        <w:t xml:space="preserve"> ta </w:t>
+      </w:r>
+      <w:proofErr w:type="spellStart"/>
+      <w:r>
+        <w:t>thấy</w:t>
+      </w:r>
+      <w:proofErr w:type="spellEnd"/>
+      <w:r>
+        <w:t xml:space="preserve"> </w:t>
+      </w:r>
+      <w:proofErr w:type="spellStart"/>
+      <w:r>
+        <w:t>tỷ</w:t>
+      </w:r>
+      <w:proofErr w:type="spellEnd"/>
+      <w:r>
+        <w:t xml:space="preserve"> </w:t>
+      </w:r>
+      <w:proofErr w:type="spellStart"/>
+      <w:r>
+        <w:t>lệ</w:t>
+      </w:r>
+      <w:proofErr w:type="spellEnd"/>
+      <w:r>
+        <w:t xml:space="preserve"> </w:t>
+      </w:r>
+      <w:proofErr w:type="spellStart"/>
+      <w:r>
+        <w:t>mắc</w:t>
+      </w:r>
+      <w:proofErr w:type="spellEnd"/>
+      <w:r>
+        <w:t xml:space="preserve"> </w:t>
+      </w:r>
+      <w:proofErr w:type="spellStart"/>
+      <w:r>
+        <w:t>bệnh</w:t>
+      </w:r>
+      <w:proofErr w:type="spellEnd"/>
+      <w:r>
+        <w:t xml:space="preserve"> </w:t>
+      </w:r>
+      <w:proofErr w:type="spellStart"/>
+      <w:r>
+        <w:t>giữa</w:t>
+      </w:r>
+      <w:proofErr w:type="spellEnd"/>
+      <w:r>
+        <w:t xml:space="preserve"> </w:t>
+      </w:r>
+      <w:proofErr w:type="spellStart"/>
+      <w:r>
+        <w:t>nhóm</w:t>
+      </w:r>
+      <w:proofErr w:type="spellEnd"/>
+      <w:r>
+        <w:t xml:space="preserve"> </w:t>
+      </w:r>
+      <w:proofErr w:type="spellStart"/>
+      <w:r>
+        <w:t>nam</w:t>
+      </w:r>
+      <w:proofErr w:type="spellEnd"/>
+      <w:r>
+        <w:t xml:space="preserve"> </w:t>
+      </w:r>
+      <w:proofErr w:type="spellStart"/>
+      <w:r>
+        <w:t>và</w:t>
+      </w:r>
+      <w:proofErr w:type="spellEnd"/>
+      <w:r>
+        <w:t xml:space="preserve"> </w:t>
+      </w:r>
+      <w:proofErr w:type="spellStart"/>
+      <w:r>
+        <w:t>nhóm</w:t>
+      </w:r>
+      <w:proofErr w:type="spellEnd"/>
+      <w:r>
+        <w:t xml:space="preserve"> </w:t>
+      </w:r>
+      <w:proofErr w:type="spellStart"/>
+      <w:r>
+        <w:t>nữ</w:t>
+      </w:r>
+      <w:proofErr w:type="spellEnd"/>
+      <w:r>
+        <w:t xml:space="preserve"> </w:t>
+      </w:r>
+      <w:proofErr w:type="spellStart"/>
+      <w:r>
+        <w:t>tương</w:t>
+      </w:r>
+      <w:proofErr w:type="spellEnd"/>
+      <w:r>
+        <w:t xml:space="preserve"> </w:t>
+      </w:r>
+      <w:proofErr w:type="spellStart"/>
+      <w:r>
+        <w:t>đối</w:t>
+      </w:r>
+      <w:proofErr w:type="spellEnd"/>
+      <w:r>
+        <w:t xml:space="preserve"> </w:t>
+      </w:r>
+      <w:proofErr w:type="spellStart"/>
+      <w:r>
+        <w:t>tương</w:t>
+      </w:r>
+      <w:proofErr w:type="spellEnd"/>
+      <w:r>
+        <w:t xml:space="preserve"> </w:t>
+      </w:r>
+      <w:proofErr w:type="spellStart"/>
+      <w:r>
+        <w:t>đồng</w:t>
+      </w:r>
+      <w:proofErr w:type="spellEnd"/>
+      <w:r>
+        <w:t xml:space="preserve">, </w:t>
+      </w:r>
+      <w:proofErr w:type="spellStart"/>
+      <w:r>
+        <w:t>không</w:t>
+      </w:r>
+      <w:proofErr w:type="spellEnd"/>
+      <w:r>
+        <w:t xml:space="preserve"> </w:t>
+      </w:r>
+      <w:proofErr w:type="spellStart"/>
+      <w:r>
+        <w:t>có</w:t>
+      </w:r>
+      <w:proofErr w:type="spellEnd"/>
+      <w:r>
+        <w:t xml:space="preserve"> </w:t>
+      </w:r>
+      <w:proofErr w:type="spellStart"/>
+      <w:r>
+        <w:t>sự</w:t>
+      </w:r>
+      <w:proofErr w:type="spellEnd"/>
+      <w:r>
+        <w:t xml:space="preserve"> </w:t>
+      </w:r>
+      <w:proofErr w:type="spellStart"/>
+      <w:r>
+        <w:t>chêch</w:t>
+      </w:r>
+      <w:proofErr w:type="spellEnd"/>
+      <w:r>
+        <w:t xml:space="preserve"> </w:t>
+      </w:r>
+      <w:proofErr w:type="spellStart"/>
+      <w:r>
+        <w:t>lệch</w:t>
+      </w:r>
+      <w:proofErr w:type="spellEnd"/>
+      <w:r>
+        <w:t xml:space="preserve"> </w:t>
+      </w:r>
+      <w:proofErr w:type="spellStart"/>
+      <w:r>
+        <w:t>quá</w:t>
+      </w:r>
+      <w:proofErr w:type="spellEnd"/>
+      <w:r>
+        <w:t xml:space="preserve"> </w:t>
+      </w:r>
+      <w:proofErr w:type="spellStart"/>
+      <w:r>
+        <w:t>lớn</w:t>
+      </w:r>
+      <w:proofErr w:type="spellEnd"/>
+      <w:r>
+        <w:t xml:space="preserve"> </w:t>
+      </w:r>
+      <w:proofErr w:type="spellStart"/>
+      <w:r>
+        <w:t>về</w:t>
+      </w:r>
+      <w:proofErr w:type="spellEnd"/>
+      <w:r>
+        <w:t xml:space="preserve"> </w:t>
+      </w:r>
+      <w:proofErr w:type="spellStart"/>
+      <w:r>
+        <w:t>tỷ</w:t>
+      </w:r>
+      <w:proofErr w:type="spellEnd"/>
+      <w:r>
+        <w:t xml:space="preserve"> </w:t>
+      </w:r>
+      <w:proofErr w:type="spellStart"/>
+      <w:r>
+        <w:t>lệ</w:t>
+      </w:r>
+      <w:proofErr w:type="spellEnd"/>
+      <w:r>
+        <w:t xml:space="preserve"> </w:t>
+      </w:r>
+      <w:proofErr w:type="spellStart"/>
+      <w:r>
+        <w:t>mắc</w:t>
+      </w:r>
+      <w:proofErr w:type="spellEnd"/>
+      <w:r>
+        <w:t xml:space="preserve"> </w:t>
+      </w:r>
+      <w:proofErr w:type="spellStart"/>
+      <w:r>
+        <w:t>bệnh</w:t>
+      </w:r>
+      <w:proofErr w:type="spellEnd"/>
+      <w:r>
+        <w:t xml:space="preserve"> </w:t>
+      </w:r>
+      <w:proofErr w:type="spellStart"/>
+      <w:r>
+        <w:t>giữa</w:t>
+      </w:r>
+      <w:proofErr w:type="spellEnd"/>
+      <w:r>
+        <w:t xml:space="preserve"> 2 </w:t>
+      </w:r>
+      <w:proofErr w:type="spellStart"/>
+      <w:r>
+        <w:t>nhóm</w:t>
+      </w:r>
+      <w:proofErr w:type="spellEnd"/>
+      <w:r>
+        <w:t xml:space="preserve">. </w:t>
+      </w:r>
+      <w:proofErr w:type="spellStart"/>
+      <w:r>
+        <w:t>Có</w:t>
+      </w:r>
+      <w:proofErr w:type="spellEnd"/>
+      <w:r>
+        <w:t xml:space="preserve"> </w:t>
+      </w:r>
+      <w:proofErr w:type="spellStart"/>
+      <w:r>
+        <w:t>khả</w:t>
+      </w:r>
+      <w:proofErr w:type="spellEnd"/>
+      <w:r>
+        <w:t xml:space="preserve"> </w:t>
+      </w:r>
+      <w:proofErr w:type="spellStart"/>
+      <w:r>
+        <w:t>năng</w:t>
+      </w:r>
+      <w:proofErr w:type="spellEnd"/>
+      <w:r>
+        <w:t xml:space="preserve"> </w:t>
+      </w:r>
+      <w:proofErr w:type="spellStart"/>
+      <w:r>
+        <w:t>không</w:t>
+      </w:r>
+      <w:proofErr w:type="spellEnd"/>
+      <w:r>
+        <w:t xml:space="preserve"> </w:t>
+      </w:r>
+      <w:proofErr w:type="spellStart"/>
+      <w:r>
+        <w:t>ảnh</w:t>
+      </w:r>
+      <w:proofErr w:type="spellEnd"/>
+      <w:r>
+        <w:t xml:space="preserve"> </w:t>
+      </w:r>
+      <w:proofErr w:type="spellStart"/>
+      <w:r>
+        <w:t>hưởng</w:t>
+      </w:r>
+      <w:proofErr w:type="spellEnd"/>
+      <w:r>
+        <w:t xml:space="preserve"> </w:t>
+      </w:r>
+      <w:proofErr w:type="spellStart"/>
+      <w:r>
+        <w:t>đến</w:t>
+      </w:r>
+      <w:proofErr w:type="spellEnd"/>
+      <w:r>
+        <w:t xml:space="preserve"> </w:t>
+      </w:r>
+      <w:proofErr w:type="spellStart"/>
+      <w:r>
+        <w:t>kết</w:t>
+      </w:r>
+      <w:proofErr w:type="spellEnd"/>
+      <w:r>
+        <w:t xml:space="preserve"> </w:t>
+      </w:r>
+      <w:proofErr w:type="spellStart"/>
+      <w:r>
+        <w:t>quả</w:t>
+      </w:r>
+      <w:proofErr w:type="spellEnd"/>
+      <w:r>
+        <w:t xml:space="preserve"> </w:t>
+      </w:r>
+      <w:proofErr w:type="spellStart"/>
+      <w:r>
+        <w:t>loãng</w:t>
+      </w:r>
+      <w:proofErr w:type="spellEnd"/>
+      <w:r>
+        <w:t xml:space="preserve"> </w:t>
+      </w:r>
+      <w:proofErr w:type="spellStart"/>
+      <w:r>
+        <w:t>xương</w:t>
+      </w:r>
+      <w:proofErr w:type="spellEnd"/>
+      <w:r>
+        <w:t>.</w:t>
+      </w:r>
+    </w:p>
+    <w:p>
+      <w:r>
+        <w:t xml:space="preserve">4. </w:t>
+      </w:r>
+      <w:proofErr w:type="spellStart"/>
+      <w:r>
+        <w:t>Mô</w:t>
+      </w:r>
+      <w:proofErr w:type="spellEnd"/>
+      <w:r>
+        <w:t xml:space="preserve"> </w:t>
+      </w:r>
+      <w:proofErr w:type="spellStart"/>
+      <w:r>
+        <w:t>tả</w:t>
+      </w:r>
+      <w:proofErr w:type="spellEnd"/>
+      <w:r>
+        <w:t xml:space="preserve"> </w:t>
+      </w:r>
+      <w:proofErr w:type="spellStart"/>
+      <w:r>
+        <w:t>biến</w:t>
+      </w:r>
+      <w:proofErr w:type="spellEnd"/>
+      <w:r>
+        <w:t xml:space="preserve"> </w:t>
+      </w:r>
+      <w:proofErr w:type="spellStart"/>
+      <w:r>
+        <w:t>định</w:t>
+      </w:r>
+      <w:proofErr w:type="spellEnd"/>
+      <w:r>
+        <w:t xml:space="preserve"> </w:t>
+      </w:r>
+      <w:proofErr w:type="spellStart"/>
+      <w:r>
+        <w:t>tính</w:t>
+      </w:r>
+      <w:proofErr w:type="spellEnd"/>
+      <w:r>
+        <w:t xml:space="preserve"> </w:t>
+      </w:r>
+      <w:proofErr w:type="spellStart"/>
+      <w:r>
+        <w:t>Race.Ethinicty</w:t>
+      </w:r>
+      <w:proofErr w:type="spellEnd"/>
+      <w:r>
+        <w:t>:</w:t>
+      </w:r>
+    </w:p>
+    <w:p>
+      <w:r>
+        <w:drawing>
+          <wp:inline distT="0" distB="0" distL="0" distR="0" wp14:anchorId="75AC79B1" wp14:editId="252186DE">
+            <wp:extent cx="5612130" cy="2529840"/>
+            <wp:effectExtent l="0" t="0" r="7620" b="3810"/>
+            <wp:docPr id="1460761536" name="Picture 1"/>
+            <wp:cNvGraphicFramePr>
+              <a:graphicFrameLocks xmlns:a="http://schemas.openxmlformats.org/drawingml/2006/main" noChangeAspect="1"/>
+            </wp:cNvGraphicFramePr>
+            <a:graphic xmlns:a="http://schemas.openxmlformats.org/drawingml/2006/main">
+              <a:graphicData uri="http://schemas.openxmlformats.org/drawingml/2006/picture">
+                <pic:pic xmlns:pic="http://schemas.openxmlformats.org/drawingml/2006/picture">
+                  <pic:nvPicPr>
+                    <pic:cNvPr id="1460761536" name=""/>
+                    <pic:cNvPicPr/>
+                  </pic:nvPicPr>
+                  <pic:blipFill>
+                    <a:blip r:embed="rId11"/>
+                    <a:stretch>
+                      <a:fillRect/>
+                    </a:stretch>
+                  </pic:blipFill>
+                  <pic:spPr>
+                    <a:xfrm>
+                      <a:off x="0" y="0"/>
+                      <a:ext cx="5612130" cy="2529840"/>
+                    </a:xfrm>
+                    <a:prstGeom prst="rect">
+                      <a:avLst/>
+                    </a:prstGeom>
+                  </pic:spPr>
+                </pic:pic>
+              </a:graphicData>
+            </a:graphic>
+          </wp:inline>
+        </w:drawing>
+      </w:r>
+    </w:p>
+    <w:p>
+      <w:proofErr w:type="spellStart"/>
+      <w:r>
+        <w:lastRenderedPageBreak/>
+        <w:t>Nhận</w:t>
+      </w:r>
+      <w:proofErr w:type="spellEnd"/>
+      <w:r>
+        <w:t xml:space="preserve"> </w:t>
+      </w:r>
+      <w:proofErr w:type="spellStart"/>
+      <w:r>
+        <w:t>xét</w:t>
+      </w:r>
+      <w:proofErr w:type="spellEnd"/>
+      <w:r>
+        <w:t xml:space="preserve">: </w:t>
+      </w:r>
+      <w:proofErr w:type="spellStart"/>
+      <w:r>
+        <w:t>Giữa</w:t>
+      </w:r>
+      <w:proofErr w:type="spellEnd"/>
+      <w:r>
+        <w:t xml:space="preserve"> </w:t>
+      </w:r>
+      <w:proofErr w:type="spellStart"/>
+      <w:r>
+        <w:t>các</w:t>
+      </w:r>
+      <w:proofErr w:type="spellEnd"/>
+      <w:r>
+        <w:t xml:space="preserve"> </w:t>
+      </w:r>
+      <w:proofErr w:type="spellStart"/>
+      <w:r>
+        <w:t>nhóm</w:t>
+      </w:r>
+      <w:proofErr w:type="spellEnd"/>
+      <w:r>
+        <w:t xml:space="preserve"> </w:t>
+      </w:r>
+      <w:proofErr w:type="spellStart"/>
+      <w:r>
+        <w:t>người</w:t>
+      </w:r>
+      <w:proofErr w:type="spellEnd"/>
+      <w:r>
+        <w:t xml:space="preserve"> African </w:t>
+      </w:r>
+      <w:proofErr w:type="spellStart"/>
+      <w:r>
+        <w:t>a</w:t>
+      </w:r>
+      <w:r>
+        <w:t>merican</w:t>
+      </w:r>
+      <w:proofErr w:type="spellEnd"/>
+      <w:r>
+        <w:t xml:space="preserve">, Asian, Caucasian </w:t>
+      </w:r>
+      <w:proofErr w:type="spellStart"/>
+      <w:r>
+        <w:t>không</w:t>
+      </w:r>
+      <w:proofErr w:type="spellEnd"/>
+      <w:r>
+        <w:t xml:space="preserve"> </w:t>
+      </w:r>
+      <w:proofErr w:type="spellStart"/>
+      <w:r>
+        <w:t>có</w:t>
+      </w:r>
+      <w:proofErr w:type="spellEnd"/>
+      <w:r>
+        <w:t xml:space="preserve"> </w:t>
+      </w:r>
+      <w:proofErr w:type="spellStart"/>
+      <w:r>
+        <w:t>sự</w:t>
+      </w:r>
+      <w:proofErr w:type="spellEnd"/>
+      <w:r>
+        <w:t xml:space="preserve"> </w:t>
+      </w:r>
+      <w:proofErr w:type="spellStart"/>
+      <w:r>
+        <w:t>chêch</w:t>
+      </w:r>
+      <w:proofErr w:type="spellEnd"/>
+      <w:r>
+        <w:t xml:space="preserve"> </w:t>
+      </w:r>
+      <w:proofErr w:type="spellStart"/>
+      <w:r>
+        <w:t>lệch</w:t>
+      </w:r>
+      <w:proofErr w:type="spellEnd"/>
+      <w:r>
+        <w:t xml:space="preserve"> </w:t>
+      </w:r>
+      <w:proofErr w:type="spellStart"/>
+      <w:r>
+        <w:t>quá</w:t>
+      </w:r>
+      <w:proofErr w:type="spellEnd"/>
+      <w:r>
+        <w:t xml:space="preserve"> </w:t>
+      </w:r>
+      <w:proofErr w:type="spellStart"/>
+      <w:r>
+        <w:t>lớn</w:t>
+      </w:r>
+      <w:proofErr w:type="spellEnd"/>
+      <w:r>
+        <w:t xml:space="preserve"> </w:t>
+      </w:r>
+      <w:proofErr w:type="spellStart"/>
+      <w:r>
+        <w:t>về</w:t>
+      </w:r>
+      <w:proofErr w:type="spellEnd"/>
+      <w:r>
+        <w:t xml:space="preserve"> </w:t>
+      </w:r>
+      <w:proofErr w:type="spellStart"/>
+      <w:r>
+        <w:t>tỷ</w:t>
+      </w:r>
+      <w:proofErr w:type="spellEnd"/>
+      <w:r>
+        <w:t xml:space="preserve"> </w:t>
+      </w:r>
+      <w:proofErr w:type="spellStart"/>
+      <w:r>
+        <w:t>lệ</w:t>
+      </w:r>
+      <w:proofErr w:type="spellEnd"/>
+      <w:r>
+        <w:t xml:space="preserve"> </w:t>
+      </w:r>
+      <w:proofErr w:type="spellStart"/>
+      <w:r>
+        <w:t>mắc</w:t>
+      </w:r>
+      <w:proofErr w:type="spellEnd"/>
+      <w:r>
+        <w:t xml:space="preserve"> </w:t>
+      </w:r>
+      <w:proofErr w:type="spellStart"/>
+      <w:r>
+        <w:t>bệnh</w:t>
+      </w:r>
+      <w:proofErr w:type="spellEnd"/>
+      <w:r>
+        <w:t xml:space="preserve">. </w:t>
+      </w:r>
+      <w:proofErr w:type="spellStart"/>
+      <w:r>
+        <w:t>Có</w:t>
+      </w:r>
+      <w:proofErr w:type="spellEnd"/>
+      <w:r>
+        <w:t xml:space="preserve"> </w:t>
+      </w:r>
+      <w:proofErr w:type="spellStart"/>
+      <w:r>
+        <w:t>khả</w:t>
+      </w:r>
+      <w:proofErr w:type="spellEnd"/>
+      <w:r>
+        <w:t xml:space="preserve"> </w:t>
+      </w:r>
+      <w:proofErr w:type="spellStart"/>
+      <w:r>
+        <w:t>năng</w:t>
+      </w:r>
+      <w:proofErr w:type="spellEnd"/>
+      <w:r>
+        <w:t xml:space="preserve"> </w:t>
+      </w:r>
+      <w:proofErr w:type="spellStart"/>
+      <w:r>
+        <w:t>không</w:t>
+      </w:r>
+      <w:proofErr w:type="spellEnd"/>
+      <w:r>
+        <w:t xml:space="preserve"> </w:t>
+      </w:r>
+      <w:proofErr w:type="spellStart"/>
+      <w:r>
+        <w:t>ảnh</w:t>
+      </w:r>
+      <w:proofErr w:type="spellEnd"/>
+      <w:r>
+        <w:t xml:space="preserve"> </w:t>
+      </w:r>
+      <w:proofErr w:type="spellStart"/>
+      <w:r>
+        <w:t>hưởng</w:t>
+      </w:r>
+      <w:proofErr w:type="spellEnd"/>
+      <w:r>
+        <w:t xml:space="preserve"> </w:t>
+      </w:r>
+      <w:proofErr w:type="spellStart"/>
+      <w:r>
+        <w:t>đến</w:t>
+      </w:r>
+      <w:proofErr w:type="spellEnd"/>
+      <w:r>
+        <w:t xml:space="preserve"> </w:t>
+      </w:r>
+      <w:proofErr w:type="spellStart"/>
+      <w:r>
+        <w:t>kết</w:t>
+      </w:r>
+      <w:proofErr w:type="spellEnd"/>
+      <w:r>
+        <w:t xml:space="preserve"> </w:t>
+      </w:r>
+      <w:proofErr w:type="spellStart"/>
+      <w:r>
+        <w:t>quả</w:t>
+      </w:r>
+      <w:proofErr w:type="spellEnd"/>
+      <w:r>
+        <w:t xml:space="preserve"> </w:t>
+      </w:r>
+      <w:proofErr w:type="spellStart"/>
+      <w:r>
+        <w:t>loãng</w:t>
+      </w:r>
+      <w:proofErr w:type="spellEnd"/>
+      <w:r>
+        <w:t xml:space="preserve"> </w:t>
+      </w:r>
+      <w:proofErr w:type="spellStart"/>
+      <w:r>
+        <w:t>xương</w:t>
+      </w:r>
+      <w:proofErr w:type="spellEnd"/>
+      <w:r>
+        <w:t>.</w:t>
+      </w:r>
+    </w:p>
+    <w:p>
+      <w:r>
+        <w:t>5.</w:t>
+      </w:r>
+      <w:r>
+        <w:t xml:space="preserve"> </w:t>
+      </w:r>
+      <w:proofErr w:type="spellStart"/>
+      <w:r>
+        <w:t>Mô</w:t>
+      </w:r>
+      <w:proofErr w:type="spellEnd"/>
+      <w:r>
+        <w:t xml:space="preserve"> </w:t>
+      </w:r>
+      <w:proofErr w:type="spellStart"/>
+      <w:r>
+        <w:t>tả</w:t>
+      </w:r>
+      <w:proofErr w:type="spellEnd"/>
+      <w:r>
+        <w:t xml:space="preserve"> </w:t>
+      </w:r>
+      <w:proofErr w:type="spellStart"/>
+      <w:r>
+        <w:t>biến</w:t>
+      </w:r>
+      <w:proofErr w:type="spellEnd"/>
+      <w:r>
+        <w:t xml:space="preserve"> </w:t>
+      </w:r>
+      <w:proofErr w:type="spellStart"/>
+      <w:r>
+        <w:t>định</w:t>
+      </w:r>
+      <w:proofErr w:type="spellEnd"/>
+      <w:r>
+        <w:t xml:space="preserve"> </w:t>
+      </w:r>
+      <w:proofErr w:type="spellStart"/>
+      <w:r>
+        <w:t>tính</w:t>
+      </w:r>
+      <w:proofErr w:type="spellEnd"/>
+      <w:r>
+        <w:t xml:space="preserve"> </w:t>
+      </w:r>
+      <w:proofErr w:type="spellStart"/>
+      <w:r>
+        <w:t>Body.Weight</w:t>
+      </w:r>
+      <w:proofErr w:type="spellEnd"/>
+      <w:r>
+        <w:t>:</w:t>
+      </w:r>
+    </w:p>
+    <w:p>
+      <w:r>
+        <w:drawing>
+          <wp:inline distT="0" distB="0" distL="0" distR="0" wp14:anchorId="2E89E6EA" wp14:editId="79F4C8F9">
+            <wp:extent cx="5612130" cy="3512820"/>
+            <wp:effectExtent l="0" t="0" r="7620" b="0"/>
+            <wp:docPr id="1131974641" name="Picture 1"/>
+            <wp:cNvGraphicFramePr>
+              <a:graphicFrameLocks xmlns:a="http://schemas.openxmlformats.org/drawingml/2006/main" noChangeAspect="1"/>
+            </wp:cNvGraphicFramePr>
+            <a:graphic xmlns:a="http://schemas.openxmlformats.org/drawingml/2006/main">
+              <a:graphicData uri="http://schemas.openxmlformats.org/drawingml/2006/picture">
+                <pic:pic xmlns:pic="http://schemas.openxmlformats.org/drawingml/2006/picture">
+                  <pic:nvPicPr>
+                    <pic:cNvPr id="1131974641" name=""/>
+                    <pic:cNvPicPr/>
+                  </pic:nvPicPr>
+                  <pic:blipFill>
+                    <a:blip r:embed="rId12"/>
+                    <a:stretch>
+                      <a:fillRect/>
+                    </a:stretch>
+                  </pic:blipFill>
+                  <pic:spPr>
+                    <a:xfrm>
+                      <a:off x="0" y="0"/>
+                      <a:ext cx="5612130" cy="3512820"/>
+                    </a:xfrm>
+                    <a:prstGeom prst="rect">
+                      <a:avLst/>
+                    </a:prstGeom>
+                  </pic:spPr>
+                </pic:pic>
+              </a:graphicData>
+            </a:graphic>
+          </wp:inline>
+        </w:drawing>
+      </w:r>
+    </w:p>
+    <w:p>
+      <w:r>
+        <w:t xml:space="preserve">Ở </w:t>
+      </w:r>
+      <w:proofErr w:type="spellStart"/>
+      <w:r>
+        <w:t>đây</w:t>
+      </w:r>
+      <w:proofErr w:type="spellEnd"/>
+      <w:r>
+        <w:t xml:space="preserve"> ta </w:t>
+      </w:r>
+      <w:proofErr w:type="spellStart"/>
+      <w:r>
+        <w:t>thấy</w:t>
+      </w:r>
+      <w:proofErr w:type="spellEnd"/>
+      <w:r>
+        <w:t xml:space="preserve"> </w:t>
+      </w:r>
+      <w:proofErr w:type="spellStart"/>
+      <w:r>
+        <w:t>bệnh</w:t>
+      </w:r>
+      <w:proofErr w:type="spellEnd"/>
+      <w:r>
+        <w:t xml:space="preserve"> </w:t>
+      </w:r>
+      <w:proofErr w:type="spellStart"/>
+      <w:r>
+        <w:t>nhân</w:t>
+      </w:r>
+      <w:proofErr w:type="spellEnd"/>
+      <w:r>
+        <w:t xml:space="preserve"> </w:t>
+      </w:r>
+      <w:proofErr w:type="spellStart"/>
+      <w:r>
+        <w:t>có</w:t>
+      </w:r>
+      <w:proofErr w:type="spellEnd"/>
+      <w:r>
+        <w:t xml:space="preserve"> </w:t>
+      </w:r>
+      <w:proofErr w:type="spellStart"/>
+      <w:r>
+        <w:t>cân</w:t>
+      </w:r>
+      <w:proofErr w:type="spellEnd"/>
+      <w:r>
+        <w:t xml:space="preserve"> </w:t>
+      </w:r>
+      <w:proofErr w:type="spellStart"/>
+      <w:r>
+        <w:t>nặng</w:t>
+      </w:r>
+      <w:proofErr w:type="spellEnd"/>
+      <w:r>
+        <w:t xml:space="preserve"> normal </w:t>
+      </w:r>
+      <w:proofErr w:type="spellStart"/>
+      <w:r>
+        <w:t>có</w:t>
+      </w:r>
+      <w:proofErr w:type="spellEnd"/>
+      <w:r>
+        <w:t xml:space="preserve"> </w:t>
+      </w:r>
+      <w:proofErr w:type="spellStart"/>
+      <w:r>
+        <w:t>tỉ</w:t>
+      </w:r>
+      <w:proofErr w:type="spellEnd"/>
+      <w:r>
+        <w:t xml:space="preserve"> </w:t>
+      </w:r>
+      <w:proofErr w:type="spellStart"/>
+      <w:r>
+        <w:t>lệ</w:t>
+      </w:r>
+      <w:proofErr w:type="spellEnd"/>
+      <w:r>
+        <w:t xml:space="preserve"> </w:t>
+      </w:r>
+      <w:proofErr w:type="spellStart"/>
+      <w:r>
+        <w:t>mắc</w:t>
+      </w:r>
+      <w:proofErr w:type="spellEnd"/>
+      <w:r>
+        <w:t xml:space="preserve"> </w:t>
+      </w:r>
+      <w:proofErr w:type="spellStart"/>
+      <w:r>
+        <w:t>bệnh</w:t>
+      </w:r>
+      <w:proofErr w:type="spellEnd"/>
+      <w:r>
+        <w:t xml:space="preserve"> </w:t>
+      </w:r>
+      <w:proofErr w:type="spellStart"/>
+      <w:r>
+        <w:t>thấp</w:t>
+      </w:r>
+      <w:proofErr w:type="spellEnd"/>
+      <w:r>
+        <w:t xml:space="preserve"> </w:t>
+      </w:r>
+      <w:proofErr w:type="spellStart"/>
+      <w:r>
+        <w:t>hớn</w:t>
+      </w:r>
+      <w:proofErr w:type="spellEnd"/>
+      <w:r>
+        <w:t xml:space="preserve"> </w:t>
+      </w:r>
+      <w:proofErr w:type="spellStart"/>
+      <w:r>
+        <w:t>cân</w:t>
+      </w:r>
+      <w:proofErr w:type="spellEnd"/>
+      <w:r>
+        <w:t xml:space="preserve"> </w:t>
+      </w:r>
+      <w:proofErr w:type="spellStart"/>
+      <w:r>
+        <w:t>nặng</w:t>
+      </w:r>
+      <w:proofErr w:type="spellEnd"/>
+      <w:r>
+        <w:t xml:space="preserve"> underweight. Ta </w:t>
+      </w:r>
+      <w:proofErr w:type="spellStart"/>
+      <w:r>
+        <w:t>nghi</w:t>
+      </w:r>
+      <w:proofErr w:type="spellEnd"/>
+      <w:r>
+        <w:t xml:space="preserve"> </w:t>
+      </w:r>
+      <w:proofErr w:type="spellStart"/>
+      <w:r>
+        <w:t>ngờ</w:t>
+      </w:r>
+      <w:proofErr w:type="spellEnd"/>
+      <w:r>
+        <w:t xml:space="preserve"> </w:t>
+      </w:r>
+      <w:proofErr w:type="spellStart"/>
+      <w:r>
+        <w:t>biến</w:t>
+      </w:r>
+      <w:proofErr w:type="spellEnd"/>
+      <w:r>
+        <w:t xml:space="preserve"> </w:t>
+      </w:r>
+      <w:proofErr w:type="spellStart"/>
+      <w:r>
+        <w:t>này</w:t>
+      </w:r>
+      <w:proofErr w:type="spellEnd"/>
+      <w:r>
+        <w:t xml:space="preserve"> </w:t>
+      </w:r>
+      <w:proofErr w:type="spellStart"/>
+      <w:r>
+        <w:t>có</w:t>
+      </w:r>
+      <w:proofErr w:type="spellEnd"/>
+      <w:r>
+        <w:t xml:space="preserve"> </w:t>
+      </w:r>
+      <w:proofErr w:type="spellStart"/>
+      <w:r>
+        <w:t>thể</w:t>
+      </w:r>
+      <w:proofErr w:type="spellEnd"/>
+      <w:r>
+        <w:t xml:space="preserve"> </w:t>
+      </w:r>
+      <w:proofErr w:type="spellStart"/>
+      <w:r>
+        <w:t>gây</w:t>
+      </w:r>
+      <w:proofErr w:type="spellEnd"/>
+      <w:r>
+        <w:t xml:space="preserve"> </w:t>
+      </w:r>
+      <w:proofErr w:type="spellStart"/>
+      <w:r>
+        <w:t>ảnh</w:t>
+      </w:r>
+      <w:proofErr w:type="spellEnd"/>
+      <w:r>
+        <w:t xml:space="preserve"> </w:t>
+      </w:r>
+      <w:proofErr w:type="spellStart"/>
+      <w:r>
+        <w:t>hưởng</w:t>
+      </w:r>
+      <w:proofErr w:type="spellEnd"/>
+      <w:r>
+        <w:t>.</w:t>
+      </w:r>
+    </w:p>
+    <w:p>
+      <w:r>
+        <w:lastRenderedPageBreak/>
+        <w:t xml:space="preserve">6.  </w:t>
+      </w:r>
+      <w:proofErr w:type="spellStart"/>
+      <w:r>
+        <w:t>Mô</w:t>
+      </w:r>
+      <w:proofErr w:type="spellEnd"/>
+      <w:r>
+        <w:t xml:space="preserve"> </w:t>
+      </w:r>
+      <w:proofErr w:type="spellStart"/>
+      <w:r>
+        <w:t>tả</w:t>
+      </w:r>
+      <w:proofErr w:type="spellEnd"/>
+      <w:r>
+        <w:t xml:space="preserve"> </w:t>
+      </w:r>
+      <w:proofErr w:type="spellStart"/>
+      <w:r>
+        <w:t>biến</w:t>
+      </w:r>
+      <w:proofErr w:type="spellEnd"/>
+      <w:r>
+        <w:t xml:space="preserve"> </w:t>
+      </w:r>
+      <w:proofErr w:type="spellStart"/>
+      <w:r>
+        <w:t>định</w:t>
+      </w:r>
+      <w:proofErr w:type="spellEnd"/>
+      <w:r>
+        <w:t xml:space="preserve"> </w:t>
+      </w:r>
+      <w:proofErr w:type="spellStart"/>
+      <w:r>
+        <w:t>tính</w:t>
+      </w:r>
+      <w:proofErr w:type="spellEnd"/>
+      <w:r>
+        <w:t xml:space="preserve"> </w:t>
+      </w:r>
+      <w:proofErr w:type="spellStart"/>
+      <w:r>
+        <w:t>Calcium.Intake</w:t>
+      </w:r>
+      <w:proofErr w:type="spellEnd"/>
+      <w:r>
+        <w:t>:</w:t>
+      </w:r>
+      <w:r>
+        <w:drawing>
+          <wp:inline distT="0" distB="0" distL="0" distR="0" wp14:anchorId="5A38E3C8" wp14:editId="6475DB09">
+            <wp:extent cx="5612130" cy="3378835"/>
+            <wp:effectExtent l="0" t="0" r="7620" b="0"/>
+            <wp:docPr id="1432222080" name="Picture 1"/>
+            <wp:cNvGraphicFramePr>
+              <a:graphicFrameLocks xmlns:a="http://schemas.openxmlformats.org/drawingml/2006/main" noChangeAspect="1"/>
+            </wp:cNvGraphicFramePr>
+            <a:graphic xmlns:a="http://schemas.openxmlformats.org/drawingml/2006/main">
+              <a:graphicData uri="http://schemas.openxmlformats.org/drawingml/2006/picture">
+                <pic:pic xmlns:pic="http://schemas.openxmlformats.org/drawingml/2006/picture">
+                  <pic:nvPicPr>
+                    <pic:cNvPr id="1432222080" name=""/>
+                    <pic:cNvPicPr/>
+                  </pic:nvPicPr>
+                  <pic:blipFill>
+                    <a:blip r:embed="rId13"/>
+                    <a:stretch>
+                      <a:fillRect/>
+                    </a:stretch>
+                  </pic:blipFill>
+                  <pic:spPr>
+                    <a:xfrm>
+                      <a:off x="0" y="0"/>
+                      <a:ext cx="5612130" cy="3378835"/>
+                    </a:xfrm>
+                    <a:prstGeom prst="rect">
+                      <a:avLst/>
+                    </a:prstGeom>
+                  </pic:spPr>
+                </pic:pic>
+              </a:graphicData>
+            </a:graphic>
+          </wp:inline>
+        </w:drawing>
+      </w:r>
+    </w:p>
+    <w:p>
+      <w:proofErr w:type="spellStart"/>
+      <w:r>
+        <w:t>Nhận</w:t>
+      </w:r>
+      <w:proofErr w:type="spellEnd"/>
+      <w:r>
+        <w:t xml:space="preserve"> </w:t>
+      </w:r>
+      <w:proofErr w:type="spellStart"/>
+      <w:r>
+        <w:t>xét</w:t>
+      </w:r>
+      <w:proofErr w:type="spellEnd"/>
+      <w:r>
+        <w:t>:</w:t>
+      </w:r>
+      <w:r>
+        <w:t xml:space="preserve"> </w:t>
+      </w:r>
+      <w:proofErr w:type="spellStart"/>
+      <w:r>
+        <w:t>Chúng</w:t>
+      </w:r>
+      <w:proofErr w:type="spellEnd"/>
+      <w:r>
+        <w:t xml:space="preserve"> ta </w:t>
+      </w:r>
+      <w:proofErr w:type="spellStart"/>
+      <w:r>
+        <w:t>thấy</w:t>
+      </w:r>
+      <w:proofErr w:type="spellEnd"/>
+      <w:r>
+        <w:t xml:space="preserve"> </w:t>
+      </w:r>
+      <w:proofErr w:type="spellStart"/>
+      <w:r>
+        <w:t>tỷ</w:t>
+      </w:r>
+      <w:proofErr w:type="spellEnd"/>
+      <w:r>
+        <w:t xml:space="preserve"> </w:t>
+      </w:r>
+      <w:proofErr w:type="spellStart"/>
+      <w:r>
+        <w:t>lệ</w:t>
+      </w:r>
+      <w:proofErr w:type="spellEnd"/>
+      <w:r>
+        <w:t xml:space="preserve"> </w:t>
+      </w:r>
+      <w:proofErr w:type="spellStart"/>
+      <w:r>
+        <w:t>mắc</w:t>
+      </w:r>
+      <w:proofErr w:type="spellEnd"/>
+      <w:r>
+        <w:t xml:space="preserve"> </w:t>
+      </w:r>
+      <w:proofErr w:type="spellStart"/>
+      <w:r>
+        <w:t>bệnh</w:t>
+      </w:r>
+      <w:proofErr w:type="spellEnd"/>
+      <w:r>
+        <w:t xml:space="preserve"> </w:t>
+      </w:r>
+      <w:proofErr w:type="spellStart"/>
+      <w:r>
+        <w:t>giữa</w:t>
+      </w:r>
+      <w:proofErr w:type="spellEnd"/>
+      <w:r>
+        <w:t xml:space="preserve"> </w:t>
+      </w:r>
+      <w:proofErr w:type="spellStart"/>
+      <w:r>
+        <w:t>nhóm</w:t>
+      </w:r>
+      <w:proofErr w:type="spellEnd"/>
+      <w:r>
+        <w:t xml:space="preserve"> </w:t>
+      </w:r>
+      <w:r>
+        <w:t xml:space="preserve">adequate </w:t>
+      </w:r>
+      <w:proofErr w:type="spellStart"/>
+      <w:r>
+        <w:t>và</w:t>
+      </w:r>
+      <w:proofErr w:type="spellEnd"/>
+      <w:r>
+        <w:t xml:space="preserve"> low </w:t>
+      </w:r>
+      <w:proofErr w:type="spellStart"/>
+      <w:r>
+        <w:t>tương</w:t>
+      </w:r>
+      <w:proofErr w:type="spellEnd"/>
+      <w:r>
+        <w:t xml:space="preserve"> </w:t>
+      </w:r>
+      <w:proofErr w:type="spellStart"/>
+      <w:r>
+        <w:t>đối</w:t>
+      </w:r>
+      <w:proofErr w:type="spellEnd"/>
+      <w:r>
+        <w:t xml:space="preserve"> </w:t>
+      </w:r>
+      <w:proofErr w:type="spellStart"/>
+      <w:r>
+        <w:t>tương</w:t>
+      </w:r>
+      <w:proofErr w:type="spellEnd"/>
+      <w:r>
+        <w:t xml:space="preserve"> </w:t>
+      </w:r>
+      <w:proofErr w:type="spellStart"/>
+      <w:r>
+        <w:t>đồng</w:t>
+      </w:r>
+      <w:proofErr w:type="spellEnd"/>
+      <w:r>
+        <w:t xml:space="preserve">, </w:t>
+      </w:r>
+      <w:proofErr w:type="spellStart"/>
+      <w:r>
+        <w:t>không</w:t>
+      </w:r>
+      <w:proofErr w:type="spellEnd"/>
+      <w:r>
+        <w:t xml:space="preserve"> </w:t>
+      </w:r>
+      <w:proofErr w:type="spellStart"/>
+      <w:r>
+        <w:t>có</w:t>
+      </w:r>
+      <w:proofErr w:type="spellEnd"/>
+      <w:r>
+        <w:t xml:space="preserve"> </w:t>
+      </w:r>
+      <w:proofErr w:type="spellStart"/>
+      <w:r>
+        <w:t>sự</w:t>
+      </w:r>
+      <w:proofErr w:type="spellEnd"/>
+      <w:r>
+        <w:t xml:space="preserve"> </w:t>
+      </w:r>
+      <w:proofErr w:type="spellStart"/>
+      <w:r>
+        <w:t>chêch</w:t>
+      </w:r>
+      <w:proofErr w:type="spellEnd"/>
+      <w:r>
+        <w:t xml:space="preserve"> </w:t>
+      </w:r>
+      <w:proofErr w:type="spellStart"/>
+      <w:r>
+        <w:t>lệch</w:t>
+      </w:r>
+      <w:proofErr w:type="spellEnd"/>
+      <w:r>
+        <w:t xml:space="preserve"> </w:t>
+      </w:r>
+      <w:proofErr w:type="spellStart"/>
+      <w:r>
+        <w:t>quá</w:t>
+      </w:r>
+      <w:proofErr w:type="spellEnd"/>
+      <w:r>
+        <w:t xml:space="preserve"> </w:t>
+      </w:r>
+      <w:proofErr w:type="spellStart"/>
+      <w:r>
+        <w:t>lớn</w:t>
+      </w:r>
+      <w:proofErr w:type="spellEnd"/>
+      <w:r>
+        <w:t xml:space="preserve"> </w:t>
+      </w:r>
+      <w:proofErr w:type="spellStart"/>
+      <w:r>
+        <w:t>về</w:t>
+      </w:r>
+      <w:proofErr w:type="spellEnd"/>
+      <w:r>
+        <w:t xml:space="preserve"> </w:t>
+      </w:r>
+      <w:proofErr w:type="spellStart"/>
+      <w:r>
+        <w:t>tỷ</w:t>
+      </w:r>
+      <w:proofErr w:type="spellEnd"/>
+      <w:r>
+        <w:t xml:space="preserve"> </w:t>
+      </w:r>
+      <w:proofErr w:type="spellStart"/>
+      <w:r>
+        <w:t>lệ</w:t>
+      </w:r>
+      <w:proofErr w:type="spellEnd"/>
+      <w:r>
+        <w:t xml:space="preserve"> </w:t>
+      </w:r>
+      <w:proofErr w:type="spellStart"/>
+      <w:r>
+        <w:t>mắc</w:t>
+      </w:r>
+      <w:proofErr w:type="spellEnd"/>
+      <w:r>
+        <w:t xml:space="preserve"> </w:t>
+      </w:r>
+      <w:proofErr w:type="spellStart"/>
+      <w:r>
+        <w:t>bệnh</w:t>
+      </w:r>
+      <w:proofErr w:type="spellEnd"/>
+      <w:r>
+        <w:t xml:space="preserve"> </w:t>
+      </w:r>
+      <w:proofErr w:type="spellStart"/>
+      <w:r>
+        <w:t>giữa</w:t>
+      </w:r>
+      <w:proofErr w:type="spellEnd"/>
+      <w:r>
+        <w:t xml:space="preserve"> 2 </w:t>
+      </w:r>
+      <w:proofErr w:type="spellStart"/>
+      <w:r>
+        <w:t>nhóm</w:t>
+      </w:r>
+      <w:proofErr w:type="spellEnd"/>
+      <w:r>
+        <w:t xml:space="preserve">. </w:t>
+      </w:r>
+      <w:proofErr w:type="spellStart"/>
+      <w:r>
+        <w:t>Có</w:t>
+      </w:r>
+      <w:proofErr w:type="spellEnd"/>
+      <w:r>
+        <w:t xml:space="preserve"> </w:t>
+      </w:r>
+      <w:proofErr w:type="spellStart"/>
+      <w:r>
+        <w:t>khả</w:t>
+      </w:r>
+      <w:proofErr w:type="spellEnd"/>
+      <w:r>
+        <w:t xml:space="preserve"> </w:t>
+      </w:r>
+      <w:proofErr w:type="spellStart"/>
+      <w:r>
+        <w:t>năng</w:t>
+      </w:r>
+      <w:proofErr w:type="spellEnd"/>
+      <w:r>
+        <w:t xml:space="preserve"> </w:t>
+      </w:r>
+      <w:proofErr w:type="spellStart"/>
+      <w:r>
+        <w:t>không</w:t>
+      </w:r>
+      <w:proofErr w:type="spellEnd"/>
+      <w:r>
+        <w:t xml:space="preserve"> </w:t>
+      </w:r>
+      <w:proofErr w:type="spellStart"/>
+      <w:r>
+        <w:t>ảnh</w:t>
+      </w:r>
+      <w:proofErr w:type="spellEnd"/>
+      <w:r>
+        <w:t xml:space="preserve"> </w:t>
+      </w:r>
+      <w:proofErr w:type="spellStart"/>
+      <w:r>
+        <w:t>hưởng</w:t>
+      </w:r>
+      <w:proofErr w:type="spellEnd"/>
+      <w:r>
+        <w:t xml:space="preserve"> </w:t>
+      </w:r>
+      <w:proofErr w:type="spellStart"/>
+      <w:r>
+        <w:t>đến</w:t>
+      </w:r>
+      <w:proofErr w:type="spellEnd"/>
+      <w:r>
+        <w:t xml:space="preserve"> </w:t>
+      </w:r>
+      <w:proofErr w:type="spellStart"/>
+      <w:r>
+        <w:t>kết</w:t>
+      </w:r>
+      <w:proofErr w:type="spellEnd"/>
+      <w:r>
+        <w:t xml:space="preserve"> </w:t>
+      </w:r>
+      <w:proofErr w:type="spellStart"/>
+      <w:r>
+        <w:t>quả</w:t>
+      </w:r>
+      <w:proofErr w:type="spellEnd"/>
+      <w:r>
+        <w:t xml:space="preserve"> </w:t>
+      </w:r>
+      <w:proofErr w:type="spellStart"/>
+      <w:r>
+        <w:t>loãng</w:t>
+      </w:r>
+      <w:proofErr w:type="spellEnd"/>
+      <w:r>
+        <w:t xml:space="preserve"> </w:t>
+      </w:r>
+      <w:proofErr w:type="spellStart"/>
+      <w:r>
+        <w:t>xương</w:t>
+      </w:r>
+      <w:proofErr w:type="spellEnd"/>
+      <w:r>
+        <w:t>.</w:t>
+      </w:r>
+    </w:p>
+    <w:p>
+      <w:r>
+        <w:t xml:space="preserve">7. </w:t>
+      </w:r>
+      <w:proofErr w:type="spellStart"/>
+      <w:r>
+        <w:t>Mô</w:t>
+      </w:r>
+      <w:proofErr w:type="spellEnd"/>
+      <w:r>
+        <w:t xml:space="preserve"> </w:t>
+      </w:r>
+      <w:proofErr w:type="spellStart"/>
+      <w:r>
+        <w:t>tả</w:t>
+      </w:r>
+      <w:proofErr w:type="spellEnd"/>
+      <w:r>
+        <w:t xml:space="preserve"> </w:t>
+      </w:r>
+      <w:proofErr w:type="spellStart"/>
+      <w:r>
+        <w:t>biến</w:t>
+      </w:r>
+      <w:proofErr w:type="spellEnd"/>
+      <w:r>
+        <w:t xml:space="preserve"> </w:t>
+      </w:r>
+      <w:proofErr w:type="spellStart"/>
+      <w:r>
+        <w:t>định</w:t>
+      </w:r>
+      <w:proofErr w:type="spellEnd"/>
+      <w:r>
+        <w:t xml:space="preserve"> </w:t>
+      </w:r>
+      <w:proofErr w:type="spellStart"/>
+      <w:r>
+        <w:t>tính</w:t>
+      </w:r>
+      <w:proofErr w:type="spellEnd"/>
+      <w:r>
+        <w:t xml:space="preserve"> </w:t>
+      </w:r>
+      <w:proofErr w:type="spellStart"/>
+      <w:proofErr w:type="gramStart"/>
+      <w:r>
+        <w:t>Vitamin.D.Intake</w:t>
+      </w:r>
+      <w:proofErr w:type="spellEnd"/>
+      <w:proofErr w:type="gramEnd"/>
+      <w:r>
+        <w:t>:</w:t>
+      </w:r>
+    </w:p>
+    <w:p>
+      <w:r>
+        <w:lastRenderedPageBreak/>
+        <w:drawing>
+          <wp:inline distT="0" distB="0" distL="0" distR="0" wp14:anchorId="72142929" wp14:editId="4C11487B">
+            <wp:extent cx="5612130" cy="3411220"/>
+            <wp:effectExtent l="0" t="0" r="7620" b="0"/>
+            <wp:docPr id="113559573" name="Picture 1"/>
+            <wp:cNvGraphicFramePr>
+              <a:graphicFrameLocks xmlns:a="http://schemas.openxmlformats.org/drawingml/2006/main" noChangeAspect="1"/>
+            </wp:cNvGraphicFramePr>
+            <a:graphic xmlns:a="http://schemas.openxmlformats.org/drawingml/2006/main">
+              <a:graphicData uri="http://schemas.openxmlformats.org/drawingml/2006/picture">
+                <pic:pic xmlns:pic="http://schemas.openxmlformats.org/drawingml/2006/picture">
+                  <pic:nvPicPr>
+                    <pic:cNvPr id="113559573" name=""/>
+                    <pic:cNvPicPr/>
+                  </pic:nvPicPr>
+                  <pic:blipFill>
+                    <a:blip r:embed="rId14"/>
+                    <a:stretch>
+                      <a:fillRect/>
+                    </a:stretch>
+                  </pic:blipFill>
+                  <pic:spPr>
+                    <a:xfrm>
+                      <a:off x="0" y="0"/>
+                      <a:ext cx="5612130" cy="3411220"/>
+                    </a:xfrm>
+                    <a:prstGeom prst="rect">
+                      <a:avLst/>
+                    </a:prstGeom>
+                  </pic:spPr>
+                </pic:pic>
+              </a:graphicData>
+            </a:graphic>
+          </wp:inline>
+        </w:drawing>
+      </w:r>
+    </w:p>
+    <w:p>
+      <w:proofErr w:type="spellStart"/>
+      <w:r>
+        <w:t>Nhận</w:t>
+      </w:r>
+      <w:proofErr w:type="spellEnd"/>
+      <w:r>
+        <w:t xml:space="preserve"> </w:t>
+      </w:r>
+      <w:proofErr w:type="spellStart"/>
+      <w:r>
+        <w:t>xét</w:t>
+      </w:r>
+      <w:proofErr w:type="spellEnd"/>
+      <w:r>
+        <w:t>:</w:t>
+      </w:r>
+      <w:r>
+        <w:t xml:space="preserve"> </w:t>
+      </w:r>
+      <w:proofErr w:type="spellStart"/>
+      <w:r>
+        <w:t>Chúng</w:t>
+      </w:r>
+      <w:proofErr w:type="spellEnd"/>
+      <w:r>
+        <w:t xml:space="preserve"> ta </w:t>
+      </w:r>
+      <w:proofErr w:type="spellStart"/>
+      <w:r>
+        <w:t>thấy</w:t>
+      </w:r>
+      <w:proofErr w:type="spellEnd"/>
+      <w:r>
+        <w:t xml:space="preserve"> </w:t>
+      </w:r>
+      <w:proofErr w:type="spellStart"/>
+      <w:r>
+        <w:t>tỷ</w:t>
+      </w:r>
+      <w:proofErr w:type="spellEnd"/>
+      <w:r>
+        <w:t xml:space="preserve"> </w:t>
+      </w:r>
+      <w:proofErr w:type="spellStart"/>
+      <w:r>
+        <w:t>lệ</w:t>
+      </w:r>
+      <w:proofErr w:type="spellEnd"/>
+      <w:r>
+        <w:t xml:space="preserve"> </w:t>
+      </w:r>
+      <w:proofErr w:type="spellStart"/>
+      <w:r>
+        <w:t>mắc</w:t>
+      </w:r>
+      <w:proofErr w:type="spellEnd"/>
+      <w:r>
+        <w:t xml:space="preserve"> </w:t>
+      </w:r>
+      <w:proofErr w:type="spellStart"/>
+      <w:r>
+        <w:t>bệnh</w:t>
+      </w:r>
+      <w:proofErr w:type="spellEnd"/>
+      <w:r>
+        <w:t xml:space="preserve"> </w:t>
+      </w:r>
+      <w:proofErr w:type="spellStart"/>
+      <w:r>
+        <w:t>giữa</w:t>
+      </w:r>
+      <w:proofErr w:type="spellEnd"/>
+      <w:r>
+        <w:t xml:space="preserve"> </w:t>
+      </w:r>
+      <w:proofErr w:type="spellStart"/>
+      <w:r>
+        <w:t>nhóm</w:t>
+      </w:r>
+      <w:proofErr w:type="spellEnd"/>
+      <w:r>
+        <w:t xml:space="preserve"> </w:t>
+      </w:r>
+      <w:r>
+        <w:t xml:space="preserve">Insufficient </w:t>
+      </w:r>
+      <w:proofErr w:type="spellStart"/>
+      <w:r>
+        <w:t>và</w:t>
+      </w:r>
+      <w:proofErr w:type="spellEnd"/>
+      <w:r>
+        <w:t xml:space="preserve"> </w:t>
+      </w:r>
+      <w:r>
+        <w:t>sufficient</w:t>
+      </w:r>
+      <w:r>
+        <w:t xml:space="preserve"> </w:t>
+      </w:r>
+      <w:proofErr w:type="spellStart"/>
+      <w:r>
+        <w:t>tương</w:t>
+      </w:r>
+      <w:proofErr w:type="spellEnd"/>
+      <w:r>
+        <w:t xml:space="preserve"> </w:t>
+      </w:r>
+      <w:proofErr w:type="spellStart"/>
+      <w:r>
+        <w:t>đối</w:t>
+      </w:r>
+      <w:proofErr w:type="spellEnd"/>
+      <w:r>
+        <w:t xml:space="preserve"> </w:t>
+      </w:r>
+      <w:proofErr w:type="spellStart"/>
+      <w:r>
+        <w:t>tương</w:t>
+      </w:r>
+      <w:proofErr w:type="spellEnd"/>
+      <w:r>
+        <w:t xml:space="preserve"> </w:t>
+      </w:r>
+      <w:proofErr w:type="spellStart"/>
+      <w:r>
+        <w:t>đồng</w:t>
+      </w:r>
+      <w:proofErr w:type="spellEnd"/>
+      <w:r>
+        <w:t xml:space="preserve">, </w:t>
+      </w:r>
+      <w:proofErr w:type="spellStart"/>
+      <w:r>
+        <w:t>không</w:t>
+      </w:r>
+      <w:proofErr w:type="spellEnd"/>
+      <w:r>
+        <w:t xml:space="preserve"> </w:t>
+      </w:r>
+      <w:proofErr w:type="spellStart"/>
+      <w:r>
+        <w:t>có</w:t>
+      </w:r>
+      <w:proofErr w:type="spellEnd"/>
+      <w:r>
+        <w:t xml:space="preserve"> </w:t>
+      </w:r>
+      <w:proofErr w:type="spellStart"/>
+      <w:r>
+        <w:t>sự</w:t>
+      </w:r>
+      <w:proofErr w:type="spellEnd"/>
+      <w:r>
+        <w:t xml:space="preserve"> </w:t>
+      </w:r>
+      <w:proofErr w:type="spellStart"/>
+      <w:r>
+        <w:t>chêch</w:t>
+      </w:r>
+      <w:proofErr w:type="spellEnd"/>
+      <w:r>
+        <w:t xml:space="preserve"> </w:t>
+      </w:r>
+      <w:proofErr w:type="spellStart"/>
+      <w:r>
+        <w:t>lệch</w:t>
+      </w:r>
+      <w:proofErr w:type="spellEnd"/>
+      <w:r>
+        <w:t xml:space="preserve"> </w:t>
+      </w:r>
+      <w:proofErr w:type="spellStart"/>
+      <w:r>
+        <w:t>quá</w:t>
+      </w:r>
+      <w:proofErr w:type="spellEnd"/>
+      <w:r>
+        <w:t xml:space="preserve"> </w:t>
+      </w:r>
+      <w:proofErr w:type="spellStart"/>
+      <w:r>
+        <w:t>lớn</w:t>
+      </w:r>
+      <w:proofErr w:type="spellEnd"/>
+      <w:r>
+        <w:t xml:space="preserve"> </w:t>
+      </w:r>
+      <w:proofErr w:type="spellStart"/>
+      <w:r>
+        <w:t>về</w:t>
+      </w:r>
+      <w:proofErr w:type="spellEnd"/>
+      <w:r>
+        <w:t xml:space="preserve"> </w:t>
+      </w:r>
+      <w:proofErr w:type="spellStart"/>
+      <w:r>
+        <w:t>tỷ</w:t>
+      </w:r>
+      <w:proofErr w:type="spellEnd"/>
+      <w:r>
+        <w:t xml:space="preserve"> </w:t>
+      </w:r>
+      <w:proofErr w:type="spellStart"/>
+      <w:r>
+        <w:t>lệ</w:t>
+      </w:r>
+      <w:proofErr w:type="spellEnd"/>
+      <w:r>
+        <w:t xml:space="preserve"> </w:t>
+      </w:r>
+      <w:proofErr w:type="spellStart"/>
+      <w:r>
+        <w:t>mắc</w:t>
+      </w:r>
+      <w:proofErr w:type="spellEnd"/>
+      <w:r>
+        <w:t xml:space="preserve"> </w:t>
+      </w:r>
+      <w:proofErr w:type="spellStart"/>
+      <w:r>
+        <w:t>bệnh</w:t>
+      </w:r>
+      <w:proofErr w:type="spellEnd"/>
+      <w:r>
+        <w:t xml:space="preserve"> </w:t>
+      </w:r>
+      <w:proofErr w:type="spellStart"/>
+      <w:r>
+        <w:t>giữa</w:t>
+      </w:r>
+      <w:proofErr w:type="spellEnd"/>
+      <w:r>
+        <w:t xml:space="preserve"> 2 </w:t>
+      </w:r>
+      <w:proofErr w:type="spellStart"/>
+      <w:r>
+        <w:t>nhóm</w:t>
+      </w:r>
+      <w:proofErr w:type="spellEnd"/>
+      <w:r>
+        <w:t xml:space="preserve">. </w:t>
+      </w:r>
+      <w:proofErr w:type="spellStart"/>
+      <w:r>
+        <w:t>Có</w:t>
+      </w:r>
+      <w:proofErr w:type="spellEnd"/>
+      <w:r>
+        <w:t xml:space="preserve"> </w:t>
+      </w:r>
+      <w:proofErr w:type="spellStart"/>
+      <w:r>
+        <w:t>khả</w:t>
+      </w:r>
+      <w:proofErr w:type="spellEnd"/>
+      <w:r>
+        <w:t xml:space="preserve"> </w:t>
+      </w:r>
+      <w:proofErr w:type="spellStart"/>
+      <w:r>
+        <w:t>năng</w:t>
+      </w:r>
+      <w:proofErr w:type="spellEnd"/>
+      <w:r>
+        <w:t xml:space="preserve"> </w:t>
+      </w:r>
+      <w:proofErr w:type="spellStart"/>
+      <w:r>
+        <w:t>không</w:t>
+      </w:r>
+      <w:proofErr w:type="spellEnd"/>
+      <w:r>
+        <w:t xml:space="preserve"> </w:t>
+      </w:r>
+      <w:proofErr w:type="spellStart"/>
+      <w:r>
+        <w:t>ảnh</w:t>
+      </w:r>
+      <w:proofErr w:type="spellEnd"/>
+      <w:r>
+        <w:t xml:space="preserve"> </w:t>
+      </w:r>
+      <w:proofErr w:type="spellStart"/>
+      <w:r>
+        <w:t>hưởng</w:t>
+      </w:r>
+      <w:proofErr w:type="spellEnd"/>
+      <w:r>
+        <w:t xml:space="preserve"> </w:t>
+      </w:r>
+      <w:proofErr w:type="spellStart"/>
+      <w:r>
+        <w:t>đến</w:t>
+      </w:r>
+      <w:proofErr w:type="spellEnd"/>
+      <w:r>
+        <w:t xml:space="preserve"> </w:t>
+      </w:r>
+      <w:proofErr w:type="spellStart"/>
+      <w:r>
+        <w:t>kết</w:t>
+      </w:r>
+      <w:proofErr w:type="spellEnd"/>
+      <w:r>
+        <w:t xml:space="preserve"> </w:t>
+      </w:r>
+      <w:proofErr w:type="spellStart"/>
+      <w:r>
+        <w:t>quả</w:t>
+      </w:r>
+      <w:proofErr w:type="spellEnd"/>
+      <w:r>
+        <w:t xml:space="preserve"> </w:t>
+      </w:r>
+      <w:proofErr w:type="spellStart"/>
+      <w:r>
+        <w:t>loãng</w:t>
+      </w:r>
+      <w:proofErr w:type="spellEnd"/>
+      <w:r>
+        <w:t xml:space="preserve"> </w:t>
+      </w:r>
+      <w:proofErr w:type="spellStart"/>
+      <w:r>
+        <w:t>xương</w:t>
+      </w:r>
+      <w:proofErr w:type="spellEnd"/>
+      <w:r>
+        <w:t>.</w:t>
+      </w:r>
+    </w:p>
+    <w:p>
+      <w:r>
+        <w:t xml:space="preserve">8. </w:t>
+      </w:r>
+      <w:proofErr w:type="spellStart"/>
+      <w:r>
+        <w:t>Mô</w:t>
+      </w:r>
+      <w:proofErr w:type="spellEnd"/>
+      <w:r>
+        <w:t xml:space="preserve"> </w:t>
+      </w:r>
+      <w:proofErr w:type="spellStart"/>
+      <w:r>
+        <w:t>tả</w:t>
+      </w:r>
+      <w:proofErr w:type="spellEnd"/>
+      <w:r>
+        <w:t xml:space="preserve"> </w:t>
+      </w:r>
+      <w:proofErr w:type="spellStart"/>
+      <w:r>
+        <w:t>biến</w:t>
+      </w:r>
+      <w:proofErr w:type="spellEnd"/>
+      <w:r>
+        <w:t xml:space="preserve"> </w:t>
+      </w:r>
+      <w:proofErr w:type="spellStart"/>
+      <w:r>
+        <w:t>định</w:t>
+      </w:r>
+      <w:proofErr w:type="spellEnd"/>
+      <w:r>
+        <w:t xml:space="preserve"> </w:t>
+      </w:r>
+      <w:proofErr w:type="spellStart"/>
+      <w:r>
+        <w:t>tính</w:t>
+      </w:r>
+      <w:proofErr w:type="spellEnd"/>
+      <w:r>
+        <w:t xml:space="preserve"> </w:t>
+      </w:r>
+      <w:proofErr w:type="spellStart"/>
+      <w:r>
+        <w:t>Physical.Activity</w:t>
+      </w:r>
+      <w:proofErr w:type="spellEnd"/>
+      <w:r>
+        <w:t>:</w:t>
+      </w:r>
+    </w:p>
+    <w:p>
+      <w:r>
+        <w:lastRenderedPageBreak/>
+        <w:drawing>
+          <wp:inline distT="0" distB="0" distL="0" distR="0" wp14:anchorId="0812247A" wp14:editId="5E43B52F">
+            <wp:extent cx="5612130" cy="3400425"/>
+            <wp:effectExtent l="0" t="0" r="7620" b="9525"/>
+            <wp:docPr id="681533974" name="Picture 1"/>
+            <wp:cNvGraphicFramePr>
+              <a:graphicFrameLocks xmlns:a="http://schemas.openxmlformats.org/drawingml/2006/main" noChangeAspect="1"/>
+            </wp:cNvGraphicFramePr>
+            <a:graphic xmlns:a="http://schemas.openxmlformats.org/drawingml/2006/main">
+              <a:graphicData uri="http://schemas.openxmlformats.org/drawingml/2006/picture">
+                <pic:pic xmlns:pic="http://schemas.openxmlformats.org/drawingml/2006/picture">
+                  <pic:nvPicPr>
+                    <pic:cNvPr id="681533974" name=""/>
+                    <pic:cNvPicPr/>
+                  </pic:nvPicPr>
+                  <pic:blipFill>
+                    <a:blip r:embed="rId15"/>
+                    <a:stretch>
+                      <a:fillRect/>
+                    </a:stretch>
+                  </pic:blipFill>
+                  <pic:spPr>
+                    <a:xfrm>
+                      <a:off x="0" y="0"/>
+                      <a:ext cx="5612130" cy="3400425"/>
+                    </a:xfrm>
+                    <a:prstGeom prst="rect">
+                      <a:avLst/>
+                    </a:prstGeom>
+                  </pic:spPr>
+                </pic:pic>
+              </a:graphicData>
+            </a:graphic>
+          </wp:inline>
+        </w:drawing>
+      </w:r>
+    </w:p>
+    <w:p>
+      <w:proofErr w:type="spellStart"/>
+      <w:r>
+        <w:t>Nhận</w:t>
+      </w:r>
+      <w:proofErr w:type="spellEnd"/>
+      <w:r>
+        <w:t xml:space="preserve"> </w:t>
+      </w:r>
+      <w:proofErr w:type="spellStart"/>
+      <w:r>
+        <w:t>xét</w:t>
+      </w:r>
+      <w:proofErr w:type="spellEnd"/>
+      <w:r>
+        <w:t>:</w:t>
+      </w:r>
+      <w:r>
+        <w:t xml:space="preserve"> </w:t>
+      </w:r>
+      <w:proofErr w:type="spellStart"/>
+      <w:r>
+        <w:t>Chúng</w:t>
+      </w:r>
+      <w:proofErr w:type="spellEnd"/>
+      <w:r>
+        <w:t xml:space="preserve"> ta </w:t>
+      </w:r>
+      <w:proofErr w:type="spellStart"/>
+      <w:r>
+        <w:t>thấy</w:t>
+      </w:r>
+      <w:proofErr w:type="spellEnd"/>
+      <w:r>
+        <w:t xml:space="preserve"> </w:t>
+      </w:r>
+      <w:proofErr w:type="spellStart"/>
+      <w:r>
+        <w:t>tỷ</w:t>
+      </w:r>
+      <w:proofErr w:type="spellEnd"/>
+      <w:r>
+        <w:t xml:space="preserve"> </w:t>
+      </w:r>
+      <w:proofErr w:type="spellStart"/>
+      <w:r>
+        <w:t>lệ</w:t>
+      </w:r>
+      <w:proofErr w:type="spellEnd"/>
+      <w:r>
+        <w:t xml:space="preserve"> </w:t>
+      </w:r>
+      <w:proofErr w:type="spellStart"/>
+      <w:r>
+        <w:t>mắc</w:t>
+      </w:r>
+      <w:proofErr w:type="spellEnd"/>
+      <w:r>
+        <w:t xml:space="preserve"> </w:t>
+      </w:r>
+      <w:proofErr w:type="spellStart"/>
+      <w:r>
+        <w:t>bệnh</w:t>
+      </w:r>
+      <w:proofErr w:type="spellEnd"/>
+      <w:r>
+        <w:t xml:space="preserve"> </w:t>
+      </w:r>
+      <w:proofErr w:type="spellStart"/>
+      <w:r>
+        <w:t>giữa</w:t>
+      </w:r>
+      <w:proofErr w:type="spellEnd"/>
+      <w:r>
+        <w:t xml:space="preserve"> </w:t>
+      </w:r>
+      <w:proofErr w:type="spellStart"/>
+      <w:r>
+        <w:t>nhóm</w:t>
+      </w:r>
+      <w:proofErr w:type="spellEnd"/>
+      <w:r>
+        <w:t xml:space="preserve"> </w:t>
+      </w:r>
+      <w:r>
+        <w:t>Active</w:t>
+      </w:r>
+      <w:r>
+        <w:t xml:space="preserve"> </w:t>
+      </w:r>
+      <w:proofErr w:type="spellStart"/>
+      <w:r>
+        <w:t>và</w:t>
+      </w:r>
+      <w:proofErr w:type="spellEnd"/>
+      <w:r>
+        <w:t xml:space="preserve"> s</w:t>
+      </w:r>
+      <w:r>
+        <w:t>eden</w:t>
+      </w:r>
+      <w:r>
+        <w:t>t</w:t>
+      </w:r>
+      <w:r>
+        <w:t>ary</w:t>
+      </w:r>
+      <w:r>
+        <w:t xml:space="preserve"> </w:t>
+      </w:r>
+      <w:proofErr w:type="spellStart"/>
+      <w:r>
+        <w:t>tương</w:t>
+      </w:r>
+      <w:proofErr w:type="spellEnd"/>
+      <w:r>
+        <w:t xml:space="preserve"> </w:t>
+      </w:r>
+      <w:proofErr w:type="spellStart"/>
+      <w:r>
+        <w:t>đối</w:t>
+      </w:r>
+      <w:proofErr w:type="spellEnd"/>
+      <w:r>
+        <w:t xml:space="preserve"> </w:t>
+      </w:r>
+      <w:proofErr w:type="spellStart"/>
+      <w:r>
+        <w:t>tương</w:t>
+      </w:r>
+      <w:proofErr w:type="spellEnd"/>
+      <w:r>
+        <w:t xml:space="preserve"> </w:t>
+      </w:r>
+      <w:proofErr w:type="spellStart"/>
+      <w:r>
+        <w:t>đồng</w:t>
+      </w:r>
+      <w:proofErr w:type="spellEnd"/>
+      <w:r>
+        <w:t xml:space="preserve">, </w:t>
+      </w:r>
+      <w:proofErr w:type="spellStart"/>
+      <w:r>
+        <w:t>không</w:t>
+      </w:r>
+      <w:proofErr w:type="spellEnd"/>
+      <w:r>
+        <w:t xml:space="preserve"> </w:t>
+      </w:r>
+      <w:proofErr w:type="spellStart"/>
+      <w:r>
+        <w:t>có</w:t>
+      </w:r>
+      <w:proofErr w:type="spellEnd"/>
+      <w:r>
+        <w:t xml:space="preserve"> </w:t>
+      </w:r>
+      <w:proofErr w:type="spellStart"/>
+      <w:r>
+        <w:t>sự</w:t>
+      </w:r>
+      <w:proofErr w:type="spellEnd"/>
+      <w:r>
+        <w:t xml:space="preserve"> </w:t>
+      </w:r>
+      <w:proofErr w:type="spellStart"/>
+      <w:r>
+        <w:t>chêch</w:t>
+      </w:r>
+      <w:proofErr w:type="spellEnd"/>
+      <w:r>
+        <w:t xml:space="preserve"> </w:t>
+      </w:r>
+      <w:proofErr w:type="spellStart"/>
+      <w:r>
+        <w:t>lệch</w:t>
+      </w:r>
+      <w:proofErr w:type="spellEnd"/>
+      <w:r>
+        <w:t xml:space="preserve"> </w:t>
+      </w:r>
+      <w:proofErr w:type="spellStart"/>
+      <w:r>
+        <w:t>quá</w:t>
+      </w:r>
+      <w:proofErr w:type="spellEnd"/>
+      <w:r>
+        <w:t xml:space="preserve"> </w:t>
+      </w:r>
+      <w:proofErr w:type="spellStart"/>
+      <w:r>
+        <w:t>lớn</w:t>
+      </w:r>
+      <w:proofErr w:type="spellEnd"/>
+      <w:r>
+        <w:t xml:space="preserve"> </w:t>
+      </w:r>
+      <w:proofErr w:type="spellStart"/>
+      <w:r>
+        <w:t>về</w:t>
+      </w:r>
+      <w:proofErr w:type="spellEnd"/>
+      <w:r>
+        <w:t xml:space="preserve"> </w:t>
+      </w:r>
+      <w:proofErr w:type="spellStart"/>
+      <w:r>
+        <w:t>tỷ</w:t>
+      </w:r>
+      <w:proofErr w:type="spellEnd"/>
+      <w:r>
+        <w:t xml:space="preserve"> </w:t>
+      </w:r>
+      <w:proofErr w:type="spellStart"/>
+      <w:r>
+        <w:t>lệ</w:t>
+      </w:r>
+      <w:proofErr w:type="spellEnd"/>
+      <w:r>
+        <w:t xml:space="preserve"> </w:t>
+      </w:r>
+      <w:proofErr w:type="spellStart"/>
+      <w:r>
+        <w:t>mắc</w:t>
+      </w:r>
+      <w:proofErr w:type="spellEnd"/>
+      <w:r>
+        <w:t xml:space="preserve"> </w:t>
+      </w:r>
+      <w:proofErr w:type="spellStart"/>
+      <w:r>
+        <w:t>bệnh</w:t>
+      </w:r>
+      <w:proofErr w:type="spellEnd"/>
+      <w:r>
+        <w:t xml:space="preserve"> </w:t>
+      </w:r>
+      <w:proofErr w:type="spellStart"/>
+      <w:r>
+        <w:t>giữa</w:t>
+      </w:r>
+      <w:proofErr w:type="spellEnd"/>
+      <w:r>
+        <w:t xml:space="preserve"> 2 </w:t>
+      </w:r>
+      <w:proofErr w:type="spellStart"/>
+      <w:r>
+        <w:t>nhóm</w:t>
+      </w:r>
+      <w:proofErr w:type="spellEnd"/>
+      <w:r>
+        <w:t xml:space="preserve">. </w:t>
+      </w:r>
+      <w:proofErr w:type="spellStart"/>
+      <w:r>
+        <w:t>Có</w:t>
+      </w:r>
+      <w:proofErr w:type="spellEnd"/>
+      <w:r>
+        <w:t xml:space="preserve"> </w:t>
+      </w:r>
+      <w:proofErr w:type="spellStart"/>
+      <w:r>
+        <w:t>khả</w:t>
+      </w:r>
+      <w:proofErr w:type="spellEnd"/>
+      <w:r>
+        <w:t xml:space="preserve"> </w:t>
+      </w:r>
+      <w:proofErr w:type="spellStart"/>
+      <w:r>
+        <w:t>năng</w:t>
+      </w:r>
+      <w:proofErr w:type="spellEnd"/>
+      <w:r>
+        <w:t xml:space="preserve"> </w:t>
+      </w:r>
+      <w:proofErr w:type="spellStart"/>
+      <w:r>
+        <w:t>không</w:t>
+      </w:r>
+      <w:proofErr w:type="spellEnd"/>
+      <w:r>
+        <w:t xml:space="preserve"> </w:t>
+      </w:r>
+      <w:proofErr w:type="spellStart"/>
+      <w:r>
+        <w:t>ảnh</w:t>
+      </w:r>
+      <w:proofErr w:type="spellEnd"/>
+      <w:r>
+        <w:t xml:space="preserve"> </w:t>
+      </w:r>
+      <w:proofErr w:type="spellStart"/>
+      <w:r>
+        <w:t>hưởng</w:t>
+      </w:r>
+      <w:proofErr w:type="spellEnd"/>
+      <w:r>
+        <w:t xml:space="preserve"> </w:t>
+      </w:r>
+      <w:proofErr w:type="spellStart"/>
+      <w:r>
+        <w:t>đến</w:t>
+      </w:r>
+      <w:proofErr w:type="spellEnd"/>
+      <w:r>
+        <w:t xml:space="preserve"> </w:t>
+      </w:r>
+      <w:proofErr w:type="spellStart"/>
+      <w:r>
+        <w:t>kết</w:t>
+      </w:r>
+      <w:proofErr w:type="spellEnd"/>
+      <w:r>
+        <w:t xml:space="preserve"> </w:t>
+      </w:r>
+      <w:proofErr w:type="spellStart"/>
+      <w:r>
+        <w:t>quả</w:t>
+      </w:r>
+      <w:proofErr w:type="spellEnd"/>
+      <w:r>
+        <w:t xml:space="preserve"> </w:t>
+      </w:r>
+      <w:proofErr w:type="spellStart"/>
+      <w:r>
+        <w:t>loãng</w:t>
+      </w:r>
+      <w:proofErr w:type="spellEnd"/>
+      <w:r>
+        <w:t xml:space="preserve"> </w:t>
+      </w:r>
+      <w:proofErr w:type="spellStart"/>
+      <w:r>
+        <w:t>xương</w:t>
+      </w:r>
+      <w:proofErr w:type="spellEnd"/>
+      <w:r>
+        <w:t>.</w:t>
+      </w:r>
+    </w:p>
+    <w:p>
+      <w:r>
+        <w:t xml:space="preserve">9. </w:t>
+      </w:r>
+      <w:proofErr w:type="spellStart"/>
+      <w:r>
+        <w:t>Mô</w:t>
+      </w:r>
+      <w:proofErr w:type="spellEnd"/>
+      <w:r>
+        <w:t xml:space="preserve"> </w:t>
+      </w:r>
+      <w:proofErr w:type="spellStart"/>
+      <w:r>
+        <w:t>tả</w:t>
+      </w:r>
+      <w:proofErr w:type="spellEnd"/>
+      <w:r>
+        <w:t xml:space="preserve"> </w:t>
+      </w:r>
+      <w:proofErr w:type="spellStart"/>
+      <w:r>
+        <w:t>biến</w:t>
+      </w:r>
+      <w:proofErr w:type="spellEnd"/>
+      <w:r>
+        <w:t xml:space="preserve"> </w:t>
+      </w:r>
+      <w:proofErr w:type="spellStart"/>
+      <w:r>
+        <w:t>định</w:t>
+      </w:r>
+      <w:proofErr w:type="spellEnd"/>
+      <w:r>
+        <w:t xml:space="preserve"> </w:t>
+      </w:r>
+      <w:proofErr w:type="spellStart"/>
+      <w:r>
+        <w:t>tính</w:t>
+      </w:r>
+      <w:proofErr w:type="spellEnd"/>
+      <w:r>
+        <w:t xml:space="preserve"> Smoking:</w:t>
+      </w:r>
+    </w:p>
+    <w:p>
+      <w:r>
+        <w:lastRenderedPageBreak/>
+        <w:drawing>
+          <wp:inline distT="0" distB="0" distL="0" distR="0" wp14:anchorId="122554C5" wp14:editId="31EC8795">
+            <wp:extent cx="5612130" cy="3446780"/>
+            <wp:effectExtent l="0" t="0" r="7620" b="1270"/>
+            <wp:docPr id="1497215146" name="Picture 1"/>
+            <wp:cNvGraphicFramePr>
+              <a:graphicFrameLocks xmlns:a="http://schemas.openxmlformats.org/drawingml/2006/main" noChangeAspect="1"/>
+            </wp:cNvGraphicFramePr>
+            <a:graphic xmlns:a="http://schemas.openxmlformats.org/drawingml/2006/main">
+              <a:graphicData uri="http://schemas.openxmlformats.org/drawingml/2006/picture">
+                <pic:pic xmlns:pic="http://schemas.openxmlformats.org/drawingml/2006/picture">
+                  <pic:nvPicPr>
+                    <pic:cNvPr id="1497215146" name=""/>
+                    <pic:cNvPicPr/>
+                  </pic:nvPicPr>
+                  <pic:blipFill>
+                    <a:blip r:embed="rId16"/>
+                    <a:stretch>
+                      <a:fillRect/>
+                    </a:stretch>
+                  </pic:blipFill>
+                  <pic:spPr>
+                    <a:xfrm>
+                      <a:off x="0" y="0"/>
+                      <a:ext cx="5612130" cy="3446780"/>
+                    </a:xfrm>
+                    <a:prstGeom prst="rect">
+                      <a:avLst/>
+                    </a:prstGeom>
+                  </pic:spPr>
+                </pic:pic>
+              </a:graphicData>
+            </a:graphic>
+          </wp:inline>
+        </w:drawing>
+      </w:r>
+    </w:p>
+    <w:p/>
+    <w:p>
+      <w:proofErr w:type="spellStart"/>
+      <w:r>
+        <w:t>Nhận</w:t>
+      </w:r>
+      <w:proofErr w:type="spellEnd"/>
+      <w:r>
+        <w:t xml:space="preserve"> </w:t>
+      </w:r>
+      <w:proofErr w:type="spellStart"/>
+      <w:r>
+        <w:t>xét</w:t>
+      </w:r>
+      <w:proofErr w:type="spellEnd"/>
+      <w:r>
+        <w:t>:</w:t>
+      </w:r>
+      <w:r>
+        <w:t xml:space="preserve"> </w:t>
+      </w:r>
+      <w:proofErr w:type="spellStart"/>
+      <w:r>
+        <w:t>Chúng</w:t>
+      </w:r>
+      <w:proofErr w:type="spellEnd"/>
+      <w:r>
+        <w:t xml:space="preserve"> ta </w:t>
+      </w:r>
+      <w:proofErr w:type="spellStart"/>
+      <w:r>
+        <w:t>thấy</w:t>
+      </w:r>
+      <w:proofErr w:type="spellEnd"/>
+      <w:r>
+        <w:t xml:space="preserve"> </w:t>
+      </w:r>
+      <w:proofErr w:type="spellStart"/>
+      <w:r>
+        <w:t>tỷ</w:t>
+      </w:r>
+      <w:proofErr w:type="spellEnd"/>
+      <w:r>
+        <w:t xml:space="preserve"> </w:t>
+      </w:r>
+      <w:proofErr w:type="spellStart"/>
+      <w:r>
+        <w:t>lệ</w:t>
+      </w:r>
+      <w:proofErr w:type="spellEnd"/>
+      <w:r>
+        <w:t xml:space="preserve"> </w:t>
+      </w:r>
+      <w:proofErr w:type="spellStart"/>
+      <w:r>
+        <w:t>mắc</w:t>
+      </w:r>
+      <w:proofErr w:type="spellEnd"/>
+      <w:r>
+        <w:t xml:space="preserve"> </w:t>
+      </w:r>
+      <w:proofErr w:type="spellStart"/>
+      <w:r>
+        <w:t>bệnh</w:t>
+      </w:r>
+      <w:proofErr w:type="spellEnd"/>
+      <w:r>
+        <w:t xml:space="preserve"> </w:t>
+      </w:r>
+      <w:proofErr w:type="spellStart"/>
+      <w:r>
+        <w:t>giữa</w:t>
+      </w:r>
+      <w:proofErr w:type="spellEnd"/>
+      <w:r>
+        <w:t xml:space="preserve"> </w:t>
+      </w:r>
+      <w:proofErr w:type="spellStart"/>
+      <w:r>
+        <w:t>nhóm</w:t>
+      </w:r>
+      <w:proofErr w:type="spellEnd"/>
+      <w:r>
+        <w:t xml:space="preserve"> </w:t>
+      </w:r>
+      <w:proofErr w:type="spellStart"/>
+      <w:r>
+        <w:t>có</w:t>
+      </w:r>
+      <w:proofErr w:type="spellEnd"/>
+      <w:r>
+        <w:t xml:space="preserve"> </w:t>
+      </w:r>
+      <w:proofErr w:type="spellStart"/>
+      <w:r>
+        <w:t>hút</w:t>
+      </w:r>
+      <w:proofErr w:type="spellEnd"/>
+      <w:r>
+        <w:t xml:space="preserve"> </w:t>
+      </w:r>
+      <w:proofErr w:type="spellStart"/>
+      <w:r>
+        <w:t>thuốc</w:t>
+      </w:r>
+      <w:proofErr w:type="spellEnd"/>
+      <w:r>
+        <w:t xml:space="preserve"> </w:t>
+      </w:r>
+      <w:proofErr w:type="spellStart"/>
+      <w:r>
+        <w:t>và</w:t>
+      </w:r>
+      <w:proofErr w:type="spellEnd"/>
+      <w:r>
+        <w:t xml:space="preserve"> </w:t>
+      </w:r>
+      <w:proofErr w:type="spellStart"/>
+      <w:r>
+        <w:t>không</w:t>
+      </w:r>
+      <w:proofErr w:type="spellEnd"/>
+      <w:r>
+        <w:t xml:space="preserve"> </w:t>
+      </w:r>
+      <w:proofErr w:type="spellStart"/>
+      <w:r>
+        <w:t>hút</w:t>
+      </w:r>
+      <w:proofErr w:type="spellEnd"/>
+      <w:r>
+        <w:t xml:space="preserve"> </w:t>
+      </w:r>
+      <w:proofErr w:type="spellStart"/>
+      <w:r>
+        <w:t>thuốc</w:t>
+      </w:r>
+      <w:proofErr w:type="spellEnd"/>
+      <w:r>
+        <w:t xml:space="preserve"> </w:t>
+      </w:r>
+      <w:proofErr w:type="spellStart"/>
+      <w:r>
+        <w:t>tương</w:t>
+      </w:r>
+      <w:proofErr w:type="spellEnd"/>
+      <w:r>
+        <w:t xml:space="preserve"> </w:t>
+      </w:r>
+      <w:proofErr w:type="spellStart"/>
+      <w:r>
+        <w:t>đối</w:t>
+      </w:r>
+      <w:proofErr w:type="spellEnd"/>
+      <w:r>
+        <w:t xml:space="preserve"> </w:t>
+      </w:r>
+      <w:proofErr w:type="spellStart"/>
+      <w:r>
+        <w:t>tương</w:t>
+      </w:r>
+      <w:proofErr w:type="spellEnd"/>
+      <w:r>
+        <w:t xml:space="preserve"> </w:t>
+      </w:r>
+      <w:proofErr w:type="spellStart"/>
+      <w:r>
+        <w:t>đồng</w:t>
+      </w:r>
+      <w:proofErr w:type="spellEnd"/>
+      <w:r>
+        <w:t xml:space="preserve">, </w:t>
+      </w:r>
+      <w:proofErr w:type="spellStart"/>
+      <w:r>
+        <w:t>không</w:t>
+      </w:r>
+      <w:proofErr w:type="spellEnd"/>
+      <w:r>
+        <w:t xml:space="preserve"> </w:t>
+      </w:r>
+      <w:proofErr w:type="spellStart"/>
+      <w:r>
+        <w:t>có</w:t>
+      </w:r>
+      <w:proofErr w:type="spellEnd"/>
+      <w:r>
+        <w:t xml:space="preserve"> </w:t>
+      </w:r>
+      <w:proofErr w:type="spellStart"/>
+      <w:r>
+        <w:t>sự</w:t>
+      </w:r>
+      <w:proofErr w:type="spellEnd"/>
+      <w:r>
+        <w:t xml:space="preserve"> </w:t>
+      </w:r>
+      <w:proofErr w:type="spellStart"/>
+      <w:r>
+        <w:t>chêch</w:t>
+      </w:r>
+      <w:proofErr w:type="spellEnd"/>
+      <w:r>
+        <w:t xml:space="preserve"> </w:t>
+      </w:r>
+      <w:proofErr w:type="spellStart"/>
+      <w:r>
+        <w:t>lệch</w:t>
+      </w:r>
+      <w:proofErr w:type="spellEnd"/>
+      <w:r>
+        <w:t xml:space="preserve"> </w:t>
+      </w:r>
+      <w:proofErr w:type="spellStart"/>
+      <w:r>
+        <w:t>quá</w:t>
+      </w:r>
+      <w:proofErr w:type="spellEnd"/>
+      <w:r>
+        <w:t xml:space="preserve"> </w:t>
+      </w:r>
+      <w:proofErr w:type="spellStart"/>
+      <w:r>
+        <w:t>lớn</w:t>
+      </w:r>
+      <w:proofErr w:type="spellEnd"/>
+      <w:r>
+        <w:t xml:space="preserve"> </w:t>
+      </w:r>
+      <w:proofErr w:type="spellStart"/>
+      <w:r>
+        <w:t>về</w:t>
+      </w:r>
+      <w:proofErr w:type="spellEnd"/>
+      <w:r>
+        <w:t xml:space="preserve"> </w:t>
+      </w:r>
+      <w:proofErr w:type="spellStart"/>
+      <w:r>
+        <w:t>tỷ</w:t>
+      </w:r>
+      <w:proofErr w:type="spellEnd"/>
+      <w:r>
+        <w:t xml:space="preserve"> </w:t>
+      </w:r>
+      <w:proofErr w:type="spellStart"/>
+      <w:r>
+        <w:t>lệ</w:t>
+      </w:r>
+      <w:proofErr w:type="spellEnd"/>
+      <w:r>
+        <w:t xml:space="preserve"> </w:t>
+      </w:r>
+      <w:proofErr w:type="spellStart"/>
+      <w:r>
+        <w:t>mắc</w:t>
+      </w:r>
+      <w:proofErr w:type="spellEnd"/>
+      <w:r>
+        <w:t xml:space="preserve"> </w:t>
+      </w:r>
+      <w:proofErr w:type="spellStart"/>
+      <w:r>
+        <w:t>bệnh</w:t>
+      </w:r>
+      <w:proofErr w:type="spellEnd"/>
+      <w:r>
+        <w:t xml:space="preserve"> </w:t>
+      </w:r>
+      <w:proofErr w:type="spellStart"/>
+      <w:r>
+        <w:t>giữa</w:t>
+      </w:r>
+      <w:proofErr w:type="spellEnd"/>
+      <w:r>
+        <w:t xml:space="preserve"> 2 </w:t>
+      </w:r>
+      <w:proofErr w:type="spellStart"/>
+      <w:r>
+        <w:t>nhóm</w:t>
+      </w:r>
+      <w:proofErr w:type="spellEnd"/>
+      <w:r>
+        <w:t xml:space="preserve">. </w:t>
+      </w:r>
+      <w:proofErr w:type="spellStart"/>
+      <w:r>
+        <w:t>Có</w:t>
+      </w:r>
+      <w:proofErr w:type="spellEnd"/>
+      <w:r>
+        <w:t xml:space="preserve"> </w:t>
+      </w:r>
+      <w:proofErr w:type="spellStart"/>
+      <w:r>
+        <w:t>khả</w:t>
+      </w:r>
+      <w:proofErr w:type="spellEnd"/>
+      <w:r>
+        <w:t xml:space="preserve"> </w:t>
+      </w:r>
+      <w:proofErr w:type="spellStart"/>
+      <w:r>
+        <w:t>năng</w:t>
+      </w:r>
+      <w:proofErr w:type="spellEnd"/>
+      <w:r>
+        <w:t xml:space="preserve"> </w:t>
+      </w:r>
+      <w:proofErr w:type="spellStart"/>
+      <w:r>
+        <w:t>không</w:t>
+      </w:r>
+      <w:proofErr w:type="spellEnd"/>
+      <w:r>
+        <w:t xml:space="preserve"> </w:t>
+      </w:r>
+      <w:proofErr w:type="spellStart"/>
+      <w:r>
+        <w:t>ảnh</w:t>
+      </w:r>
+      <w:proofErr w:type="spellEnd"/>
+      <w:r>
+        <w:t xml:space="preserve"> </w:t>
+      </w:r>
+      <w:proofErr w:type="spellStart"/>
+      <w:r>
+        <w:t>hưởng</w:t>
+      </w:r>
+      <w:proofErr w:type="spellEnd"/>
+      <w:r>
+        <w:t xml:space="preserve"> </w:t>
+      </w:r>
+      <w:proofErr w:type="spellStart"/>
+      <w:r>
+        <w:t>đến</w:t>
+      </w:r>
+      <w:proofErr w:type="spellEnd"/>
+      <w:r>
+        <w:t xml:space="preserve"> </w:t>
+      </w:r>
+      <w:proofErr w:type="spellStart"/>
+      <w:r>
+        <w:t>kết</w:t>
+      </w:r>
+      <w:proofErr w:type="spellEnd"/>
+      <w:r>
+        <w:t xml:space="preserve"> </w:t>
+      </w:r>
+      <w:proofErr w:type="spellStart"/>
+      <w:r>
+        <w:t>quả</w:t>
+      </w:r>
+      <w:proofErr w:type="spellEnd"/>
+      <w:r>
+        <w:t xml:space="preserve"> </w:t>
+      </w:r>
+      <w:proofErr w:type="spellStart"/>
+      <w:r>
+        <w:t>loãng</w:t>
+      </w:r>
+      <w:proofErr w:type="spellEnd"/>
+      <w:r>
+        <w:t xml:space="preserve"> </w:t>
+      </w:r>
+      <w:proofErr w:type="spellStart"/>
+      <w:r>
+        <w:t>xương</w:t>
+      </w:r>
+      <w:proofErr w:type="spellEnd"/>
+      <w:r>
+        <w:t>.</w:t>
+      </w:r>
+    </w:p>
+    <w:p>
+      <w:r>
+        <w:t xml:space="preserve">10. </w:t>
+      </w:r>
+      <w:proofErr w:type="spellStart"/>
+      <w:r>
+        <w:t>Mô</w:t>
+      </w:r>
+      <w:proofErr w:type="spellEnd"/>
+      <w:r>
+        <w:t xml:space="preserve"> </w:t>
+      </w:r>
+      <w:proofErr w:type="spellStart"/>
+      <w:r>
+        <w:t>tả</w:t>
+      </w:r>
+      <w:proofErr w:type="spellEnd"/>
+      <w:r>
+        <w:t xml:space="preserve"> </w:t>
+      </w:r>
+      <w:proofErr w:type="spellStart"/>
+      <w:r>
+        <w:t>biến</w:t>
+      </w:r>
+      <w:proofErr w:type="spellEnd"/>
+      <w:r>
+        <w:t xml:space="preserve"> </w:t>
+      </w:r>
+      <w:proofErr w:type="spellStart"/>
+      <w:r>
+        <w:t>định</w:t>
+      </w:r>
+      <w:proofErr w:type="spellEnd"/>
+      <w:r>
+        <w:t xml:space="preserve"> </w:t>
+      </w:r>
+      <w:proofErr w:type="spellStart"/>
+      <w:r>
+        <w:t>tính</w:t>
+      </w:r>
+      <w:proofErr w:type="spellEnd"/>
+      <w:r>
+        <w:t xml:space="preserve"> </w:t>
+      </w:r>
+      <w:proofErr w:type="spellStart"/>
+      <w:r>
+        <w:t>Alcohol.Consumption</w:t>
+      </w:r>
+      <w:proofErr w:type="spellEnd"/>
+      <w:r>
+        <w:t>:</w:t>
+      </w:r>
+    </w:p>
+    <w:p>
+      <w:r>
+        <w:lastRenderedPageBreak/>
+        <w:drawing>
+          <wp:inline distT="0" distB="0" distL="0" distR="0" wp14:anchorId="200CD9AA" wp14:editId="047305DC">
+            <wp:extent cx="5612130" cy="3510280"/>
+            <wp:effectExtent l="0" t="0" r="7620" b="0"/>
+            <wp:docPr id="1782085477" name="Picture 1"/>
+            <wp:cNvGraphicFramePr>
+              <a:graphicFrameLocks xmlns:a="http://schemas.openxmlformats.org/drawingml/2006/main" noChangeAspect="1"/>
+            </wp:cNvGraphicFramePr>
+            <a:graphic xmlns:a="http://schemas.openxmlformats.org/drawingml/2006/main">
+              <a:graphicData uri="http://schemas.openxmlformats.org/drawingml/2006/picture">
+                <pic:pic xmlns:pic="http://schemas.openxmlformats.org/drawingml/2006/picture">
+                  <pic:nvPicPr>
+                    <pic:cNvPr id="1782085477" name=""/>
+                    <pic:cNvPicPr/>
+                  </pic:nvPicPr>
+                  <pic:blipFill>
+                    <a:blip r:embed="rId17"/>
+                    <a:stretch>
+                      <a:fillRect/>
+                    </a:stretch>
+                  </pic:blipFill>
+                  <pic:spPr>
+                    <a:xfrm>
+                      <a:off x="0" y="0"/>
+                      <a:ext cx="5612130" cy="3510280"/>
+                    </a:xfrm>
+                    <a:prstGeom prst="rect">
+                      <a:avLst/>
+                    </a:prstGeom>
+                  </pic:spPr>
+                </pic:pic>
+              </a:graphicData>
+            </a:graphic>
+          </wp:inline>
+        </w:drawing>
+      </w:r>
+    </w:p>
+    <w:p>
+      <w:proofErr w:type="spellStart"/>
+      <w:r>
+        <w:t>Nhận</w:t>
+      </w:r>
+      <w:proofErr w:type="spellEnd"/>
+      <w:r>
+        <w:t xml:space="preserve"> </w:t>
+      </w:r>
+      <w:proofErr w:type="spellStart"/>
+      <w:r>
+        <w:t>xét</w:t>
+      </w:r>
+      <w:proofErr w:type="spellEnd"/>
+      <w:r>
+        <w:t>:</w:t>
+      </w:r>
+      <w:r>
+        <w:t xml:space="preserve"> </w:t>
+      </w:r>
+      <w:proofErr w:type="spellStart"/>
+      <w:r>
+        <w:t>Chúng</w:t>
+      </w:r>
+      <w:proofErr w:type="spellEnd"/>
+      <w:r>
+        <w:t xml:space="preserve"> ta </w:t>
+      </w:r>
+      <w:proofErr w:type="spellStart"/>
+      <w:r>
+        <w:t>thấy</w:t>
+      </w:r>
+      <w:proofErr w:type="spellEnd"/>
+      <w:r>
+        <w:t xml:space="preserve"> </w:t>
+      </w:r>
+      <w:proofErr w:type="spellStart"/>
+      <w:r>
+        <w:t>tỷ</w:t>
+      </w:r>
+      <w:proofErr w:type="spellEnd"/>
+      <w:r>
+        <w:t xml:space="preserve"> </w:t>
+      </w:r>
+      <w:proofErr w:type="spellStart"/>
+      <w:r>
+        <w:t>lệ</w:t>
+      </w:r>
+      <w:proofErr w:type="spellEnd"/>
+      <w:r>
+        <w:t xml:space="preserve"> </w:t>
+      </w:r>
+      <w:proofErr w:type="spellStart"/>
+      <w:r>
+        <w:t>mắc</w:t>
+      </w:r>
+      <w:proofErr w:type="spellEnd"/>
+      <w:r>
+        <w:t xml:space="preserve"> </w:t>
+      </w:r>
+      <w:proofErr w:type="spellStart"/>
+      <w:r>
+        <w:t>bệnh</w:t>
+      </w:r>
+      <w:proofErr w:type="spellEnd"/>
+      <w:r>
+        <w:t xml:space="preserve"> </w:t>
+      </w:r>
+      <w:proofErr w:type="spellStart"/>
+      <w:r>
+        <w:t>giữa</w:t>
+      </w:r>
+      <w:proofErr w:type="spellEnd"/>
+      <w:r>
+        <w:t xml:space="preserve"> </w:t>
+      </w:r>
+      <w:proofErr w:type="spellStart"/>
+      <w:r>
+        <w:t>nhóm</w:t>
+      </w:r>
+      <w:proofErr w:type="spellEnd"/>
+      <w:r>
+        <w:t xml:space="preserve"> </w:t>
+      </w:r>
+      <w:proofErr w:type="spellStart"/>
+      <w:r>
+        <w:t>uống</w:t>
+      </w:r>
+      <w:proofErr w:type="spellEnd"/>
+      <w:r>
+        <w:t xml:space="preserve"> </w:t>
+      </w:r>
+      <w:proofErr w:type="spellStart"/>
+      <w:r>
+        <w:t>rượu</w:t>
+      </w:r>
+      <w:proofErr w:type="spellEnd"/>
+      <w:r>
+        <w:t xml:space="preserve"> moderate </w:t>
+      </w:r>
+      <w:proofErr w:type="spellStart"/>
+      <w:r>
+        <w:t>và</w:t>
+      </w:r>
+      <w:proofErr w:type="spellEnd"/>
+      <w:r>
+        <w:t xml:space="preserve"> </w:t>
+      </w:r>
+      <w:proofErr w:type="spellStart"/>
+      <w:r>
+        <w:t>không</w:t>
+      </w:r>
+      <w:proofErr w:type="spellEnd"/>
+      <w:r>
+        <w:t xml:space="preserve"> </w:t>
+      </w:r>
+      <w:proofErr w:type="spellStart"/>
+      <w:r>
+        <w:t>uống</w:t>
+      </w:r>
+      <w:proofErr w:type="spellEnd"/>
+      <w:r>
+        <w:t xml:space="preserve"> </w:t>
+      </w:r>
+      <w:proofErr w:type="spellStart"/>
+      <w:r>
+        <w:t>rượu</w:t>
+      </w:r>
+      <w:proofErr w:type="spellEnd"/>
+      <w:r>
+        <w:t xml:space="preserve"> </w:t>
+      </w:r>
+      <w:proofErr w:type="spellStart"/>
+      <w:r>
+        <w:t>tương</w:t>
+      </w:r>
+      <w:proofErr w:type="spellEnd"/>
+      <w:r>
+        <w:t xml:space="preserve"> </w:t>
+      </w:r>
+      <w:proofErr w:type="spellStart"/>
+      <w:r>
+        <w:t>đối</w:t>
+      </w:r>
+      <w:proofErr w:type="spellEnd"/>
+      <w:r>
+        <w:t xml:space="preserve"> </w:t>
+      </w:r>
+      <w:proofErr w:type="spellStart"/>
+      <w:r>
+        <w:t>tương</w:t>
+      </w:r>
+      <w:proofErr w:type="spellEnd"/>
+      <w:r>
+        <w:t xml:space="preserve"> </w:t>
+      </w:r>
+      <w:proofErr w:type="spellStart"/>
+      <w:r>
+        <w:t>đồng</w:t>
+      </w:r>
+      <w:proofErr w:type="spellEnd"/>
+      <w:r>
+        <w:t xml:space="preserve">, </w:t>
+      </w:r>
+      <w:proofErr w:type="spellStart"/>
+      <w:r>
+        <w:t>không</w:t>
+      </w:r>
+      <w:proofErr w:type="spellEnd"/>
+      <w:r>
+        <w:t xml:space="preserve"> </w:t>
+      </w:r>
+      <w:proofErr w:type="spellStart"/>
+      <w:r>
+        <w:t>có</w:t>
+      </w:r>
+      <w:proofErr w:type="spellEnd"/>
+      <w:r>
+        <w:t xml:space="preserve"> </w:t>
+      </w:r>
+      <w:proofErr w:type="spellStart"/>
+      <w:r>
+        <w:t>sự</w:t>
+      </w:r>
+      <w:proofErr w:type="spellEnd"/>
+      <w:r>
+        <w:t xml:space="preserve"> </w:t>
+      </w:r>
+      <w:proofErr w:type="spellStart"/>
+      <w:r>
+        <w:t>chêch</w:t>
+      </w:r>
+      <w:proofErr w:type="spellEnd"/>
+      <w:r>
+        <w:t xml:space="preserve"> </w:t>
+      </w:r>
+      <w:proofErr w:type="spellStart"/>
+      <w:r>
+        <w:t>lệch</w:t>
+      </w:r>
+      <w:proofErr w:type="spellEnd"/>
+      <w:r>
+        <w:t xml:space="preserve"> </w:t>
+      </w:r>
+      <w:proofErr w:type="spellStart"/>
+      <w:r>
+        <w:t>quá</w:t>
+      </w:r>
+      <w:proofErr w:type="spellEnd"/>
+      <w:r>
+        <w:t xml:space="preserve"> </w:t>
+      </w:r>
+      <w:proofErr w:type="spellStart"/>
+      <w:r>
+        <w:t>lớn</w:t>
+      </w:r>
+      <w:proofErr w:type="spellEnd"/>
+      <w:r>
+        <w:t xml:space="preserve"> </w:t>
+      </w:r>
+      <w:proofErr w:type="spellStart"/>
+      <w:r>
+        <w:t>về</w:t>
+      </w:r>
+      <w:proofErr w:type="spellEnd"/>
+      <w:r>
+        <w:t xml:space="preserve"> </w:t>
+      </w:r>
+      <w:proofErr w:type="spellStart"/>
+      <w:r>
+        <w:t>tỷ</w:t>
+      </w:r>
+      <w:proofErr w:type="spellEnd"/>
+      <w:r>
+        <w:t xml:space="preserve"> </w:t>
+      </w:r>
+      <w:proofErr w:type="spellStart"/>
+      <w:r>
+        <w:t>lệ</w:t>
+      </w:r>
+      <w:proofErr w:type="spellEnd"/>
+      <w:r>
+        <w:t xml:space="preserve"> </w:t>
+      </w:r>
+      <w:proofErr w:type="spellStart"/>
+      <w:r>
+        <w:t>mắc</w:t>
+      </w:r>
+      <w:proofErr w:type="spellEnd"/>
+      <w:r>
+        <w:t xml:space="preserve"> </w:t>
+      </w:r>
+      <w:proofErr w:type="spellStart"/>
+      <w:r>
+        <w:t>bệnh</w:t>
+      </w:r>
+      <w:proofErr w:type="spellEnd"/>
+      <w:r>
+        <w:t xml:space="preserve"> </w:t>
+      </w:r>
+      <w:proofErr w:type="spellStart"/>
+      <w:r>
+        <w:t>giữa</w:t>
+      </w:r>
+      <w:proofErr w:type="spellEnd"/>
+      <w:r>
+        <w:t xml:space="preserve"> 2 </w:t>
+      </w:r>
+      <w:proofErr w:type="spellStart"/>
+      <w:r>
+        <w:t>nhóm</w:t>
+      </w:r>
+      <w:proofErr w:type="spellEnd"/>
+      <w:r>
+        <w:t xml:space="preserve">. </w:t>
+      </w:r>
+      <w:proofErr w:type="spellStart"/>
+      <w:r>
+        <w:t>Có</w:t>
+      </w:r>
+      <w:proofErr w:type="spellEnd"/>
+      <w:r>
+        <w:t xml:space="preserve"> </w:t>
+      </w:r>
+      <w:proofErr w:type="spellStart"/>
+      <w:r>
+        <w:t>khả</w:t>
+      </w:r>
+      <w:proofErr w:type="spellEnd"/>
+      <w:r>
+        <w:t xml:space="preserve"> </w:t>
+      </w:r>
+      <w:proofErr w:type="spellStart"/>
+      <w:r>
+        <w:t>năng</w:t>
+      </w:r>
+      <w:proofErr w:type="spellEnd"/>
+      <w:r>
+        <w:t xml:space="preserve"> </w:t>
+      </w:r>
+      <w:proofErr w:type="spellStart"/>
+      <w:r>
+        <w:t>không</w:t>
+      </w:r>
+      <w:proofErr w:type="spellEnd"/>
+      <w:r>
+        <w:t xml:space="preserve"> </w:t>
+      </w:r>
+      <w:proofErr w:type="spellStart"/>
+      <w:r>
+        <w:t>ảnh</w:t>
+      </w:r>
+      <w:proofErr w:type="spellEnd"/>
+      <w:r>
+        <w:t xml:space="preserve"> </w:t>
+      </w:r>
+      <w:proofErr w:type="spellStart"/>
+      <w:r>
+        <w:t>hưởng</w:t>
+      </w:r>
+      <w:proofErr w:type="spellEnd"/>
+      <w:r>
+        <w:t xml:space="preserve"> </w:t>
+      </w:r>
+      <w:proofErr w:type="spellStart"/>
+      <w:r>
+        <w:t>đến</w:t>
+      </w:r>
+      <w:proofErr w:type="spellEnd"/>
+      <w:r>
+        <w:t xml:space="preserve"> </w:t>
+      </w:r>
+      <w:proofErr w:type="spellStart"/>
+      <w:r>
+        <w:t>kết</w:t>
+      </w:r>
+      <w:proofErr w:type="spellEnd"/>
+      <w:r>
+        <w:t xml:space="preserve"> </w:t>
+      </w:r>
+      <w:proofErr w:type="spellStart"/>
+      <w:r>
+        <w:t>quả</w:t>
+      </w:r>
+      <w:proofErr w:type="spellEnd"/>
+      <w:r>
+        <w:t xml:space="preserve"> </w:t>
+      </w:r>
+      <w:proofErr w:type="spellStart"/>
+      <w:r>
+        <w:t>loãng</w:t>
+      </w:r>
+      <w:proofErr w:type="spellEnd"/>
+      <w:r>
+        <w:t xml:space="preserve"> </w:t>
+      </w:r>
+      <w:proofErr w:type="spellStart"/>
+      <w:r>
+        <w:t>xương</w:t>
+      </w:r>
+      <w:proofErr w:type="spellEnd"/>
+      <w:r>
+        <w:t>.</w:t>
+      </w:r>
+    </w:p>
+    <w:p>
+      <w:r>
+        <w:t xml:space="preserve">11. </w:t>
+      </w:r>
+      <w:proofErr w:type="spellStart"/>
+      <w:r>
+        <w:t>Mô</w:t>
+      </w:r>
+      <w:proofErr w:type="spellEnd"/>
+      <w:r>
+        <w:t xml:space="preserve"> </w:t>
+      </w:r>
+      <w:proofErr w:type="spellStart"/>
+      <w:r>
+        <w:t>tả</w:t>
+      </w:r>
+      <w:proofErr w:type="spellEnd"/>
+      <w:r>
+        <w:t xml:space="preserve"> </w:t>
+      </w:r>
+      <w:proofErr w:type="spellStart"/>
+      <w:r>
+        <w:t>biến</w:t>
+      </w:r>
+      <w:proofErr w:type="spellEnd"/>
+      <w:r>
+        <w:t xml:space="preserve"> </w:t>
+      </w:r>
+      <w:proofErr w:type="spellStart"/>
+      <w:r>
+        <w:t>định</w:t>
+      </w:r>
+      <w:proofErr w:type="spellEnd"/>
+      <w:r>
+        <w:t xml:space="preserve"> </w:t>
+      </w:r>
+      <w:proofErr w:type="spellStart"/>
+      <w:r>
+        <w:t>tính</w:t>
+      </w:r>
+      <w:proofErr w:type="spellEnd"/>
+      <w:r>
+        <w:t xml:space="preserve"> </w:t>
+      </w:r>
+      <w:proofErr w:type="spellStart"/>
+      <w:r>
+        <w:t>theo</w:t>
+      </w:r>
+      <w:proofErr w:type="spellEnd"/>
+      <w:r>
+        <w:t xml:space="preserve"> </w:t>
+      </w:r>
+      <w:proofErr w:type="spellStart"/>
+      <w:r>
+        <w:t>Medical.Conditions</w:t>
+      </w:r>
+      <w:proofErr w:type="spellEnd"/>
+      <w:r>
+        <w:t>:</w:t>
+      </w:r>
+    </w:p>
+    <w:p>
+      <w:r>
+        <w:drawing>
+          <wp:inline distT="0" distB="0" distL="0" distR="0" wp14:anchorId="3E6BECEF" wp14:editId="1C3AEFEB">
+            <wp:extent cx="5612130" cy="2407285"/>
+            <wp:effectExtent l="0" t="0" r="7620" b="0"/>
+            <wp:docPr id="1810612961" name="Picture 1"/>
+            <wp:cNvGraphicFramePr>
+              <a:graphicFrameLocks xmlns:a="http://schemas.openxmlformats.org/drawingml/2006/main" noChangeAspect="1"/>
+            </wp:cNvGraphicFramePr>
+            <a:graphic xmlns:a="http://schemas.openxmlformats.org/drawingml/2006/main">
+              <a:graphicData uri="http://schemas.openxmlformats.org/drawingml/2006/picture">
+                <pic:pic xmlns:pic="http://schemas.openxmlformats.org/drawingml/2006/picture">
+                  <pic:nvPicPr>
+                    <pic:cNvPr id="1810612961" name=""/>
+                    <pic:cNvPicPr/>
+                  </pic:nvPicPr>
+                  <pic:blipFill>
+                    <a:blip r:embed="rId18"/>
+                    <a:stretch>
+                      <a:fillRect/>
+                    </a:stretch>
+                  </pic:blipFill>
+                  <pic:spPr>
+                    <a:xfrm>
+                      <a:off x="0" y="0"/>
+                      <a:ext cx="5612130" cy="2407285"/>
+                    </a:xfrm>
+                    <a:prstGeom prst="rect">
+                      <a:avLst/>
+                    </a:prstGeom>
+                  </pic:spPr>
+                </pic:pic>
+              </a:graphicData>
+            </a:graphic>
+          </wp:inline>
+        </w:drawing>
+      </w:r>
+    </w:p>
+    <w:p>
+      <w:proofErr w:type="spellStart"/>
+      <w:r>
+        <w:lastRenderedPageBreak/>
+        <w:t>Nhận</w:t>
+      </w:r>
+      <w:proofErr w:type="spellEnd"/>
+      <w:r>
+        <w:t xml:space="preserve"> </w:t>
+      </w:r>
+      <w:proofErr w:type="spellStart"/>
+      <w:r>
+        <w:t>xét</w:t>
+      </w:r>
+      <w:proofErr w:type="spellEnd"/>
+      <w:r>
+        <w:t xml:space="preserve">: </w:t>
+      </w:r>
+      <w:proofErr w:type="spellStart"/>
+      <w:r>
+        <w:t>Giữa</w:t>
+      </w:r>
+      <w:proofErr w:type="spellEnd"/>
+      <w:r>
+        <w:t xml:space="preserve"> </w:t>
+      </w:r>
+      <w:proofErr w:type="spellStart"/>
+      <w:r>
+        <w:t>các</w:t>
+      </w:r>
+      <w:proofErr w:type="spellEnd"/>
+      <w:r>
+        <w:t xml:space="preserve"> </w:t>
+      </w:r>
+      <w:proofErr w:type="spellStart"/>
+      <w:r>
+        <w:t>nhóm</w:t>
+      </w:r>
+      <w:proofErr w:type="spellEnd"/>
+      <w:r>
+        <w:t xml:space="preserve"> </w:t>
+      </w:r>
+      <w:proofErr w:type="spellStart"/>
+      <w:r>
+        <w:t>người</w:t>
+      </w:r>
+      <w:proofErr w:type="spellEnd"/>
+      <w:r>
+        <w:t xml:space="preserve"> </w:t>
+      </w:r>
+      <w:r>
+        <w:t xml:space="preserve">hyperthyroidism, none </w:t>
+      </w:r>
+      <w:proofErr w:type="spellStart"/>
+      <w:r>
+        <w:t>và</w:t>
+      </w:r>
+      <w:proofErr w:type="spellEnd"/>
+      <w:r>
+        <w:t xml:space="preserve"> rheumatoid </w:t>
+      </w:r>
+      <w:proofErr w:type="spellStart"/>
+      <w:r>
+        <w:t>arthiritis</w:t>
+      </w:r>
+      <w:proofErr w:type="spellEnd"/>
+      <w:r>
+        <w:t xml:space="preserve"> </w:t>
+      </w:r>
+      <w:proofErr w:type="spellStart"/>
+      <w:r>
+        <w:t>không</w:t>
+      </w:r>
+      <w:proofErr w:type="spellEnd"/>
+      <w:r>
+        <w:t xml:space="preserve"> </w:t>
+      </w:r>
+      <w:proofErr w:type="spellStart"/>
+      <w:r>
+        <w:t>có</w:t>
+      </w:r>
+      <w:proofErr w:type="spellEnd"/>
+      <w:r>
+        <w:t xml:space="preserve"> </w:t>
+      </w:r>
+      <w:proofErr w:type="spellStart"/>
+      <w:r>
+        <w:t>sự</w:t>
+      </w:r>
+      <w:proofErr w:type="spellEnd"/>
+      <w:r>
+        <w:t xml:space="preserve"> </w:t>
+      </w:r>
+      <w:proofErr w:type="spellStart"/>
+      <w:r>
+        <w:t>chêch</w:t>
+      </w:r>
+      <w:proofErr w:type="spellEnd"/>
+      <w:r>
+        <w:t xml:space="preserve"> </w:t>
+      </w:r>
+      <w:proofErr w:type="spellStart"/>
+      <w:r>
+        <w:t>lệch</w:t>
+      </w:r>
+      <w:proofErr w:type="spellEnd"/>
+      <w:r>
+        <w:t xml:space="preserve"> </w:t>
+      </w:r>
+      <w:proofErr w:type="spellStart"/>
+      <w:r>
+        <w:t>quá</w:t>
+      </w:r>
+      <w:proofErr w:type="spellEnd"/>
+      <w:r>
+        <w:t xml:space="preserve"> </w:t>
+      </w:r>
+      <w:proofErr w:type="spellStart"/>
+      <w:r>
+        <w:t>lớn</w:t>
+      </w:r>
+      <w:proofErr w:type="spellEnd"/>
+      <w:r>
+        <w:t xml:space="preserve"> </w:t>
+      </w:r>
+      <w:proofErr w:type="spellStart"/>
+      <w:r>
+        <w:t>về</w:t>
+      </w:r>
+      <w:proofErr w:type="spellEnd"/>
+      <w:r>
+        <w:t xml:space="preserve"> </w:t>
+      </w:r>
+      <w:proofErr w:type="spellStart"/>
+      <w:r>
+        <w:t>tỷ</w:t>
+      </w:r>
+      <w:proofErr w:type="spellEnd"/>
+      <w:r>
+        <w:t xml:space="preserve"> </w:t>
+      </w:r>
+      <w:proofErr w:type="spellStart"/>
+      <w:r>
+        <w:t>lệ</w:t>
+      </w:r>
+      <w:proofErr w:type="spellEnd"/>
+      <w:r>
+        <w:t xml:space="preserve"> </w:t>
+      </w:r>
+      <w:proofErr w:type="spellStart"/>
+      <w:r>
+        <w:t>mắc</w:t>
+      </w:r>
+      <w:proofErr w:type="spellEnd"/>
+      <w:r>
+        <w:t xml:space="preserve"> </w:t>
+      </w:r>
+      <w:proofErr w:type="spellStart"/>
+      <w:r>
+        <w:t>bệnh</w:t>
+      </w:r>
+      <w:proofErr w:type="spellEnd"/>
+      <w:r>
+        <w:t xml:space="preserve">. </w:t>
+      </w:r>
+      <w:proofErr w:type="spellStart"/>
+      <w:r>
+        <w:t>Có</w:t>
+      </w:r>
+      <w:proofErr w:type="spellEnd"/>
+      <w:r>
+        <w:t xml:space="preserve"> </w:t>
+      </w:r>
+      <w:proofErr w:type="spellStart"/>
+      <w:r>
+        <w:t>khả</w:t>
+      </w:r>
+      <w:proofErr w:type="spellEnd"/>
+      <w:r>
+        <w:t xml:space="preserve"> </w:t>
+      </w:r>
+      <w:proofErr w:type="spellStart"/>
+      <w:r>
+        <w:t>năng</w:t>
+      </w:r>
+      <w:proofErr w:type="spellEnd"/>
+      <w:r>
+        <w:t xml:space="preserve"> </w:t>
+      </w:r>
+      <w:proofErr w:type="spellStart"/>
+      <w:r>
+        <w:t>không</w:t>
+      </w:r>
+      <w:proofErr w:type="spellEnd"/>
+      <w:r>
+        <w:t xml:space="preserve"> </w:t>
+      </w:r>
+      <w:proofErr w:type="spellStart"/>
+      <w:r>
+        <w:t>ảnh</w:t>
+      </w:r>
+      <w:proofErr w:type="spellEnd"/>
+      <w:r>
+        <w:t xml:space="preserve"> </w:t>
+      </w:r>
+      <w:proofErr w:type="spellStart"/>
+      <w:r>
+        <w:t>hưởng</w:t>
+      </w:r>
+      <w:proofErr w:type="spellEnd"/>
+      <w:r>
+        <w:t xml:space="preserve"> </w:t>
+      </w:r>
+      <w:proofErr w:type="spellStart"/>
+      <w:r>
+        <w:t>đến</w:t>
+      </w:r>
+      <w:proofErr w:type="spellEnd"/>
+      <w:r>
+        <w:t xml:space="preserve"> </w:t>
+      </w:r>
+      <w:proofErr w:type="spellStart"/>
+      <w:r>
+        <w:t>kết</w:t>
+      </w:r>
+      <w:proofErr w:type="spellEnd"/>
+      <w:r>
+        <w:t xml:space="preserve"> </w:t>
+      </w:r>
+      <w:proofErr w:type="spellStart"/>
+      <w:r>
+        <w:t>quả</w:t>
+      </w:r>
+      <w:proofErr w:type="spellEnd"/>
+      <w:r>
+        <w:t xml:space="preserve"> </w:t>
+      </w:r>
+      <w:proofErr w:type="spellStart"/>
+      <w:r>
+        <w:t>loãng</w:t>
+      </w:r>
+      <w:proofErr w:type="spellEnd"/>
+      <w:r>
+        <w:t xml:space="preserve"> </w:t>
+      </w:r>
+      <w:proofErr w:type="spellStart"/>
+      <w:r>
+        <w:t>xương</w:t>
+      </w:r>
+      <w:proofErr w:type="spellEnd"/>
+      <w:r>
+        <w:t>.</w:t>
+      </w:r>
+    </w:p>
+    <w:p>
+      <w:r>
+        <w:t xml:space="preserve">12. </w:t>
+      </w:r>
+      <w:proofErr w:type="spellStart"/>
+      <w:r>
+        <w:t>Mô</w:t>
+      </w:r>
+      <w:proofErr w:type="spellEnd"/>
+      <w:r>
+        <w:t xml:space="preserve"> </w:t>
+      </w:r>
+      <w:proofErr w:type="spellStart"/>
+      <w:r>
+        <w:t>tả</w:t>
+      </w:r>
+      <w:proofErr w:type="spellEnd"/>
+      <w:r>
+        <w:t xml:space="preserve"> </w:t>
+      </w:r>
+      <w:proofErr w:type="spellStart"/>
+      <w:r>
+        <w:t>biến</w:t>
+      </w:r>
+      <w:proofErr w:type="spellEnd"/>
+      <w:r>
+        <w:t xml:space="preserve"> </w:t>
+      </w:r>
+      <w:proofErr w:type="spellStart"/>
+      <w:r>
+        <w:t>định</w:t>
+      </w:r>
+      <w:proofErr w:type="spellEnd"/>
+      <w:r>
+        <w:t xml:space="preserve"> </w:t>
+      </w:r>
+      <w:proofErr w:type="spellStart"/>
+      <w:r>
+        <w:t>tính</w:t>
+      </w:r>
+      <w:proofErr w:type="spellEnd"/>
+      <w:r>
+        <w:t xml:space="preserve"> Medications:</w:t>
+      </w:r>
+    </w:p>
+    <w:p>
+      <w:r>
+        <w:drawing>
+          <wp:inline distT="0" distB="0" distL="0" distR="0" wp14:anchorId="0423AB01" wp14:editId="0D899584">
+            <wp:extent cx="5612130" cy="3412490"/>
+            <wp:effectExtent l="0" t="0" r="7620" b="0"/>
+            <wp:docPr id="1496012116" name="Picture 1"/>
+            <wp:cNvGraphicFramePr>
+              <a:graphicFrameLocks xmlns:a="http://schemas.openxmlformats.org/drawingml/2006/main" noChangeAspect="1"/>
+            </wp:cNvGraphicFramePr>
+            <a:graphic xmlns:a="http://schemas.openxmlformats.org/drawingml/2006/main">
+              <a:graphicData uri="http://schemas.openxmlformats.org/drawingml/2006/picture">
+                <pic:pic xmlns:pic="http://schemas.openxmlformats.org/drawingml/2006/picture">
+                  <pic:nvPicPr>
+                    <pic:cNvPr id="1496012116" name=""/>
+                    <pic:cNvPicPr/>
+                  </pic:nvPicPr>
+                  <pic:blipFill>
+                    <a:blip r:embed="rId19"/>
+                    <a:stretch>
+                      <a:fillRect/>
+                    </a:stretch>
+                  </pic:blipFill>
+                  <pic:spPr>
+                    <a:xfrm>
+                      <a:off x="0" y="0"/>
+                      <a:ext cx="5612130" cy="3412490"/>
+                    </a:xfrm>
+                    <a:prstGeom prst="rect">
+                      <a:avLst/>
+                    </a:prstGeom>
+                  </pic:spPr>
+                </pic:pic>
+              </a:graphicData>
+            </a:graphic>
+          </wp:inline>
+        </w:drawing>
+      </w:r>
+    </w:p>
+    <w:p>
+      <w:proofErr w:type="spellStart"/>
+      <w:r>
+        <w:t>Nhận</w:t>
+      </w:r>
+      <w:proofErr w:type="spellEnd"/>
+      <w:r>
+        <w:t xml:space="preserve"> </w:t>
+      </w:r>
+      <w:proofErr w:type="spellStart"/>
+      <w:r>
+        <w:t>xét</w:t>
+      </w:r>
+      <w:proofErr w:type="spellEnd"/>
+      <w:r>
+        <w:t xml:space="preserve">: </w:t>
+      </w:r>
+      <w:proofErr w:type="spellStart"/>
+      <w:r>
+        <w:t>Tỷ</w:t>
+      </w:r>
+      <w:proofErr w:type="spellEnd"/>
+      <w:r>
+        <w:t xml:space="preserve"> </w:t>
+      </w:r>
+      <w:proofErr w:type="spellStart"/>
+      <w:r>
+        <w:t>lệ</w:t>
+      </w:r>
+      <w:proofErr w:type="spellEnd"/>
+      <w:r>
+        <w:t xml:space="preserve"> </w:t>
+      </w:r>
+      <w:proofErr w:type="spellStart"/>
+      <w:r>
+        <w:t>mắc</w:t>
+      </w:r>
+      <w:proofErr w:type="spellEnd"/>
+      <w:r>
+        <w:t xml:space="preserve"> </w:t>
+      </w:r>
+      <w:proofErr w:type="spellStart"/>
+      <w:r>
+        <w:t>bệnh</w:t>
+      </w:r>
+      <w:proofErr w:type="spellEnd"/>
+      <w:r>
+        <w:t xml:space="preserve"> </w:t>
+      </w:r>
+      <w:proofErr w:type="spellStart"/>
+      <w:r>
+        <w:t>khi</w:t>
+      </w:r>
+      <w:proofErr w:type="spellEnd"/>
+      <w:r>
+        <w:t xml:space="preserve"> </w:t>
+      </w:r>
+      <w:proofErr w:type="spellStart"/>
+      <w:r>
+        <w:t>có</w:t>
+      </w:r>
+      <w:proofErr w:type="spellEnd"/>
+      <w:r>
+        <w:t xml:space="preserve"> </w:t>
+      </w:r>
+      <w:proofErr w:type="spellStart"/>
+      <w:r>
+        <w:t>dùng</w:t>
+      </w:r>
+      <w:proofErr w:type="spellEnd"/>
+      <w:r>
+        <w:t xml:space="preserve"> </w:t>
+      </w:r>
+      <w:proofErr w:type="spellStart"/>
+      <w:r>
+        <w:t>thuốc</w:t>
+      </w:r>
+      <w:proofErr w:type="spellEnd"/>
+      <w:r>
+        <w:t xml:space="preserve"> </w:t>
+      </w:r>
+      <w:proofErr w:type="spellStart"/>
+      <w:r>
+        <w:t>corticosterioids</w:t>
+      </w:r>
+      <w:proofErr w:type="spellEnd"/>
+      <w:r>
+        <w:t xml:space="preserve"> </w:t>
+      </w:r>
+      <w:proofErr w:type="spellStart"/>
+      <w:r>
+        <w:t>có</w:t>
+      </w:r>
+      <w:proofErr w:type="spellEnd"/>
+      <w:r>
+        <w:t xml:space="preserve"> </w:t>
+      </w:r>
+      <w:proofErr w:type="spellStart"/>
+      <w:r>
+        <w:t>tỉ</w:t>
+      </w:r>
+      <w:proofErr w:type="spellEnd"/>
+      <w:r>
+        <w:t xml:space="preserve"> </w:t>
+      </w:r>
+      <w:proofErr w:type="spellStart"/>
+      <w:r>
+        <w:t>lệ</w:t>
+      </w:r>
+      <w:proofErr w:type="spellEnd"/>
+      <w:r>
+        <w:t xml:space="preserve"> </w:t>
+      </w:r>
+      <w:proofErr w:type="spellStart"/>
+      <w:r>
+        <w:t>mắc</w:t>
+      </w:r>
+      <w:proofErr w:type="spellEnd"/>
+      <w:r>
+        <w:t xml:space="preserve"> </w:t>
+      </w:r>
+      <w:proofErr w:type="spellStart"/>
+      <w:r>
+        <w:t>bệnh</w:t>
+      </w:r>
+      <w:proofErr w:type="spellEnd"/>
+      <w:r>
+        <w:t xml:space="preserve"> </w:t>
+      </w:r>
+      <w:proofErr w:type="spellStart"/>
+      <w:r>
+        <w:t>cao</w:t>
+      </w:r>
+      <w:proofErr w:type="spellEnd"/>
+      <w:r>
+        <w:t xml:space="preserve"> </w:t>
+      </w:r>
+      <w:proofErr w:type="spellStart"/>
+      <w:r>
+        <w:t>hơn</w:t>
+      </w:r>
+      <w:proofErr w:type="spellEnd"/>
+      <w:r>
+        <w:t xml:space="preserve"> </w:t>
+      </w:r>
+      <w:proofErr w:type="spellStart"/>
+      <w:r>
+        <w:t>khi</w:t>
+      </w:r>
+      <w:proofErr w:type="spellEnd"/>
+      <w:r>
+        <w:t xml:space="preserve"> </w:t>
+      </w:r>
+      <w:proofErr w:type="spellStart"/>
+      <w:r>
+        <w:t>không</w:t>
+      </w:r>
+      <w:proofErr w:type="spellEnd"/>
+      <w:r>
+        <w:t xml:space="preserve"> </w:t>
+      </w:r>
+      <w:proofErr w:type="spellStart"/>
+      <w:r>
+        <w:t>dùng</w:t>
+      </w:r>
+      <w:proofErr w:type="spellEnd"/>
+      <w:r>
+        <w:t xml:space="preserve">, ta </w:t>
+      </w:r>
+      <w:proofErr w:type="spellStart"/>
+      <w:r>
+        <w:t>nghi</w:t>
+      </w:r>
+      <w:proofErr w:type="spellEnd"/>
+      <w:r>
+        <w:t xml:space="preserve"> </w:t>
+      </w:r>
+      <w:proofErr w:type="spellStart"/>
+      <w:r>
+        <w:t>ngờ</w:t>
+      </w:r>
+      <w:proofErr w:type="spellEnd"/>
+      <w:r>
+        <w:t xml:space="preserve"> </w:t>
+      </w:r>
+      <w:proofErr w:type="spellStart"/>
+      <w:r>
+        <w:t>nhóm</w:t>
+      </w:r>
+      <w:proofErr w:type="spellEnd"/>
+      <w:r>
+        <w:t xml:space="preserve"> </w:t>
+      </w:r>
+      <w:proofErr w:type="spellStart"/>
+      <w:r>
+        <w:t>này</w:t>
+      </w:r>
+      <w:proofErr w:type="spellEnd"/>
+      <w:r>
+        <w:t>.</w:t>
+      </w:r>
+    </w:p>
+    <w:p>
+      <w:pPr>
+        <w:rPr>
+          <w:noProof/>
+        </w:rPr>
+      </w:pPr>
+      <w:r>
+        <w:lastRenderedPageBreak/>
+        <w:t>13.</w:t>
+      </w:r>
+      <w:r>
+        <w:rPr>
+          <w:noProof/>
+        </w:rPr>
+        <w:t xml:space="preserve"> </w:t>
+      </w:r>
+      <w:r>
+        <w:rPr>
+          <w:noProof/>
+        </w:rPr>
+        <w:t>Mô tả biến định tính Prior.Fractures:</w:t>
+      </w:r>
+      <w:r>
+        <w:drawing>
+          <wp:inline distT="0" distB="0" distL="0" distR="0" wp14:anchorId="44C51D20" wp14:editId="7236BFA4">
+            <wp:extent cx="5612130" cy="3375660"/>
+            <wp:effectExtent l="0" t="0" r="7620" b="0"/>
+            <wp:docPr id="1881072461" name="Picture 1"/>
+            <wp:cNvGraphicFramePr>
+              <a:graphicFrameLocks xmlns:a="http://schemas.openxmlformats.org/drawingml/2006/main" noChangeAspect="1"/>
+            </wp:cNvGraphicFramePr>
+            <a:graphic xmlns:a="http://schemas.openxmlformats.org/drawingml/2006/main">
+              <a:graphicData uri="http://schemas.openxmlformats.org/drawingml/2006/picture">
+                <pic:pic xmlns:pic="http://schemas.openxmlformats.org/drawingml/2006/picture">
+                  <pic:nvPicPr>
+                    <pic:cNvPr id="1881072461" name=""/>
+                    <pic:cNvPicPr/>
+                  </pic:nvPicPr>
+                  <pic:blipFill>
+                    <a:blip r:embed="rId20"/>
+                    <a:stretch>
+                      <a:fillRect/>
+                    </a:stretch>
+                  </pic:blipFill>
+                  <pic:spPr>
+                    <a:xfrm>
+                      <a:off x="0" y="0"/>
+                      <a:ext cx="5612130" cy="3375660"/>
+                    </a:xfrm>
+                    <a:prstGeom prst="rect">
+                      <a:avLst/>
+                    </a:prstGeom>
+                  </pic:spPr>
+                </pic:pic>
+              </a:graphicData>
+            </a:graphic>
+          </wp:inline>
+        </w:drawing>
+      </w:r>
+    </w:p>
+    <w:p>
+      <w:proofErr w:type="spellStart"/>
+      <w:r>
+        <w:t>Nhận</w:t>
+      </w:r>
+      <w:proofErr w:type="spellEnd"/>
+      <w:r>
+        <w:t xml:space="preserve"> </w:t>
+      </w:r>
+      <w:proofErr w:type="spellStart"/>
+      <w:r>
+        <w:t>xét</w:t>
+      </w:r>
+      <w:proofErr w:type="spellEnd"/>
+      <w:r>
+        <w:t>:</w:t>
+      </w:r>
+      <w:r>
+        <w:t xml:space="preserve"> </w:t>
+      </w:r>
+      <w:proofErr w:type="spellStart"/>
+      <w:r>
+        <w:t>Chúng</w:t>
+      </w:r>
+      <w:proofErr w:type="spellEnd"/>
+      <w:r>
+        <w:t xml:space="preserve"> ta </w:t>
+      </w:r>
+      <w:proofErr w:type="spellStart"/>
+      <w:r>
+        <w:t>thấy</w:t>
+      </w:r>
+      <w:proofErr w:type="spellEnd"/>
+      <w:r>
+        <w:t xml:space="preserve"> </w:t>
+      </w:r>
+      <w:proofErr w:type="spellStart"/>
+      <w:r>
+        <w:t>tỷ</w:t>
+      </w:r>
+      <w:proofErr w:type="spellEnd"/>
+      <w:r>
+        <w:t xml:space="preserve"> </w:t>
+      </w:r>
+      <w:proofErr w:type="spellStart"/>
+      <w:r>
+        <w:t>lệ</w:t>
+      </w:r>
+      <w:proofErr w:type="spellEnd"/>
+      <w:r>
+        <w:t xml:space="preserve"> </w:t>
+      </w:r>
+      <w:proofErr w:type="spellStart"/>
+      <w:r>
+        <w:t>mắc</w:t>
+      </w:r>
+      <w:proofErr w:type="spellEnd"/>
+      <w:r>
+        <w:t xml:space="preserve"> </w:t>
+      </w:r>
+      <w:proofErr w:type="spellStart"/>
+      <w:r>
+        <w:t>bệnh</w:t>
+      </w:r>
+      <w:proofErr w:type="spellEnd"/>
+      <w:r>
+        <w:t xml:space="preserve"> </w:t>
+      </w:r>
+      <w:proofErr w:type="spellStart"/>
+      <w:r>
+        <w:t>giữa</w:t>
+      </w:r>
+      <w:proofErr w:type="spellEnd"/>
+      <w:r>
+        <w:t xml:space="preserve"> </w:t>
+      </w:r>
+      <w:proofErr w:type="spellStart"/>
+      <w:r>
+        <w:t>nhóm</w:t>
+      </w:r>
+      <w:proofErr w:type="spellEnd"/>
+      <w:r>
+        <w:t xml:space="preserve"> </w:t>
+      </w:r>
+      <w:proofErr w:type="spellStart"/>
+      <w:r>
+        <w:t>bị</w:t>
+      </w:r>
+      <w:proofErr w:type="spellEnd"/>
+      <w:r>
+        <w:t xml:space="preserve"> </w:t>
+      </w:r>
+      <w:proofErr w:type="spellStart"/>
+      <w:r>
+        <w:t>nứt</w:t>
+      </w:r>
+      <w:proofErr w:type="spellEnd"/>
+      <w:r>
+        <w:t xml:space="preserve"> </w:t>
+      </w:r>
+      <w:proofErr w:type="spellStart"/>
+      <w:r>
+        <w:t>xương</w:t>
+      </w:r>
+      <w:proofErr w:type="spellEnd"/>
+      <w:r>
+        <w:t xml:space="preserve"> </w:t>
+      </w:r>
+      <w:proofErr w:type="spellStart"/>
+      <w:r>
+        <w:t>và</w:t>
+      </w:r>
+      <w:proofErr w:type="spellEnd"/>
+      <w:r>
+        <w:t xml:space="preserve"> </w:t>
+      </w:r>
+      <w:proofErr w:type="spellStart"/>
+      <w:r>
+        <w:t>không</w:t>
+      </w:r>
+      <w:proofErr w:type="spellEnd"/>
+      <w:r>
+        <w:t xml:space="preserve"> </w:t>
+      </w:r>
+      <w:proofErr w:type="spellStart"/>
+      <w:r>
+        <w:t>nứt</w:t>
+      </w:r>
+      <w:proofErr w:type="spellEnd"/>
+      <w:r>
+        <w:t xml:space="preserve"> </w:t>
+      </w:r>
+      <w:proofErr w:type="spellStart"/>
+      <w:r>
+        <w:t>xương</w:t>
+      </w:r>
+      <w:proofErr w:type="spellEnd"/>
+      <w:r>
+        <w:t xml:space="preserve"> </w:t>
+      </w:r>
+      <w:proofErr w:type="spellStart"/>
+      <w:r>
+        <w:t>tương</w:t>
+      </w:r>
+      <w:proofErr w:type="spellEnd"/>
+      <w:r>
+        <w:t xml:space="preserve"> </w:t>
+      </w:r>
+      <w:proofErr w:type="spellStart"/>
+      <w:r>
+        <w:t>đối</w:t>
+      </w:r>
+      <w:proofErr w:type="spellEnd"/>
+      <w:r>
+        <w:t xml:space="preserve"> </w:t>
+      </w:r>
+      <w:proofErr w:type="spellStart"/>
+      <w:r>
+        <w:t>tương</w:t>
+      </w:r>
+      <w:proofErr w:type="spellEnd"/>
+      <w:r>
+        <w:t xml:space="preserve"> </w:t>
+      </w:r>
+      <w:proofErr w:type="spellStart"/>
+      <w:r>
+        <w:t>đồng</w:t>
+      </w:r>
+      <w:proofErr w:type="spellEnd"/>
+      <w:r>
+        <w:t xml:space="preserve">, </w:t>
+      </w:r>
+      <w:proofErr w:type="spellStart"/>
+      <w:r>
+        <w:t>không</w:t>
+      </w:r>
+      <w:proofErr w:type="spellEnd"/>
+      <w:r>
+        <w:t xml:space="preserve"> </w:t>
+      </w:r>
+      <w:proofErr w:type="spellStart"/>
+      <w:r>
+        <w:t>có</w:t>
+      </w:r>
+      <w:proofErr w:type="spellEnd"/>
+      <w:r>
+        <w:t xml:space="preserve"> </w:t>
+      </w:r>
+      <w:proofErr w:type="spellStart"/>
+      <w:r>
+        <w:t>sự</w:t>
+      </w:r>
+      <w:proofErr w:type="spellEnd"/>
+      <w:r>
+        <w:t xml:space="preserve"> </w:t>
+      </w:r>
+      <w:proofErr w:type="spellStart"/>
+      <w:r>
+        <w:t>chêch</w:t>
+      </w:r>
+      <w:proofErr w:type="spellEnd"/>
+      <w:r>
+        <w:t xml:space="preserve"> </w:t>
+      </w:r>
+      <w:proofErr w:type="spellStart"/>
+      <w:r>
+        <w:t>lệch</w:t>
+      </w:r>
+      <w:proofErr w:type="spellEnd"/>
+      <w:r>
+        <w:t xml:space="preserve"> </w:t>
+      </w:r>
+      <w:proofErr w:type="spellStart"/>
+      <w:r>
+        <w:t>quá</w:t>
+      </w:r>
+      <w:proofErr w:type="spellEnd"/>
+      <w:r>
+        <w:t xml:space="preserve"> </w:t>
+      </w:r>
+      <w:proofErr w:type="spellStart"/>
+      <w:r>
+        <w:t>lớn</w:t>
+      </w:r>
+      <w:proofErr w:type="spellEnd"/>
+      <w:r>
+        <w:t xml:space="preserve"> </w:t>
+      </w:r>
+      <w:proofErr w:type="spellStart"/>
+      <w:r>
+        <w:t>về</w:t>
+      </w:r>
+      <w:proofErr w:type="spellEnd"/>
+      <w:r>
+        <w:t xml:space="preserve"> </w:t>
+      </w:r>
+      <w:proofErr w:type="spellStart"/>
+      <w:r>
+        <w:t>tỷ</w:t>
+      </w:r>
+      <w:proofErr w:type="spellEnd"/>
+      <w:r>
+        <w:t xml:space="preserve"> </w:t>
+      </w:r>
+      <w:proofErr w:type="spellStart"/>
+      <w:r>
+        <w:t>lệ</w:t>
+      </w:r>
+      <w:proofErr w:type="spellEnd"/>
+      <w:r>
+        <w:t xml:space="preserve"> </w:t>
+      </w:r>
+      <w:proofErr w:type="spellStart"/>
+      <w:r>
+        <w:t>mắc</w:t>
+      </w:r>
+      <w:proofErr w:type="spellEnd"/>
+      <w:r>
+        <w:t xml:space="preserve"> </w:t>
+      </w:r>
+      <w:proofErr w:type="spellStart"/>
+      <w:r>
+        <w:t>bệnh</w:t>
+      </w:r>
+      <w:proofErr w:type="spellEnd"/>
+      <w:r>
+        <w:t xml:space="preserve"> </w:t>
+      </w:r>
+      <w:proofErr w:type="spellStart"/>
+      <w:r>
+        <w:t>giữa</w:t>
+      </w:r>
+      <w:proofErr w:type="spellEnd"/>
+      <w:r>
+        <w:t xml:space="preserve"> 2 </w:t>
+      </w:r>
+      <w:proofErr w:type="spellStart"/>
+      <w:r>
+        <w:t>nhóm</w:t>
+      </w:r>
+      <w:proofErr w:type="spellEnd"/>
+      <w:r>
+        <w:t xml:space="preserve">. </w:t>
+      </w:r>
+      <w:proofErr w:type="spellStart"/>
+      <w:r>
+        <w:t>Có</w:t>
+      </w:r>
+      <w:proofErr w:type="spellEnd"/>
+      <w:r>
+        <w:t xml:space="preserve"> </w:t>
+      </w:r>
+      <w:proofErr w:type="spellStart"/>
+      <w:r>
+        <w:t>khả</w:t>
+      </w:r>
+      <w:proofErr w:type="spellEnd"/>
+      <w:r>
+        <w:t xml:space="preserve"> </w:t>
+      </w:r>
+      <w:proofErr w:type="spellStart"/>
+      <w:r>
+        <w:t>năng</w:t>
+      </w:r>
+      <w:proofErr w:type="spellEnd"/>
+      <w:r>
+        <w:t xml:space="preserve"> </w:t>
+      </w:r>
+      <w:proofErr w:type="spellStart"/>
+      <w:r>
+        <w:t>không</w:t>
+      </w:r>
+      <w:proofErr w:type="spellEnd"/>
+      <w:r>
+        <w:t xml:space="preserve"> </w:t>
+      </w:r>
+      <w:proofErr w:type="spellStart"/>
+      <w:r>
+        <w:t>ảnh</w:t>
+      </w:r>
+      <w:proofErr w:type="spellEnd"/>
+      <w:r>
+        <w:t xml:space="preserve"> </w:t>
+      </w:r>
+      <w:proofErr w:type="spellStart"/>
+      <w:r>
+        <w:t>hưởng</w:t>
+      </w:r>
+      <w:proofErr w:type="spellEnd"/>
+      <w:r>
+        <w:t xml:space="preserve"> </w:t>
+      </w:r>
+      <w:proofErr w:type="spellStart"/>
+      <w:r>
+        <w:t>đến</w:t>
+      </w:r>
+      <w:proofErr w:type="spellEnd"/>
+      <w:r>
+        <w:t xml:space="preserve"> </w:t>
+      </w:r>
+      <w:proofErr w:type="spellStart"/>
+      <w:r>
+        <w:t>kết</w:t>
+      </w:r>
+      <w:proofErr w:type="spellEnd"/>
+      <w:r>
+        <w:t xml:space="preserve"> </w:t>
+      </w:r>
+      <w:proofErr w:type="spellStart"/>
+      <w:r>
+        <w:t>quả</w:t>
+      </w:r>
+      <w:proofErr w:type="spellEnd"/>
+      <w:r>
+        <w:t xml:space="preserve"> </w:t>
+      </w:r>
+      <w:proofErr w:type="spellStart"/>
+      <w:r>
+        <w:t>loãng</w:t>
+      </w:r>
+      <w:proofErr w:type="spellEnd"/>
+      <w:r>
+        <w:t xml:space="preserve"> </w:t>
+      </w:r>
+      <w:proofErr w:type="spellStart"/>
+      <w:r>
+        <w:t>xương</w:t>
+      </w:r>
+      <w:proofErr w:type="spellEnd"/>
+      <w:r>
+        <w:t>.</w:t>
+      </w:r>
+    </w:p>
+    <w:p>
+      <w:r>
+        <w:t xml:space="preserve">14. </w:t>
+      </w:r>
+      <w:proofErr w:type="spellStart"/>
+      <w:r>
+        <w:t>Mô</w:t>
+      </w:r>
+      <w:proofErr w:type="spellEnd"/>
+      <w:r>
+        <w:t xml:space="preserve"> </w:t>
+      </w:r>
+      <w:proofErr w:type="spellStart"/>
+      <w:r>
+        <w:t>tả</w:t>
+      </w:r>
+      <w:proofErr w:type="spellEnd"/>
+      <w:r>
+        <w:t xml:space="preserve"> </w:t>
+      </w:r>
+      <w:proofErr w:type="spellStart"/>
+      <w:r>
+        <w:t>biến</w:t>
+      </w:r>
+      <w:proofErr w:type="spellEnd"/>
+      <w:r>
+        <w:t xml:space="preserve"> </w:t>
+      </w:r>
+      <w:proofErr w:type="spellStart"/>
+      <w:r>
+        <w:t>định</w:t>
+      </w:r>
+      <w:proofErr w:type="spellEnd"/>
+      <w:r>
+        <w:t xml:space="preserve"> </w:t>
+      </w:r>
+      <w:proofErr w:type="spellStart"/>
+      <w:r>
+        <w:t>tính</w:t>
+      </w:r>
+      <w:proofErr w:type="spellEnd"/>
+      <w:r>
+        <w:t xml:space="preserve"> </w:t>
+      </w:r>
+      <w:proofErr w:type="spellStart"/>
+      <w:r>
+        <w:t>Family.History</w:t>
+      </w:r>
+      <w:proofErr w:type="spellEnd"/>
+      <w:r>
+        <w:t>:</w:t>
+      </w:r>
+    </w:p>
+    <w:p>
+      <w:r>
+        <w:lastRenderedPageBreak/>
+        <w:drawing>
+          <wp:inline distT="0" distB="0" distL="0" distR="0" wp14:anchorId="6A9634AB" wp14:editId="5A411832">
+            <wp:extent cx="5612130" cy="3370580"/>
+            <wp:effectExtent l="0" t="0" r="7620" b="1270"/>
+            <wp:docPr id="1329483111" name="Picture 1"/>
+            <wp:cNvGraphicFramePr>
+              <a:graphicFrameLocks xmlns:a="http://schemas.openxmlformats.org/drawingml/2006/main" noChangeAspect="1"/>
+            </wp:cNvGraphicFramePr>
+            <a:graphic xmlns:a="http://schemas.openxmlformats.org/drawingml/2006/main">
+              <a:graphicData uri="http://schemas.openxmlformats.org/drawingml/2006/picture">
+                <pic:pic xmlns:pic="http://schemas.openxmlformats.org/drawingml/2006/picture">
+                  <pic:nvPicPr>
+                    <pic:cNvPr id="1329483111" name=""/>
+                    <pic:cNvPicPr/>
+                  </pic:nvPicPr>
+                  <pic:blipFill>
+                    <a:blip r:embed="rId21"/>
+                    <a:stretch>
+                      <a:fillRect/>
+                    </a:stretch>
+                  </pic:blipFill>
+                  <pic:spPr>
+                    <a:xfrm>
+                      <a:off x="0" y="0"/>
+                      <a:ext cx="5612130" cy="3370580"/>
+                    </a:xfrm>
+                    <a:prstGeom prst="rect">
+                      <a:avLst/>
+                    </a:prstGeom>
+                  </pic:spPr>
+                </pic:pic>
+              </a:graphicData>
+            </a:graphic>
+          </wp:inline>
+        </w:drawing>
+      </w:r>
+    </w:p>
+    <w:p>
+      <w:proofErr w:type="spellStart"/>
+      <w:r>
+        <w:t>Nhận</w:t>
+      </w:r>
+      <w:proofErr w:type="spellEnd"/>
+      <w:r>
+        <w:t xml:space="preserve"> </w:t>
+      </w:r>
+      <w:proofErr w:type="spellStart"/>
+      <w:r>
+        <w:t>xét</w:t>
+      </w:r>
+      <w:proofErr w:type="spellEnd"/>
+      <w:r>
+        <w:t>:</w:t>
+      </w:r>
+      <w:r>
+        <w:t xml:space="preserve"> </w:t>
+      </w:r>
+      <w:proofErr w:type="spellStart"/>
+      <w:r>
+        <w:t>Chúng</w:t>
+      </w:r>
+      <w:proofErr w:type="spellEnd"/>
+      <w:r>
+        <w:t xml:space="preserve"> ta </w:t>
+      </w:r>
+      <w:proofErr w:type="spellStart"/>
+      <w:r>
+        <w:t>thấy</w:t>
+      </w:r>
+      <w:proofErr w:type="spellEnd"/>
+      <w:r>
+        <w:t xml:space="preserve"> </w:t>
+      </w:r>
+      <w:proofErr w:type="spellStart"/>
+      <w:r>
+        <w:t>tỷ</w:t>
+      </w:r>
+      <w:proofErr w:type="spellEnd"/>
+      <w:r>
+        <w:t xml:space="preserve"> </w:t>
+      </w:r>
+      <w:proofErr w:type="spellStart"/>
+      <w:r>
+        <w:t>lệ</w:t>
+      </w:r>
+      <w:proofErr w:type="spellEnd"/>
+      <w:r>
+        <w:t xml:space="preserve"> </w:t>
+      </w:r>
+      <w:proofErr w:type="spellStart"/>
+      <w:r>
+        <w:t>mắc</w:t>
+      </w:r>
+      <w:proofErr w:type="spellEnd"/>
+      <w:r>
+        <w:t xml:space="preserve"> </w:t>
+      </w:r>
+      <w:proofErr w:type="spellStart"/>
+      <w:r>
+        <w:t>bệnh</w:t>
+      </w:r>
+      <w:proofErr w:type="spellEnd"/>
+      <w:r>
+        <w:t xml:space="preserve"> </w:t>
+      </w:r>
+      <w:proofErr w:type="spellStart"/>
+      <w:r>
+        <w:t>giữa</w:t>
+      </w:r>
+      <w:proofErr w:type="spellEnd"/>
+      <w:r>
+        <w:t xml:space="preserve"> </w:t>
+      </w:r>
+      <w:proofErr w:type="spellStart"/>
+      <w:r>
+        <w:t>nhóm</w:t>
+      </w:r>
+      <w:proofErr w:type="spellEnd"/>
+      <w:r>
+        <w:t xml:space="preserve"> </w:t>
+      </w:r>
+      <w:proofErr w:type="spellStart"/>
+      <w:r>
+        <w:t>có</w:t>
+      </w:r>
+      <w:proofErr w:type="spellEnd"/>
+      <w:r>
+        <w:t xml:space="preserve"> </w:t>
+      </w:r>
+      <w:proofErr w:type="spellStart"/>
+      <w:r>
+        <w:t>thành</w:t>
+      </w:r>
+      <w:proofErr w:type="spellEnd"/>
+      <w:r>
+        <w:t xml:space="preserve"> </w:t>
+      </w:r>
+      <w:proofErr w:type="spellStart"/>
+      <w:r>
+        <w:t>viên</w:t>
+      </w:r>
+      <w:proofErr w:type="spellEnd"/>
+      <w:r>
+        <w:t xml:space="preserve"> </w:t>
+      </w:r>
+      <w:proofErr w:type="spellStart"/>
+      <w:r>
+        <w:t>trong</w:t>
+      </w:r>
+      <w:proofErr w:type="spellEnd"/>
+      <w:r>
+        <w:t xml:space="preserve"> </w:t>
+      </w:r>
+      <w:proofErr w:type="spellStart"/>
+      <w:r>
+        <w:t>gia</w:t>
+      </w:r>
+      <w:proofErr w:type="spellEnd"/>
+      <w:r>
+        <w:t xml:space="preserve"> </w:t>
+      </w:r>
+      <w:proofErr w:type="spellStart"/>
+      <w:r>
+        <w:t>đình</w:t>
+      </w:r>
+      <w:proofErr w:type="spellEnd"/>
+      <w:r>
+        <w:t xml:space="preserve"> </w:t>
+      </w:r>
+      <w:proofErr w:type="spellStart"/>
+      <w:r>
+        <w:t>bị</w:t>
+      </w:r>
+      <w:proofErr w:type="spellEnd"/>
+      <w:r>
+        <w:t xml:space="preserve"> </w:t>
+      </w:r>
+      <w:proofErr w:type="spellStart"/>
+      <w:r>
+        <w:t>và</w:t>
+      </w:r>
+      <w:proofErr w:type="spellEnd"/>
+      <w:r>
+        <w:t xml:space="preserve"> </w:t>
+      </w:r>
+      <w:proofErr w:type="spellStart"/>
+      <w:r>
+        <w:t>không</w:t>
+      </w:r>
+      <w:proofErr w:type="spellEnd"/>
+      <w:r>
+        <w:t xml:space="preserve"> </w:t>
+      </w:r>
+      <w:proofErr w:type="spellStart"/>
+      <w:r>
+        <w:t>bị</w:t>
+      </w:r>
+      <w:proofErr w:type="spellEnd"/>
+      <w:r>
+        <w:t xml:space="preserve"> </w:t>
+      </w:r>
+      <w:proofErr w:type="spellStart"/>
+      <w:r>
+        <w:t>tương</w:t>
+      </w:r>
+      <w:proofErr w:type="spellEnd"/>
+      <w:r>
+        <w:t xml:space="preserve"> </w:t>
+      </w:r>
+      <w:proofErr w:type="spellStart"/>
+      <w:r>
+        <w:t>đối</w:t>
+      </w:r>
+      <w:proofErr w:type="spellEnd"/>
+      <w:r>
+        <w:t xml:space="preserve"> </w:t>
+      </w:r>
+      <w:proofErr w:type="spellStart"/>
+      <w:r>
+        <w:t>tương</w:t>
+      </w:r>
+      <w:proofErr w:type="spellEnd"/>
+      <w:r>
+        <w:t xml:space="preserve"> </w:t>
+      </w:r>
+      <w:proofErr w:type="spellStart"/>
+      <w:r>
+        <w:t>đồng</w:t>
+      </w:r>
+      <w:proofErr w:type="spellEnd"/>
+      <w:r>
+        <w:t xml:space="preserve">, </w:t>
+      </w:r>
+      <w:proofErr w:type="spellStart"/>
+      <w:r>
+        <w:t>không</w:t>
+      </w:r>
+      <w:proofErr w:type="spellEnd"/>
+      <w:r>
+        <w:t xml:space="preserve"> </w:t>
+      </w:r>
+      <w:proofErr w:type="spellStart"/>
+      <w:r>
+        <w:t>có</w:t>
+      </w:r>
+      <w:proofErr w:type="spellEnd"/>
+      <w:r>
+        <w:t xml:space="preserve"> </w:t>
+      </w:r>
+      <w:proofErr w:type="spellStart"/>
+      <w:r>
+        <w:t>sự</w:t>
+      </w:r>
+      <w:proofErr w:type="spellEnd"/>
+      <w:r>
+        <w:t xml:space="preserve"> </w:t>
+      </w:r>
+      <w:proofErr w:type="spellStart"/>
+      <w:r>
+        <w:t>chêch</w:t>
+      </w:r>
+      <w:proofErr w:type="spellEnd"/>
+      <w:r>
+        <w:t xml:space="preserve"> </w:t>
+      </w:r>
+      <w:proofErr w:type="spellStart"/>
+      <w:r>
+        <w:t>lệch</w:t>
+      </w:r>
+      <w:proofErr w:type="spellEnd"/>
+      <w:r>
+        <w:t xml:space="preserve"> </w:t>
+      </w:r>
+      <w:proofErr w:type="spellStart"/>
+      <w:r>
+        <w:t>quá</w:t>
+      </w:r>
+      <w:proofErr w:type="spellEnd"/>
+      <w:r>
+        <w:t xml:space="preserve"> </w:t>
+      </w:r>
+      <w:proofErr w:type="spellStart"/>
+      <w:r>
+        <w:t>lớn</w:t>
+      </w:r>
+      <w:proofErr w:type="spellEnd"/>
+      <w:r>
+        <w:t xml:space="preserve"> </w:t>
+      </w:r>
+      <w:proofErr w:type="spellStart"/>
+      <w:r>
+        <w:t>về</w:t>
+      </w:r>
+      <w:proofErr w:type="spellEnd"/>
+      <w:r>
+        <w:t xml:space="preserve"> </w:t>
+      </w:r>
+      <w:proofErr w:type="spellStart"/>
+      <w:r>
+        <w:t>tỷ</w:t>
+      </w:r>
+      <w:proofErr w:type="spellEnd"/>
+      <w:r>
+        <w:t xml:space="preserve"> </w:t>
+      </w:r>
+      <w:proofErr w:type="spellStart"/>
+      <w:r>
+        <w:t>lệ</w:t>
+      </w:r>
+      <w:proofErr w:type="spellEnd"/>
+      <w:r>
+        <w:t xml:space="preserve"> </w:t>
+      </w:r>
+      <w:proofErr w:type="spellStart"/>
+      <w:r>
+        <w:t>mắc</w:t>
+      </w:r>
+      <w:proofErr w:type="spellEnd"/>
+      <w:r>
+        <w:t xml:space="preserve"> </w:t>
+      </w:r>
+      <w:proofErr w:type="spellStart"/>
+      <w:r>
+        <w:t>bệnh</w:t>
+      </w:r>
+      <w:proofErr w:type="spellEnd"/>
+      <w:r>
+        <w:t xml:space="preserve"> </w:t>
+      </w:r>
+      <w:proofErr w:type="spellStart"/>
+      <w:r>
+        <w:t>giữa</w:t>
+      </w:r>
+      <w:proofErr w:type="spellEnd"/>
+      <w:r>
+        <w:t xml:space="preserve"> 2 </w:t>
+      </w:r>
+      <w:proofErr w:type="spellStart"/>
+      <w:r>
+        <w:t>nhóm</w:t>
+      </w:r>
+      <w:proofErr w:type="spellEnd"/>
+      <w:r>
+        <w:t xml:space="preserve">. </w:t>
+      </w:r>
+      <w:proofErr w:type="spellStart"/>
+      <w:r>
+        <w:t>Có</w:t>
+      </w:r>
+      <w:proofErr w:type="spellEnd"/>
+      <w:r>
+        <w:t xml:space="preserve"> </w:t>
+      </w:r>
+      <w:proofErr w:type="spellStart"/>
+      <w:r>
+        <w:t>khả</w:t>
+      </w:r>
+      <w:proofErr w:type="spellEnd"/>
+      <w:r>
+        <w:t xml:space="preserve"> </w:t>
+      </w:r>
+      <w:proofErr w:type="spellStart"/>
+      <w:r>
+        <w:t>năng</w:t>
+      </w:r>
+      <w:proofErr w:type="spellEnd"/>
+      <w:r>
+        <w:t xml:space="preserve"> </w:t>
+      </w:r>
+      <w:proofErr w:type="spellStart"/>
+      <w:r>
+        <w:t>không</w:t>
+      </w:r>
+      <w:proofErr w:type="spellEnd"/>
+      <w:r>
+        <w:t xml:space="preserve"> </w:t>
+      </w:r>
+      <w:proofErr w:type="spellStart"/>
+      <w:r>
+        <w:t>ảnh</w:t>
+      </w:r>
+      <w:proofErr w:type="spellEnd"/>
+      <w:r>
+        <w:t xml:space="preserve"> </w:t>
+      </w:r>
+      <w:proofErr w:type="spellStart"/>
+      <w:r>
+        <w:t>hưởng</w:t>
+      </w:r>
+      <w:proofErr w:type="spellEnd"/>
+      <w:r>
+        <w:t xml:space="preserve"> </w:t>
+      </w:r>
+      <w:proofErr w:type="spellStart"/>
+      <w:r>
+        <w:t>đến</w:t>
+      </w:r>
+      <w:proofErr w:type="spellEnd"/>
+      <w:r>
+        <w:t xml:space="preserve"> </w:t>
+      </w:r>
+      <w:proofErr w:type="spellStart"/>
+      <w:r>
+        <w:t>kết</w:t>
+      </w:r>
+      <w:proofErr w:type="spellEnd"/>
+      <w:r>
+        <w:t xml:space="preserve"> </w:t>
+      </w:r>
+      <w:proofErr w:type="spellStart"/>
+      <w:r>
+        <w:t>quả</w:t>
+      </w:r>
+      <w:proofErr w:type="spellEnd"/>
+      <w:r>
+        <w:t xml:space="preserve"> </w:t>
+      </w:r>
+      <w:proofErr w:type="spellStart"/>
+      <w:r>
+        <w:t>loãng</w:t>
+      </w:r>
+      <w:proofErr w:type="spellEnd"/>
+      <w:r>
+        <w:t xml:space="preserve"> </w:t>
+      </w:r>
+      <w:proofErr w:type="spellStart"/>
+      <w:r>
+        <w:t>xương</w:t>
+      </w:r>
+      <w:proofErr w:type="spellEnd"/>
+      <w:r>
+        <w:t>.</w:t>
+      </w:r>
+    </w:p>
+    <w:p/>
+    <w:p>
+      <w:r>
+        <w:t>ANOVA:</w:t>
+      </w:r>
+    </w:p>
+    <w:p>
+      <w:proofErr w:type="spellStart"/>
+      <w:r>
+        <w:t>Đề</w:t>
+      </w:r>
+      <w:proofErr w:type="spellEnd"/>
+      <w:r>
+        <w:t xml:space="preserve"> </w:t>
+      </w:r>
+      <w:proofErr w:type="spellStart"/>
+      <w:r>
+        <w:t>bài</w:t>
+      </w:r>
+      <w:proofErr w:type="spellEnd"/>
+      <w:r>
+        <w:t xml:space="preserve">: </w:t>
+      </w:r>
+      <w:proofErr w:type="spellStart"/>
+      <w:r>
+        <w:t>xem</w:t>
+      </w:r>
+      <w:proofErr w:type="spellEnd"/>
+      <w:r>
+        <w:t xml:space="preserve"> </w:t>
+      </w:r>
+      <w:proofErr w:type="spellStart"/>
+      <w:r>
+        <w:t>xét</w:t>
+      </w:r>
+      <w:proofErr w:type="spellEnd"/>
+      <w:r>
+        <w:t xml:space="preserve"> </w:t>
+      </w:r>
+      <w:proofErr w:type="spellStart"/>
+      <w:r>
+        <w:t>các</w:t>
+      </w:r>
+      <w:proofErr w:type="spellEnd"/>
+      <w:r>
+        <w:t xml:space="preserve"> </w:t>
+      </w:r>
+      <w:proofErr w:type="spellStart"/>
+      <w:r>
+        <w:t>nhóm</w:t>
+      </w:r>
+      <w:proofErr w:type="spellEnd"/>
+      <w:r>
+        <w:t xml:space="preserve"> </w:t>
+      </w:r>
+      <w:proofErr w:type="spellStart"/>
+      <w:r>
+        <w:t>người</w:t>
+      </w:r>
+      <w:proofErr w:type="spellEnd"/>
+      <w:r>
+        <w:t xml:space="preserve"> </w:t>
+      </w:r>
+      <w:proofErr w:type="spellStart"/>
+      <w:r>
+        <w:t>có</w:t>
+      </w:r>
+      <w:proofErr w:type="spellEnd"/>
+      <w:r>
+        <w:t xml:space="preserve"> </w:t>
+      </w:r>
+      <w:proofErr w:type="spellStart"/>
+      <w:r>
+        <w:t>chủng</w:t>
+      </w:r>
+      <w:proofErr w:type="spellEnd"/>
+      <w:r>
+        <w:t xml:space="preserve"> </w:t>
+      </w:r>
+      <w:proofErr w:type="spellStart"/>
+      <w:r>
+        <w:t>tộc</w:t>
+      </w:r>
+      <w:proofErr w:type="spellEnd"/>
+      <w:r>
+        <w:t xml:space="preserve"> African American, Asian, Caucasian, </w:t>
+      </w:r>
+      <w:proofErr w:type="spellStart"/>
+      <w:r>
+        <w:t>liệu</w:t>
+      </w:r>
+      <w:proofErr w:type="spellEnd"/>
+      <w:r>
+        <w:t xml:space="preserve"> </w:t>
+      </w:r>
+      <w:proofErr w:type="spellStart"/>
+      <w:r>
+        <w:t>có</w:t>
+      </w:r>
+      <w:proofErr w:type="spellEnd"/>
+      <w:r>
+        <w:t xml:space="preserve"> </w:t>
+      </w:r>
+      <w:proofErr w:type="spellStart"/>
+      <w:r>
+        <w:t>sự</w:t>
+      </w:r>
+      <w:proofErr w:type="spellEnd"/>
+      <w:r>
+        <w:t xml:space="preserve"> </w:t>
+      </w:r>
+      <w:proofErr w:type="spellStart"/>
+      <w:r>
+        <w:t>chêch</w:t>
+      </w:r>
+      <w:proofErr w:type="spellEnd"/>
+      <w:r>
+        <w:t xml:space="preserve"> </w:t>
+      </w:r>
+      <w:proofErr w:type="spellStart"/>
+      <w:r>
+        <w:t>lệch</w:t>
+      </w:r>
+      <w:proofErr w:type="spellEnd"/>
+      <w:r>
+        <w:t xml:space="preserve"> </w:t>
+      </w:r>
+      <w:proofErr w:type="spellStart"/>
+      <w:r>
+        <w:t>giữa</w:t>
+      </w:r>
+      <w:proofErr w:type="spellEnd"/>
+      <w:r>
+        <w:t xml:space="preserve"> </w:t>
+      </w:r>
+      <w:proofErr w:type="spellStart"/>
+      <w:r>
+        <w:t>các</w:t>
+      </w:r>
+      <w:proofErr w:type="spellEnd"/>
+      <w:r>
+        <w:t xml:space="preserve"> </w:t>
+      </w:r>
+      <w:proofErr w:type="spellStart"/>
+      <w:r>
+        <w:t>độ</w:t>
+      </w:r>
+      <w:proofErr w:type="spellEnd"/>
+      <w:r>
+        <w:t xml:space="preserve"> </w:t>
+      </w:r>
+      <w:proofErr w:type="spellStart"/>
+      <w:r>
+        <w:t>tuổi</w:t>
+      </w:r>
+      <w:proofErr w:type="spellEnd"/>
+      <w:r>
+        <w:t xml:space="preserve"> </w:t>
+      </w:r>
+      <w:proofErr w:type="spellStart"/>
+      <w:r>
+        <w:t>giữa</w:t>
+      </w:r>
+      <w:proofErr w:type="spellEnd"/>
+      <w:r>
+        <w:t xml:space="preserve"> </w:t>
+      </w:r>
+      <w:proofErr w:type="spellStart"/>
+      <w:r>
+        <w:t>các</w:t>
+      </w:r>
+      <w:proofErr w:type="spellEnd"/>
+      <w:r>
+        <w:t xml:space="preserve"> </w:t>
+      </w:r>
+      <w:proofErr w:type="spellStart"/>
+      <w:r>
+        <w:t>nhóm</w:t>
+      </w:r>
+      <w:proofErr w:type="spellEnd"/>
+      <w:r>
+        <w:t xml:space="preserve"> </w:t>
+      </w:r>
+      <w:proofErr w:type="spellStart"/>
+      <w:r>
+        <w:t>người</w:t>
+      </w:r>
+      <w:proofErr w:type="spellEnd"/>
+      <w:r>
+        <w:t xml:space="preserve"> </w:t>
+      </w:r>
+      <w:proofErr w:type="spellStart"/>
+      <w:r>
+        <w:t>với</w:t>
+      </w:r>
+      <w:proofErr w:type="spellEnd"/>
+      <w:r>
+        <w:t xml:space="preserve"> </w:t>
+      </w:r>
+      <w:proofErr w:type="spellStart"/>
+      <w:r>
+        <w:t>nhau</w:t>
+      </w:r>
+      <w:proofErr w:type="spellEnd"/>
+      <w:r>
+        <w:t>?</w:t>
+      </w:r>
+    </w:p>
+    <w:p>
+      <w:proofErr w:type="spellStart"/>
+      <w:r>
+        <w:t>Tiền</w:t>
+      </w:r>
+      <w:proofErr w:type="spellEnd"/>
+      <w:r>
+        <w:t xml:space="preserve"> </w:t>
+      </w:r>
+      <w:proofErr w:type="spellStart"/>
+      <w:r>
+        <w:t>đề</w:t>
+      </w:r>
+      <w:proofErr w:type="spellEnd"/>
+      <w:r>
+        <w:t xml:space="preserve"> Anova: </w:t>
+      </w:r>
+      <w:proofErr w:type="spellStart"/>
+      <w:r>
+        <w:t>phân</w:t>
+      </w:r>
+      <w:proofErr w:type="spellEnd"/>
+      <w:r>
+        <w:t xml:space="preserve"> </w:t>
+      </w:r>
+      <w:proofErr w:type="spellStart"/>
+      <w:r>
+        <w:t>phối</w:t>
+      </w:r>
+      <w:proofErr w:type="spellEnd"/>
+      <w:r>
+        <w:t xml:space="preserve"> </w:t>
+      </w:r>
+      <w:proofErr w:type="spellStart"/>
+      <w:r>
+        <w:t>chuẩn</w:t>
+      </w:r>
+      <w:proofErr w:type="spellEnd"/>
+      <w:r>
+        <w:t xml:space="preserve"> + </w:t>
+      </w:r>
+      <w:proofErr w:type="spellStart"/>
+      <w:r>
+        <w:t>phương</w:t>
+      </w:r>
+      <w:proofErr w:type="spellEnd"/>
+      <w:r>
+        <w:t xml:space="preserve"> </w:t>
+      </w:r>
+      <w:proofErr w:type="spellStart"/>
+      <w:r>
+        <w:t>sai</w:t>
+      </w:r>
+      <w:proofErr w:type="spellEnd"/>
+      <w:r>
+        <w:t xml:space="preserve"> </w:t>
+      </w:r>
+      <w:proofErr w:type="spellStart"/>
+      <w:r>
+        <w:t>trong</w:t>
+      </w:r>
+      <w:proofErr w:type="spellEnd"/>
+      <w:r>
+        <w:t xml:space="preserve"> </w:t>
+      </w:r>
+      <w:proofErr w:type="spellStart"/>
+      <w:r>
+        <w:t>các</w:t>
+      </w:r>
+      <w:proofErr w:type="spellEnd"/>
+      <w:r>
+        <w:t xml:space="preserve"> </w:t>
+      </w:r>
+      <w:proofErr w:type="spellStart"/>
+      <w:r>
+        <w:t>nhóm</w:t>
+      </w:r>
+      <w:proofErr w:type="spellEnd"/>
+      <w:r>
+        <w:t xml:space="preserve"> </w:t>
+      </w:r>
+      <w:proofErr w:type="spellStart"/>
+      <w:r>
+        <w:t>bằng</w:t>
+      </w:r>
+      <w:proofErr w:type="spellEnd"/>
+      <w:r>
+        <w:t xml:space="preserve"> </w:t>
+      </w:r>
+      <w:proofErr w:type="spellStart"/>
+      <w:r>
+        <w:t>nhau</w:t>
+      </w:r>
+      <w:proofErr w:type="spellEnd"/>
+    </w:p>
+    <w:p>
+      <w:proofErr w:type="spellStart"/>
+      <w:r>
+        <w:t>Kiểm</w:t>
+      </w:r>
+      <w:proofErr w:type="spellEnd"/>
+      <w:r>
+        <w:t xml:space="preserve"> </w:t>
+      </w:r>
+      <w:proofErr w:type="spellStart"/>
+      <w:r>
+        <w:t>tra</w:t>
+      </w:r>
+      <w:proofErr w:type="spellEnd"/>
+      <w:r>
+        <w:t xml:space="preserve"> </w:t>
+      </w:r>
+      <w:proofErr w:type="spellStart"/>
+      <w:r>
+        <w:t>phân</w:t>
+      </w:r>
+      <w:proofErr w:type="spellEnd"/>
+      <w:r>
+        <w:t xml:space="preserve"> </w:t>
+      </w:r>
+      <w:proofErr w:type="spellStart"/>
+      <w:r>
+        <w:t>phối</w:t>
+      </w:r>
+      <w:proofErr w:type="spellEnd"/>
+      <w:r>
+        <w:t xml:space="preserve"> </w:t>
+      </w:r>
+      <w:proofErr w:type="spellStart"/>
+      <w:r>
+        <w:t>chuẩn</w:t>
+      </w:r>
+      <w:proofErr w:type="spellEnd"/>
+      <w:r>
+        <w:t>:</w:t>
+      </w:r>
+    </w:p>
+    <w:p>
+      <w:r>
+        <w:lastRenderedPageBreak/>
+        <w:drawing>
+          <wp:inline distT="0" distB="0" distL="0" distR="0" wp14:anchorId="625AC18C" wp14:editId="25817379">
+            <wp:extent cx="5612130" cy="5528310"/>
+            <wp:effectExtent l="0" t="0" r="7620" b="0"/>
+            <wp:docPr id="342493105" name="Picture 1"/>
+            <wp:cNvGraphicFramePr>
+              <a:graphicFrameLocks xmlns:a="http://schemas.openxmlformats.org/drawingml/2006/main" noChangeAspect="1"/>
+            </wp:cNvGraphicFramePr>
+            <a:graphic xmlns:a="http://schemas.openxmlformats.org/drawingml/2006/main">
+              <a:graphicData uri="http://schemas.openxmlformats.org/drawingml/2006/picture">
+                <pic:pic xmlns:pic="http://schemas.openxmlformats.org/drawingml/2006/picture">
+                  <pic:nvPicPr>
+                    <pic:cNvPr id="342493105" name=""/>
+                    <pic:cNvPicPr/>
+                  </pic:nvPicPr>
+                  <pic:blipFill>
+                    <a:blip r:embed="rId22"/>
+                    <a:stretch>
+                      <a:fillRect/>
+                    </a:stretch>
+                  </pic:blipFill>
+                  <pic:spPr>
+                    <a:xfrm>
+                      <a:off x="0" y="0"/>
+                      <a:ext cx="5612130" cy="5528310"/>
+                    </a:xfrm>
+                    <a:prstGeom prst="rect">
+                      <a:avLst/>
+                    </a:prstGeom>
+                  </pic:spPr>
+                </pic:pic>
+              </a:graphicData>
+            </a:graphic>
+          </wp:inline>
+        </w:drawing>
+      </w:r>
+      <w:r>
+        <w:br/>
+      </w:r>
+      <w:proofErr w:type="spellStart"/>
+      <w:r>
+        <w:t>Vì</w:t>
+      </w:r>
+      <w:proofErr w:type="spellEnd"/>
+      <w:r>
+        <w:t xml:space="preserve"> </w:t>
+      </w:r>
+      <w:proofErr w:type="spellStart"/>
+      <w:r>
+        <w:t>các</w:t>
+      </w:r>
+      <w:proofErr w:type="spellEnd"/>
+      <w:r>
+        <w:t xml:space="preserve"> </w:t>
+      </w:r>
+      <w:proofErr w:type="spellStart"/>
+      <w:r>
+        <w:t>nhóm</w:t>
+      </w:r>
+      <w:proofErr w:type="spellEnd"/>
+      <w:r>
+        <w:t xml:space="preserve"> </w:t>
+      </w:r>
+      <w:proofErr w:type="spellStart"/>
+      <w:r>
+        <w:t>có</w:t>
+      </w:r>
+      <w:proofErr w:type="spellEnd"/>
+      <w:r>
+        <w:t xml:space="preserve"> </w:t>
+      </w:r>
+      <w:proofErr w:type="spellStart"/>
+      <w:r>
+        <w:t>số</w:t>
+      </w:r>
+      <w:proofErr w:type="spellEnd"/>
+      <w:r>
+        <w:t xml:space="preserve"> </w:t>
+      </w:r>
+      <w:proofErr w:type="spellStart"/>
+      <w:r>
         <w:t>lượng</w:t>
       </w:r>
       <w:proofErr w:type="spellEnd"/>
@@ -907,11 +7912,1396 @@
       </w:r>
       <w:proofErr w:type="spellStart"/>
       <w:r>
+        <w:t>mẫu</w:t>
+      </w:r>
+      <w:proofErr w:type="spellEnd"/>
+      <w:r>
+        <w:t xml:space="preserve"> </w:t>
+      </w:r>
+      <w:proofErr w:type="spellStart"/>
+      <w:r>
+        <w:t>rất</w:t>
+      </w:r>
+      <w:proofErr w:type="spellEnd"/>
+      <w:r>
+        <w:t xml:space="preserve"> </w:t>
+      </w:r>
+      <w:proofErr w:type="spellStart"/>
+      <w:r>
+        <w:t>lớn</w:t>
+      </w:r>
+      <w:proofErr w:type="spellEnd"/>
+      <w:r>
+        <w:t xml:space="preserve"> so </w:t>
+      </w:r>
+      <w:proofErr w:type="spellStart"/>
+      <w:r>
+        <w:t>với</w:t>
+      </w:r>
+      <w:proofErr w:type="spellEnd"/>
+      <w:r>
+        <w:t xml:space="preserve"> 30 </w:t>
+      </w:r>
+      <w:r>
+        <w:drawing>
+          <wp:inline distT="0" distB="0" distL="0" distR="0" wp14:anchorId="7B4D504A" wp14:editId="600E2F53">
+            <wp:extent cx="3943900" cy="333422"/>
+            <wp:effectExtent l="0" t="0" r="0" b="9525"/>
+            <wp:docPr id="128436916" name="Picture 1"/>
+            <wp:cNvGraphicFramePr>
+              <a:graphicFrameLocks xmlns:a="http://schemas.openxmlformats.org/drawingml/2006/main" noChangeAspect="1"/>
+            </wp:cNvGraphicFramePr>
+            <a:graphic xmlns:a="http://schemas.openxmlformats.org/drawingml/2006/main">
+              <a:graphicData uri="http://schemas.openxmlformats.org/drawingml/2006/picture">
+                <pic:pic xmlns:pic="http://schemas.openxmlformats.org/drawingml/2006/picture">
+                  <pic:nvPicPr>
+                    <pic:cNvPr id="128436916" name=""/>
+                    <pic:cNvPicPr/>
+                  </pic:nvPicPr>
+                  <pic:blipFill>
+                    <a:blip r:embed="rId23"/>
+                    <a:stretch>
+                      <a:fillRect/>
+                    </a:stretch>
+                  </pic:blipFill>
+                  <pic:spPr>
+                    <a:xfrm>
+                      <a:off x="0" y="0"/>
+                      <a:ext cx="3943900" cy="333422"/>
+                    </a:xfrm>
+                    <a:prstGeom prst="rect">
+                      <a:avLst/>
+                    </a:prstGeom>
+                  </pic:spPr>
+                </pic:pic>
+              </a:graphicData>
+            </a:graphic>
+          </wp:inline>
+        </w:drawing>
+      </w:r>
+    </w:p>
+    <w:p>
+      <w:r>
+        <w:t xml:space="preserve">Cho </w:t>
+      </w:r>
+      <w:proofErr w:type="spellStart"/>
+      <w:r>
+        <w:t>nên</w:t>
+      </w:r>
+      <w:proofErr w:type="spellEnd"/>
+      <w:r>
+        <w:t xml:space="preserve"> ta </w:t>
+      </w:r>
+      <w:proofErr w:type="spellStart"/>
+      <w:r>
+        <w:t>coi</w:t>
+      </w:r>
+      <w:proofErr w:type="spellEnd"/>
+      <w:r>
+        <w:t xml:space="preserve"> </w:t>
+      </w:r>
+      <w:proofErr w:type="spellStart"/>
+      <w:r>
+        <w:t>rằng</w:t>
+      </w:r>
+      <w:proofErr w:type="spellEnd"/>
+      <w:r>
+        <w:t xml:space="preserve"> </w:t>
+      </w:r>
+      <w:proofErr w:type="spellStart"/>
+      <w:r>
+        <w:t>các</w:t>
+      </w:r>
+      <w:proofErr w:type="spellEnd"/>
+      <w:r>
+        <w:t xml:space="preserve"> </w:t>
+      </w:r>
+      <w:proofErr w:type="spellStart"/>
+      <w:r>
+        <w:t>nhóm</w:t>
+      </w:r>
+      <w:proofErr w:type="spellEnd"/>
+      <w:r>
+        <w:t xml:space="preserve"> </w:t>
+      </w:r>
+      <w:proofErr w:type="spellStart"/>
+      <w:r>
+        <w:t>phân</w:t>
+      </w:r>
+      <w:proofErr w:type="spellEnd"/>
+      <w:r>
+        <w:t xml:space="preserve"> </w:t>
+      </w:r>
+      <w:proofErr w:type="spellStart"/>
+      <w:r>
+        <w:t>phối</w:t>
+      </w:r>
+      <w:proofErr w:type="spellEnd"/>
+      <w:r>
+        <w:t xml:space="preserve"> </w:t>
+      </w:r>
+      <w:proofErr w:type="spellStart"/>
+      <w:r>
+        <w:t>xấp</w:t>
+      </w:r>
+      <w:proofErr w:type="spellEnd"/>
+      <w:r>
+        <w:t xml:space="preserve"> </w:t>
+      </w:r>
+      <w:proofErr w:type="spellStart"/>
+      <w:r>
+        <w:t>xỉ</w:t>
+      </w:r>
+      <w:proofErr w:type="spellEnd"/>
+      <w:r>
+        <w:t xml:space="preserve"> </w:t>
+      </w:r>
+      <w:proofErr w:type="spellStart"/>
+      <w:r>
+        <w:t>chuẩn</w:t>
+      </w:r>
+      <w:proofErr w:type="spellEnd"/>
+      <w:r>
+        <w:t>.</w:t>
+      </w:r>
+    </w:p>
+    <w:p>
+      <w:proofErr w:type="spellStart"/>
+      <w:r>
+        <w:t>Kiểm</w:t>
+      </w:r>
+      <w:proofErr w:type="spellEnd"/>
+      <w:r>
+        <w:t xml:space="preserve"> </w:t>
+      </w:r>
+      <w:proofErr w:type="spellStart"/>
+      <w:r>
+        <w:t>tra</w:t>
+      </w:r>
+      <w:proofErr w:type="spellEnd"/>
+      <w:r>
+        <w:t xml:space="preserve"> </w:t>
+      </w:r>
+      <w:proofErr w:type="spellStart"/>
+      <w:r>
+        <w:t>phương</w:t>
+      </w:r>
+      <w:proofErr w:type="spellEnd"/>
+      <w:r>
+        <w:t xml:space="preserve"> </w:t>
+      </w:r>
+      <w:proofErr w:type="spellStart"/>
+      <w:r>
+        <w:t>sai</w:t>
+      </w:r>
+      <w:proofErr w:type="spellEnd"/>
+      <w:r>
+        <w:t xml:space="preserve"> </w:t>
+      </w:r>
+      <w:proofErr w:type="spellStart"/>
+      <w:r>
+        <w:t>trong</w:t>
+      </w:r>
+      <w:proofErr w:type="spellEnd"/>
+      <w:r>
+        <w:t xml:space="preserve"> </w:t>
+      </w:r>
+      <w:proofErr w:type="spellStart"/>
+      <w:r>
+        <w:t>các</w:t>
+      </w:r>
+      <w:proofErr w:type="spellEnd"/>
+      <w:r>
+        <w:t xml:space="preserve"> </w:t>
+      </w:r>
+      <w:proofErr w:type="spellStart"/>
+      <w:r>
+        <w:t>nhóm</w:t>
+      </w:r>
+      <w:proofErr w:type="spellEnd"/>
+      <w:r>
+        <w:t>:</w:t>
+      </w:r>
+    </w:p>
+    <w:p>
+      <w:r>
+        <w:t xml:space="preserve">Ta </w:t>
+      </w:r>
+      <w:proofErr w:type="spellStart"/>
+      <w:r>
+        <w:t>có</w:t>
+      </w:r>
+      <w:proofErr w:type="spellEnd"/>
+      <w:r>
+        <w:t xml:space="preserve"> 2 </w:t>
+      </w:r>
+      <w:proofErr w:type="spellStart"/>
+      <w:r>
+        <w:t>giả</w:t>
+      </w:r>
+      <w:proofErr w:type="spellEnd"/>
+      <w:r>
+        <w:t xml:space="preserve"> </w:t>
+      </w:r>
+      <w:proofErr w:type="spellStart"/>
+      <w:r>
+        <w:t>thuyết</w:t>
+      </w:r>
+      <w:proofErr w:type="spellEnd"/>
+      <w:r>
+        <w:t>:</w:t>
+      </w:r>
+    </w:p>
+    <w:p>
+      <w:r>
+        <w:t xml:space="preserve">H0: Phương </w:t>
+      </w:r>
+      <w:proofErr w:type="spellStart"/>
+      <w:r>
+        <w:t>sai</w:t>
+      </w:r>
+      <w:proofErr w:type="spellEnd"/>
+      <w:r>
+        <w:t xml:space="preserve"> </w:t>
+      </w:r>
+      <w:proofErr w:type="spellStart"/>
+      <w:r>
+        <w:t>giữa</w:t>
+      </w:r>
+      <w:proofErr w:type="spellEnd"/>
+      <w:r>
+        <w:t xml:space="preserve"> </w:t>
+      </w:r>
+      <w:proofErr w:type="spellStart"/>
+      <w:r>
+        <w:t>các</w:t>
+      </w:r>
+      <w:proofErr w:type="spellEnd"/>
+      <w:r>
+        <w:t xml:space="preserve"> </w:t>
+      </w:r>
+      <w:proofErr w:type="spellStart"/>
+      <w:r>
+        <w:t>nhóm</w:t>
+      </w:r>
+      <w:proofErr w:type="spellEnd"/>
+      <w:r>
+        <w:t xml:space="preserve"> </w:t>
+      </w:r>
+      <w:proofErr w:type="spellStart"/>
+      <w:r>
+        <w:t>đồng</w:t>
+      </w:r>
+      <w:proofErr w:type="spellEnd"/>
+      <w:r>
+        <w:t xml:space="preserve"> </w:t>
+      </w:r>
+      <w:proofErr w:type="spellStart"/>
+      <w:r>
+        <w:t>nhất</w:t>
+      </w:r>
+      <w:proofErr w:type="spellEnd"/>
+      <w:r>
+        <w:t>.</w:t>
+      </w:r>
+    </w:p>
+    <w:p>
+      <w:r>
+        <w:lastRenderedPageBreak/>
+        <w:t xml:space="preserve">H1: Phương </w:t>
+      </w:r>
+      <w:proofErr w:type="spellStart"/>
+      <w:r>
+        <w:t>sai</w:t>
+      </w:r>
+      <w:proofErr w:type="spellEnd"/>
+      <w:r>
+        <w:t xml:space="preserve"> </w:t>
+      </w:r>
+      <w:proofErr w:type="spellStart"/>
+      <w:r>
+        <w:t>giữa</w:t>
+      </w:r>
+      <w:proofErr w:type="spellEnd"/>
+      <w:r>
+        <w:t xml:space="preserve"> </w:t>
+      </w:r>
+      <w:proofErr w:type="spellStart"/>
+      <w:r>
+        <w:t>các</w:t>
+      </w:r>
+      <w:proofErr w:type="spellEnd"/>
+      <w:r>
+        <w:t xml:space="preserve"> </w:t>
+      </w:r>
+      <w:proofErr w:type="spellStart"/>
+      <w:r>
+        <w:t>nhóm</w:t>
+      </w:r>
+      <w:proofErr w:type="spellEnd"/>
+      <w:r>
+        <w:t xml:space="preserve"> </w:t>
+      </w:r>
+      <w:proofErr w:type="spellStart"/>
+      <w:r>
+        <w:t>không</w:t>
+      </w:r>
+      <w:proofErr w:type="spellEnd"/>
+      <w:r>
+        <w:t xml:space="preserve"> </w:t>
+      </w:r>
+      <w:proofErr w:type="spellStart"/>
+      <w:r>
+        <w:t>đồng</w:t>
+      </w:r>
+      <w:proofErr w:type="spellEnd"/>
+      <w:r>
+        <w:t xml:space="preserve"> </w:t>
+      </w:r>
+      <w:proofErr w:type="spellStart"/>
+      <w:r>
+        <w:t>nhất</w:t>
+      </w:r>
+      <w:proofErr w:type="spellEnd"/>
+      <w:r>
+        <w:t>.</w:t>
+      </w:r>
+      <w:r>
+        <w:br/>
+        <w:t xml:space="preserve">Ta </w:t>
+      </w:r>
+      <w:proofErr w:type="spellStart"/>
+      <w:r>
+        <w:t>dùng</w:t>
+      </w:r>
+      <w:proofErr w:type="spellEnd"/>
+      <w:r>
+        <w:t xml:space="preserve"> </w:t>
+      </w:r>
+      <w:proofErr w:type="spellStart"/>
+      <w:r>
+        <w:t>kiểm</w:t>
+      </w:r>
+      <w:proofErr w:type="spellEnd"/>
+      <w:r>
+        <w:t xml:space="preserve"> </w:t>
+      </w:r>
+      <w:proofErr w:type="spellStart"/>
+      <w:r>
+        <w:t>định</w:t>
+      </w:r>
+      <w:proofErr w:type="spellEnd"/>
+      <w:r>
+        <w:t xml:space="preserve"> Levene.</w:t>
+      </w:r>
+      <w:r>
+        <w:drawing>
+          <wp:inline distT="0" distB="0" distL="0" distR="0" wp14:anchorId="7C52F4B7" wp14:editId="15830A9E">
+            <wp:extent cx="4686954" cy="609685"/>
+            <wp:effectExtent l="0" t="0" r="0" b="0"/>
+            <wp:docPr id="2128482029" name="Picture 1"/>
+            <wp:cNvGraphicFramePr>
+              <a:graphicFrameLocks xmlns:a="http://schemas.openxmlformats.org/drawingml/2006/main" noChangeAspect="1"/>
+            </wp:cNvGraphicFramePr>
+            <a:graphic xmlns:a="http://schemas.openxmlformats.org/drawingml/2006/main">
+              <a:graphicData uri="http://schemas.openxmlformats.org/drawingml/2006/picture">
+                <pic:pic xmlns:pic="http://schemas.openxmlformats.org/drawingml/2006/picture">
+                  <pic:nvPicPr>
+                    <pic:cNvPr id="2128482029" name=""/>
+                    <pic:cNvPicPr/>
+                  </pic:nvPicPr>
+                  <pic:blipFill>
+                    <a:blip r:embed="rId24"/>
+                    <a:stretch>
+                      <a:fillRect/>
+                    </a:stretch>
+                  </pic:blipFill>
+                  <pic:spPr>
+                    <a:xfrm>
+                      <a:off x="0" y="0"/>
+                      <a:ext cx="4686954" cy="609685"/>
+                    </a:xfrm>
+                    <a:prstGeom prst="rect">
+                      <a:avLst/>
+                    </a:prstGeom>
+                  </pic:spPr>
+                </pic:pic>
+              </a:graphicData>
+            </a:graphic>
+          </wp:inline>
+        </w:drawing>
+      </w:r>
+    </w:p>
+    <w:p>
+      <w:r>
+        <w:t xml:space="preserve">Ta </w:t>
+      </w:r>
+      <w:proofErr w:type="spellStart"/>
+      <w:r>
+        <w:t>thấy</w:t>
+      </w:r>
+      <w:proofErr w:type="spellEnd"/>
+      <w:r>
+        <w:t xml:space="preserve"> </w:t>
+      </w:r>
+      <w:proofErr w:type="spellStart"/>
+      <w:r>
+        <w:t>tỉ</w:t>
+      </w:r>
+      <w:proofErr w:type="spellEnd"/>
+      <w:r>
+        <w:t xml:space="preserve"> </w:t>
+      </w:r>
+      <w:proofErr w:type="spellStart"/>
+      <w:r>
+        <w:t>lệ</w:t>
+      </w:r>
+      <w:proofErr w:type="spellEnd"/>
+      <w:r>
+        <w:t xml:space="preserve"> 0.1137 &gt; 0.05, </w:t>
+      </w:r>
+      <w:proofErr w:type="spellStart"/>
+      <w:r>
+        <w:t>cho</w:t>
+      </w:r>
+      <w:proofErr w:type="spellEnd"/>
+      <w:r>
+        <w:t xml:space="preserve"> </w:t>
+      </w:r>
+      <w:proofErr w:type="spellStart"/>
+      <w:r>
+        <w:t>nên</w:t>
+      </w:r>
+      <w:proofErr w:type="spellEnd"/>
+      <w:r>
+        <w:t xml:space="preserve"> ta </w:t>
+      </w:r>
+      <w:proofErr w:type="spellStart"/>
+      <w:r>
+        <w:t>không</w:t>
+      </w:r>
+      <w:proofErr w:type="spellEnd"/>
+      <w:r>
+        <w:t xml:space="preserve"> </w:t>
+      </w:r>
+      <w:proofErr w:type="spellStart"/>
+      <w:r>
+        <w:t>bác</w:t>
+      </w:r>
+      <w:proofErr w:type="spellEnd"/>
+      <w:r>
+        <w:t xml:space="preserve"> </w:t>
+      </w:r>
+      <w:proofErr w:type="spellStart"/>
+      <w:r>
+        <w:t>bỏ</w:t>
+      </w:r>
+      <w:proofErr w:type="spellEnd"/>
+      <w:r>
+        <w:t xml:space="preserve"> </w:t>
+      </w:r>
+      <w:proofErr w:type="spellStart"/>
+      <w:r>
+        <w:t>giả</w:t>
+      </w:r>
+      <w:proofErr w:type="spellEnd"/>
+      <w:r>
+        <w:t xml:space="preserve"> </w:t>
+      </w:r>
+      <w:proofErr w:type="spellStart"/>
+      <w:r>
+        <w:t>thuyết</w:t>
+      </w:r>
+      <w:proofErr w:type="spellEnd"/>
+      <w:r>
+        <w:t xml:space="preserve"> H0, </w:t>
+      </w:r>
+      <w:proofErr w:type="spellStart"/>
+      <w:r>
+        <w:t>tức</w:t>
+      </w:r>
+      <w:proofErr w:type="spellEnd"/>
+      <w:r>
+        <w:t xml:space="preserve"> </w:t>
+      </w:r>
+      <w:proofErr w:type="spellStart"/>
+      <w:r>
+        <w:t>phương</w:t>
+      </w:r>
+      <w:proofErr w:type="spellEnd"/>
+      <w:r>
+        <w:t xml:space="preserve"> </w:t>
+      </w:r>
+      <w:proofErr w:type="spellStart"/>
+      <w:r>
+        <w:t>sai</w:t>
+      </w:r>
+      <w:proofErr w:type="spellEnd"/>
+      <w:r>
+        <w:t xml:space="preserve"> </w:t>
+      </w:r>
+      <w:proofErr w:type="spellStart"/>
+      <w:r>
+        <w:t>giữa</w:t>
+      </w:r>
+      <w:proofErr w:type="spellEnd"/>
+      <w:r>
+        <w:t xml:space="preserve"> </w:t>
+      </w:r>
+      <w:proofErr w:type="spellStart"/>
+      <w:r>
+        <w:t>các</w:t>
+      </w:r>
+      <w:proofErr w:type="spellEnd"/>
+      <w:r>
+        <w:t xml:space="preserve"> </w:t>
+      </w:r>
+      <w:proofErr w:type="spellStart"/>
+      <w:r>
+        <w:t>nhóm</w:t>
+      </w:r>
+      <w:proofErr w:type="spellEnd"/>
+      <w:r>
+        <w:t xml:space="preserve"> </w:t>
+      </w:r>
+      <w:proofErr w:type="spellStart"/>
+      <w:r>
+        <w:t>đồng</w:t>
+      </w:r>
+      <w:proofErr w:type="spellEnd"/>
+      <w:r>
+        <w:t xml:space="preserve"> </w:t>
+      </w:r>
+      <w:proofErr w:type="spellStart"/>
+      <w:r>
+        <w:t>nhất</w:t>
+      </w:r>
+      <w:proofErr w:type="spellEnd"/>
+      <w:r>
+        <w:t>.</w:t>
+      </w:r>
+    </w:p>
+    <w:p>
+      <w:proofErr w:type="spellStart"/>
+      <w:r>
+        <w:t>Vậy</w:t>
+      </w:r>
+      <w:proofErr w:type="spellEnd"/>
+      <w:r>
+        <w:t xml:space="preserve"> ta </w:t>
+      </w:r>
+      <w:proofErr w:type="spellStart"/>
+      <w:r>
+        <w:t>đã</w:t>
+      </w:r>
+      <w:proofErr w:type="spellEnd"/>
+      <w:r>
+        <w:t xml:space="preserve"> </w:t>
+      </w:r>
+      <w:proofErr w:type="spellStart"/>
+      <w:r>
+        <w:t>có</w:t>
+      </w:r>
+      <w:proofErr w:type="spellEnd"/>
+      <w:r>
+        <w:t xml:space="preserve"> </w:t>
+      </w:r>
+      <w:proofErr w:type="spellStart"/>
+      <w:r>
+        <w:t>đủ</w:t>
+      </w:r>
+      <w:proofErr w:type="spellEnd"/>
+      <w:r>
+        <w:t xml:space="preserve"> </w:t>
+      </w:r>
+      <w:proofErr w:type="spellStart"/>
+      <w:r>
+        <w:t>điều</w:t>
+      </w:r>
+      <w:proofErr w:type="spellEnd"/>
+      <w:r>
+        <w:t xml:space="preserve"> </w:t>
+      </w:r>
+      <w:proofErr w:type="spellStart"/>
+      <w:r>
+        <w:t>kiện</w:t>
+      </w:r>
+      <w:proofErr w:type="spellEnd"/>
+      <w:r>
+        <w:t xml:space="preserve"> </w:t>
+      </w:r>
+      <w:proofErr w:type="spellStart"/>
+      <w:r>
+        <w:t>để</w:t>
+      </w:r>
+      <w:proofErr w:type="spellEnd"/>
+      <w:r>
+        <w:t xml:space="preserve"> </w:t>
+      </w:r>
+      <w:proofErr w:type="spellStart"/>
+      <w:r>
+        <w:t>hiện</w:t>
+      </w:r>
+      <w:proofErr w:type="spellEnd"/>
+      <w:r>
+        <w:t xml:space="preserve"> </w:t>
+      </w:r>
+      <w:proofErr w:type="spellStart"/>
+      <w:r>
+        <w:t>thực</w:t>
+      </w:r>
+      <w:proofErr w:type="spellEnd"/>
+      <w:r>
+        <w:t xml:space="preserve"> ANOVA.</w:t>
+      </w:r>
+    </w:p>
+    <w:p>
+      <w:r>
+        <w:t xml:space="preserve">Các </w:t>
+      </w:r>
+      <w:proofErr w:type="spellStart"/>
+      <w:r>
+        <w:t>giả</w:t>
+      </w:r>
+      <w:proofErr w:type="spellEnd"/>
+      <w:r>
+        <w:t xml:space="preserve"> </w:t>
+      </w:r>
+      <w:proofErr w:type="spellStart"/>
+      <w:r>
+        <w:t>thuyết</w:t>
+      </w:r>
+      <w:proofErr w:type="spellEnd"/>
+      <w:r>
+        <w:t xml:space="preserve"> ANOVA:</w:t>
+      </w:r>
+      <w:r>
+        <w:br/>
+        <w:t xml:space="preserve">H0: </w:t>
+      </w:r>
+      <w:proofErr w:type="spellStart"/>
+      <w:r>
+        <w:t>Giữa</w:t>
+      </w:r>
+      <w:proofErr w:type="spellEnd"/>
+      <w:r>
+        <w:t xml:space="preserve"> </w:t>
+      </w:r>
+      <w:proofErr w:type="spellStart"/>
+      <w:r>
+        <w:t>các</w:t>
+      </w:r>
+      <w:proofErr w:type="spellEnd"/>
+      <w:r>
+        <w:t xml:space="preserve"> </w:t>
+      </w:r>
+      <w:proofErr w:type="spellStart"/>
+      <w:r>
+        <w:t>nhóm</w:t>
+      </w:r>
+      <w:proofErr w:type="spellEnd"/>
+      <w:r>
+        <w:t xml:space="preserve"> </w:t>
+      </w:r>
+      <w:proofErr w:type="spellStart"/>
+      <w:r>
+        <w:t>có</w:t>
+      </w:r>
+      <w:proofErr w:type="spellEnd"/>
+      <w:r>
+        <w:t xml:space="preserve"> </w:t>
+      </w:r>
+      <w:proofErr w:type="spellStart"/>
+      <w:r>
+        <w:t>trung</w:t>
+      </w:r>
+      <w:proofErr w:type="spellEnd"/>
+      <w:r>
+        <w:t xml:space="preserve"> </w:t>
+      </w:r>
+      <w:proofErr w:type="spellStart"/>
+      <w:r>
+        <w:t>bình</w:t>
+      </w:r>
+      <w:proofErr w:type="spellEnd"/>
+      <w:r>
+        <w:t xml:space="preserve"> </w:t>
+      </w:r>
+      <w:proofErr w:type="spellStart"/>
+      <w:r>
+        <w:t>độ</w:t>
+      </w:r>
+      <w:proofErr w:type="spellEnd"/>
+      <w:r>
+        <w:t xml:space="preserve"> </w:t>
+      </w:r>
+      <w:proofErr w:type="spellStart"/>
+      <w:r>
         <w:t>tuổi</w:t>
       </w:r>
       <w:proofErr w:type="spellEnd"/>
       <w:r>
         <w:t xml:space="preserve"> </w:t>
+      </w:r>
+      <w:proofErr w:type="spellStart"/>
+      <w:r>
+        <w:t>bằng</w:t>
+      </w:r>
+      <w:proofErr w:type="spellEnd"/>
+      <w:r>
+        <w:t xml:space="preserve"> </w:t>
+      </w:r>
+      <w:proofErr w:type="spellStart"/>
+      <w:r>
+        <w:t>nhau</w:t>
+      </w:r>
+      <w:proofErr w:type="spellEnd"/>
+      <w:r>
+        <w:t>.</w:t>
+      </w:r>
+    </w:p>
+    <w:p>
+      <w:r>
+        <w:t xml:space="preserve">H1: </w:t>
+      </w:r>
+      <w:proofErr w:type="spellStart"/>
+      <w:r>
+        <w:t>Có</w:t>
+      </w:r>
+      <w:proofErr w:type="spellEnd"/>
+      <w:r>
+        <w:t xml:space="preserve"> </w:t>
+      </w:r>
+      <w:proofErr w:type="spellStart"/>
+      <w:r>
+        <w:t>ít</w:t>
+      </w:r>
+      <w:proofErr w:type="spellEnd"/>
+      <w:r>
+        <w:t xml:space="preserve"> </w:t>
+      </w:r>
+      <w:proofErr w:type="spellStart"/>
+      <w:r>
+        <w:t>nhất</w:t>
+      </w:r>
+      <w:proofErr w:type="spellEnd"/>
+      <w:r>
+        <w:t xml:space="preserve"> </w:t>
+      </w:r>
+      <w:proofErr w:type="spellStart"/>
+      <w:r>
+        <w:t>một</w:t>
+      </w:r>
+      <w:proofErr w:type="spellEnd"/>
+      <w:r>
+        <w:t xml:space="preserve"> </w:t>
+      </w:r>
+      <w:proofErr w:type="spellStart"/>
+      <w:r>
+        <w:t>nhóm</w:t>
+      </w:r>
+      <w:proofErr w:type="spellEnd"/>
+      <w:r>
+        <w:t xml:space="preserve"> </w:t>
+      </w:r>
+      <w:proofErr w:type="spellStart"/>
+      <w:r>
+        <w:t>có</w:t>
+      </w:r>
+      <w:proofErr w:type="spellEnd"/>
+      <w:r>
+        <w:t xml:space="preserve"> </w:t>
+      </w:r>
+      <w:proofErr w:type="spellStart"/>
+      <w:r>
+        <w:t>trung</w:t>
+      </w:r>
+      <w:proofErr w:type="spellEnd"/>
+      <w:r>
+        <w:t xml:space="preserve"> </w:t>
+      </w:r>
+      <w:proofErr w:type="spellStart"/>
+      <w:r>
+        <w:t>bình</w:t>
+      </w:r>
+      <w:proofErr w:type="spellEnd"/>
+      <w:r>
+        <w:t xml:space="preserve"> </w:t>
+      </w:r>
+      <w:proofErr w:type="spellStart"/>
+      <w:r>
+        <w:t>độ</w:t>
+      </w:r>
+      <w:proofErr w:type="spellEnd"/>
+      <w:r>
+        <w:t xml:space="preserve"> </w:t>
+      </w:r>
+      <w:proofErr w:type="spellStart"/>
+      <w:r>
+        <w:t>tuổi</w:t>
+      </w:r>
+      <w:proofErr w:type="spellEnd"/>
+      <w:r>
+        <w:t xml:space="preserve"> </w:t>
+      </w:r>
+      <w:proofErr w:type="spellStart"/>
+      <w:r>
+        <w:t>khác</w:t>
+      </w:r>
+      <w:proofErr w:type="spellEnd"/>
+      <w:r>
+        <w:t xml:space="preserve"> so </w:t>
+      </w:r>
+      <w:proofErr w:type="spellStart"/>
+      <w:r>
+        <w:t>với</w:t>
+      </w:r>
+      <w:proofErr w:type="spellEnd"/>
+      <w:r>
+        <w:t xml:space="preserve"> </w:t>
+      </w:r>
+      <w:proofErr w:type="spellStart"/>
+      <w:r>
+        <w:t>các</w:t>
+      </w:r>
+      <w:proofErr w:type="spellEnd"/>
+      <w:r>
+        <w:t xml:space="preserve"> </w:t>
+      </w:r>
+      <w:proofErr w:type="spellStart"/>
+      <w:r>
+        <w:t>nhóm</w:t>
+      </w:r>
+      <w:proofErr w:type="spellEnd"/>
+      <w:r>
+        <w:t xml:space="preserve"> </w:t>
+      </w:r>
+      <w:proofErr w:type="spellStart"/>
+      <w:r>
+        <w:t>còn</w:t>
+      </w:r>
+      <w:proofErr w:type="spellEnd"/>
+      <w:r>
+        <w:t xml:space="preserve"> </w:t>
+      </w:r>
+      <w:proofErr w:type="spellStart"/>
+      <w:r>
+        <w:t>lại</w:t>
+      </w:r>
+      <w:proofErr w:type="spellEnd"/>
+      <w:r>
+        <w:t>.</w:t>
+      </w:r>
+    </w:p>
+    <w:p>
+      <w:proofErr w:type="spellStart"/>
+      <w:r>
+        <w:t>Kết</w:t>
+      </w:r>
+      <w:proofErr w:type="spellEnd"/>
+      <w:r>
+        <w:t xml:space="preserve"> </w:t>
+      </w:r>
+      <w:proofErr w:type="spellStart"/>
+      <w:r>
+        <w:t>quả</w:t>
+      </w:r>
+      <w:proofErr w:type="spellEnd"/>
+      <w:r>
+        <w:t xml:space="preserve"> ANOVA:</w:t>
+      </w:r>
+    </w:p>
+    <w:p>
+      <w:pPr>
+        <w:rPr>
+          <w:noProof/>
+        </w:rPr>
+      </w:pPr>
+      <w:r>
+        <w:rPr>
+          <w:noProof/>
+        </w:rPr>
+        <w:t xml:space="preserve"> </w:t>
+      </w:r>
+      <w:r>
+        <w:drawing>
+          <wp:inline distT="0" distB="0" distL="0" distR="0" wp14:anchorId="5E060A94" wp14:editId="28D0BF8F">
+            <wp:extent cx="3886742" cy="543001"/>
+            <wp:effectExtent l="0" t="0" r="0" b="9525"/>
+            <wp:docPr id="1812884485" name="Picture 1"/>
+            <wp:cNvGraphicFramePr>
+              <a:graphicFrameLocks xmlns:a="http://schemas.openxmlformats.org/drawingml/2006/main" noChangeAspect="1"/>
+            </wp:cNvGraphicFramePr>
+            <a:graphic xmlns:a="http://schemas.openxmlformats.org/drawingml/2006/main">
+              <a:graphicData uri="http://schemas.openxmlformats.org/drawingml/2006/picture">
+                <pic:pic xmlns:pic="http://schemas.openxmlformats.org/drawingml/2006/picture">
+                  <pic:nvPicPr>
+                    <pic:cNvPr id="1812884485" name=""/>
+                    <pic:cNvPicPr/>
+                  </pic:nvPicPr>
+                  <pic:blipFill>
+                    <a:blip r:embed="rId25"/>
+                    <a:stretch>
+                      <a:fillRect/>
+                    </a:stretch>
+                  </pic:blipFill>
+                  <pic:spPr>
+                    <a:xfrm>
+                      <a:off x="0" y="0"/>
+                      <a:ext cx="3886742" cy="543001"/>
+                    </a:xfrm>
+                    <a:prstGeom prst="rect">
+                      <a:avLst/>
+                    </a:prstGeom>
+                  </pic:spPr>
+                </pic:pic>
+              </a:graphicData>
+            </a:graphic>
+          </wp:inline>
+        </w:drawing>
+      </w:r>
+    </w:p>
+    <w:p>
+      <w:pPr>
+        <w:rPr>
+          <w:noProof/>
+        </w:rPr>
+      </w:pPr>
+      <w:r>
+        <w:rPr>
+          <w:noProof/>
+        </w:rPr>
+        <w:t>Ta thấy rằng tỉ lệ 0.146 &gt; 0.05 cho nên ta không bác bỏ giả thuyết H0, tức giữa các nhóm có trung bình độ tuổi bằng nhau.</w:t>
+      </w:r>
+    </w:p>
+    <w:p>
+      <w:pPr>
+        <w:rPr>
+          <w:noProof/>
+        </w:rPr>
+      </w:pPr>
+      <w:r>
+        <w:rPr>
+          <w:noProof/>
+        </w:rPr>
+        <w:t>Kết luận: Giữa lấy dữ liệu giữa các nhóm người có chủng tộc khác nhau, không có sự biased khi lấy dữ liệu tuổi.</w:t>
+      </w:r>
+    </w:p>
+    <w:p>
+      <w:pPr>
+        <w:rPr>
+          <w:noProof/>
+        </w:rPr>
+      </w:pPr>
+      <w:r>
+        <w:rPr>
+          <w:noProof/>
+        </w:rPr>
+        <w:lastRenderedPageBreak/>
+        <w:drawing>
+          <wp:inline distT="0" distB="0" distL="0" distR="0" wp14:anchorId="6DFE0053" wp14:editId="1BEBBA19">
+            <wp:extent cx="5612130" cy="5654675"/>
+            <wp:effectExtent l="0" t="0" r="7620" b="3175"/>
+            <wp:docPr id="815484431" name="Picture 1"/>
+            <wp:cNvGraphicFramePr>
+              <a:graphicFrameLocks xmlns:a="http://schemas.openxmlformats.org/drawingml/2006/main" noChangeAspect="1"/>
+            </wp:cNvGraphicFramePr>
+            <a:graphic xmlns:a="http://schemas.openxmlformats.org/drawingml/2006/main">
+              <a:graphicData uri="http://schemas.openxmlformats.org/drawingml/2006/picture">
+                <pic:pic xmlns:pic="http://schemas.openxmlformats.org/drawingml/2006/picture">
+                  <pic:nvPicPr>
+                    <pic:cNvPr id="815484431" name=""/>
+                    <pic:cNvPicPr/>
+                  </pic:nvPicPr>
+                  <pic:blipFill>
+                    <a:blip r:embed="rId26"/>
+                    <a:stretch>
+                      <a:fillRect/>
+                    </a:stretch>
+                  </pic:blipFill>
+                  <pic:spPr>
+                    <a:xfrm>
+                      <a:off x="0" y="0"/>
+                      <a:ext cx="5612130" cy="5654675"/>
+                    </a:xfrm>
+                    <a:prstGeom prst="rect">
+                      <a:avLst/>
+                    </a:prstGeom>
+                  </pic:spPr>
+                </pic:pic>
+              </a:graphicData>
+            </a:graphic>
+          </wp:inline>
+        </w:drawing>
+      </w:r>
+    </w:p>
+    <w:p>
+      <w:pPr>
+        <w:rPr>
+          <w:noProof/>
+        </w:rPr>
+      </w:pPr>
+      <w:r>
+        <w:rPr>
+          <w:noProof/>
+        </w:rPr>
+        <w:t>Hồi quy logistics:</w:t>
+      </w:r>
+      <w:r>
+        <w:rPr>
+          <w:noProof/>
+        </w:rPr>
+        <w:br/>
+        <w:t>Mục tiêu: Tìm ra các biến có ảnh hưởng rõ ràng với biến mục tiêu là biến bệnh Osteoporosis. Và tìm ra hệ số cho các biến ấy sao cho phần dư (residules) min</w:t>
+      </w:r>
+    </w:p>
+    <w:p>
+      <w:pPr>
+        <w:rPr>
+          <w:noProof/>
+        </w:rPr>
+      </w:pPr>
+      <w:r>
+        <w:rPr>
+          <w:noProof/>
+        </w:rPr>
+        <w:t xml:space="preserve">Cách làm: </w:t>
+      </w:r>
+    </w:p>
+    <w:p>
+      <w:pPr>
+        <w:rPr>
+          <w:noProof/>
+        </w:rPr>
+      </w:pPr>
+      <w:r>
+        <w:rPr>
+          <w:noProof/>
+        </w:rPr>
+        <w:t>Hàm glm có hỗ trợ xem tỉ lệ mà biến đó có ảnh hưởng ý nghĩa với biến mục tiêu, ta dùng hàm đó để xác định giữ các biến nào.</w:t>
+      </w:r>
+    </w:p>
+    <w:p>
+      <w:pPr>
+        <w:rPr>
+          <w:noProof/>
+        </w:rPr>
+      </w:pPr>
+      <w:r>
+        <w:rPr>
+          <w:noProof/>
+        </w:rPr>
+        <w:t>Đầu tiên, ta ánh xạ hết các biến định tính từ string thành factor.</w:t>
+      </w:r>
+    </w:p>
+    <w:p>
+      <w:pPr>
+        <w:rPr>
+          <w:noProof/>
+        </w:rPr>
+      </w:pPr>
+      <w:r>
+        <w:rPr>
+          <w:noProof/>
+        </w:rPr>
+        <w:lastRenderedPageBreak/>
+        <w:t>Gender -&gt; Gender_male (1 cho Male, 0 cho Female)</w:t>
+      </w:r>
+    </w:p>
+    <w:p>
+      <w:pPr>
+        <w:rPr>
+          <w:noProof/>
+        </w:rPr>
+      </w:pPr>
+      <w:r>
+        <w:rPr>
+          <w:noProof/>
+        </w:rPr>
+        <w:t>Hormonal.Changes-&gt;Hormonal.Changes_Postmenopausal(1 cho hậu mãn kinh, 0 cho bình thường)</w:t>
+      </w:r>
+    </w:p>
+    <w:p>
+      <w:pPr>
+        <w:rPr>
+          <w:noProof/>
+        </w:rPr>
+      </w:pPr>
+      <w:r>
+        <w:rPr>
+          <w:noProof/>
+        </w:rPr>
+        <w:t>Family.History -&gt; Family.History_Yes(1 cho có người trong gia đình bị, 0 cho không)</w:t>
+      </w:r>
+    </w:p>
+    <w:p>
+      <w:pPr>
+        <w:rPr>
+          <w:noProof/>
+        </w:rPr>
+      </w:pPr>
+      <w:r>
+        <w:rPr>
+          <w:noProof/>
+        </w:rPr>
+        <w:t>Race.Ethinicty-&gt; Race.Ethnicty_Asian và Race.Ethinicty_Caucasian ( 1 0 cho asian 0 1 cho caucasian 0 0 cho african america)</w:t>
+      </w:r>
+    </w:p>
+    <w:p>
+      <w:pPr>
+        <w:rPr>
+          <w:noProof/>
+        </w:rPr>
+      </w:pPr>
+      <w:r>
+        <w:rPr>
+          <w:noProof/>
+        </w:rPr>
+        <w:t>Body.Weight-&gt; Body.Weight_Underweight(1 cho bị thiếu cân, 0 cho không)</w:t>
+      </w:r>
+    </w:p>
+    <w:p>
+      <w:pPr>
+        <w:rPr>
+          <w:noProof/>
+        </w:rPr>
+      </w:pPr>
+      <w:r>
+        <w:rPr>
+          <w:noProof/>
+        </w:rPr>
+        <w:t>Calcium.Intake-&gt;Calcium.Intake_Low(1 cho thiếu calcium, 0 cho không)</w:t>
+      </w:r>
+    </w:p>
+    <w:p>
+      <w:pPr>
+        <w:rPr>
+          <w:noProof/>
+        </w:rPr>
+      </w:pPr>
+      <w:r>
+        <w:rPr>
+          <w:noProof/>
+        </w:rPr>
+        <w:t>Vitamin.D.Intake-&gt;Vitamin.D.Intake_Sufficient(1 cho bổ sung đủ vitamin d, 0 cho không)</w:t>
+      </w:r>
+    </w:p>
+    <w:p>
+      <w:pPr>
+        <w:rPr>
+          <w:noProof/>
+        </w:rPr>
+      </w:pPr>
+      <w:r>
+        <w:rPr>
+          <w:noProof/>
+        </w:rPr>
+        <w:t>Physical.Activity-&gt;Physical.Activity_Sedentary(1 cho không vận động, 0 cho có vận động)</w:t>
+      </w:r>
+    </w:p>
+    <w:p>
+      <w:pPr>
+        <w:rPr>
+          <w:noProof/>
+        </w:rPr>
+      </w:pPr>
+      <w:r>
+        <w:rPr>
+          <w:noProof/>
+        </w:rPr>
+        <w:t>Smoking-&gt;Smoking_Yes(1 cho có hút, 0 không không hút)</w:t>
+      </w:r>
+    </w:p>
+    <w:p>
+      <w:pPr>
+        <w:rPr>
+          <w:noProof/>
+        </w:rPr>
+      </w:pPr>
+      <w:r>
+        <w:rPr>
+          <w:noProof/>
+        </w:rPr>
+        <w:t>Alcohol.Consumption-&gt;Alcohol.Consumption_None(1 cho không uống rượu, 0 không có uống rượu)</w:t>
+      </w:r>
+    </w:p>
+    <w:p>
+      <w:pPr>
+        <w:rPr>
+          <w:noProof/>
+        </w:rPr>
+      </w:pPr>
+      <w:r>
+        <w:rPr>
+          <w:noProof/>
+        </w:rPr>
+        <w:t>Medical.Conditions-&gt; Medical.Conditions_None và Medical.</w:t>
+      </w:r>
+      <w:r>
+        <w:rPr>
+          <w:noProof/>
+        </w:rPr>
+        <w:t>Condition_Rheumatoid Arithritis(1 0 cho không có bệnh, 0 1 cho bệnh Rheumatoid arithritis, 0 0 cho bệnh Hyperthyroidisim)</w:t>
+      </w:r>
+    </w:p>
+    <w:p>
+      <w:pPr>
+        <w:rPr>
+          <w:noProof/>
+        </w:rPr>
+      </w:pPr>
+      <w:r>
+        <w:rPr>
+          <w:noProof/>
+        </w:rPr>
+        <w:t xml:space="preserve">Medications-&gt;Medications_None(1 cho không sử dụng thuốc, 0 cho có sử dụng thuốc corticosteroids) </w:t>
+      </w:r>
+    </w:p>
+    <w:p>
+      <w:pPr>
+        <w:rPr>
+          <w:noProof/>
+        </w:rPr>
+      </w:pPr>
+      <w:r>
+        <w:rPr>
+          <w:noProof/>
+        </w:rPr>
+        <w:t>Prior.Fractures-&gt;Prior.Fractures_Yes(1 cho có nứt xương, 0 cho không)</w:t>
+      </w:r>
+    </w:p>
+    <w:p>
+      <w:pPr>
+        <w:rPr>
+          <w:noProof/>
+        </w:rPr>
+      </w:pPr>
+      <w:r>
+        <w:rPr>
+          <w:noProof/>
+        </w:rPr>
+        <w:lastRenderedPageBreak/>
+        <w:drawing>
+          <wp:inline distT="0" distB="0" distL="0" distR="0" wp14:anchorId="017CBF70" wp14:editId="2DA5D776">
+            <wp:extent cx="5612130" cy="2604135"/>
+            <wp:effectExtent l="0" t="0" r="7620" b="5715"/>
+            <wp:docPr id="623219420" name="Picture 1"/>
+            <wp:cNvGraphicFramePr>
+              <a:graphicFrameLocks xmlns:a="http://schemas.openxmlformats.org/drawingml/2006/main" noChangeAspect="1"/>
+            </wp:cNvGraphicFramePr>
+            <a:graphic xmlns:a="http://schemas.openxmlformats.org/drawingml/2006/main">
+              <a:graphicData uri="http://schemas.openxmlformats.org/drawingml/2006/picture">
+                <pic:pic xmlns:pic="http://schemas.openxmlformats.org/drawingml/2006/picture">
+                  <pic:nvPicPr>
+                    <pic:cNvPr id="623219420" name=""/>
+                    <pic:cNvPicPr/>
+                  </pic:nvPicPr>
+                  <pic:blipFill>
+                    <a:blip r:embed="rId27"/>
+                    <a:stretch>
+                      <a:fillRect/>
+                    </a:stretch>
+                  </pic:blipFill>
+                  <pic:spPr>
+                    <a:xfrm>
+                      <a:off x="0" y="0"/>
+                      <a:ext cx="5612130" cy="2604135"/>
+                    </a:xfrm>
+                    <a:prstGeom prst="rect">
+                      <a:avLst/>
+                    </a:prstGeom>
+                  </pic:spPr>
+                </pic:pic>
+              </a:graphicData>
+            </a:graphic>
+          </wp:inline>
+        </w:drawing>
+      </w:r>
+    </w:p>
+    <w:p>
+      <w:pPr>
+        <w:rPr>
+          <w:noProof/>
+        </w:rPr>
+      </w:pPr>
+      <w:r>
+        <w:rPr>
+          <w:noProof/>
+        </w:rPr>
+        <w:t>Nhận xét: Ta thấy rằng biến age có sự ảnh hưởng rõ rệt với tỉ lệ mắc bệnh, đồng thời việc có sử dụng thuốc corticosteroids cũng ảnh hưởng với tỉ lệ mắc bệnh, mặc dù smoking có ảnh hưởng một phần nhưng ta loại bỏ vì mức ý nghĩa là alpha = 0.05</w:t>
+      </w:r>
+    </w:p>
+    <w:p>
+      <w:pPr>
+        <w:rPr>
+          <w:noProof/>
+        </w:rPr>
+      </w:pPr>
+      <w:r>
+        <w:rPr>
+          <w:noProof/>
+        </w:rPr>
+        <w:t>Ta tiến hành hồi quy lại lần nữa</w:t>
+      </w:r>
+    </w:p>
+    <w:p>
+      <w:pPr>
+        <w:rPr>
+          <w:noProof/>
+        </w:rPr>
+      </w:pPr>
+      <w:r>
+        <w:rPr>
+          <w:noProof/>
+        </w:rPr>
+        <w:drawing>
+          <wp:inline distT="0" distB="0" distL="0" distR="0" wp14:anchorId="727780C5" wp14:editId="6D93FA14">
+            <wp:extent cx="4887007" cy="2514951"/>
+            <wp:effectExtent l="0" t="0" r="8890" b="0"/>
+            <wp:docPr id="251351388" name="Picture 1"/>
+            <wp:cNvGraphicFramePr>
+              <a:graphicFrameLocks xmlns:a="http://schemas.openxmlformats.org/drawingml/2006/main" noChangeAspect="1"/>
+            </wp:cNvGraphicFramePr>
+            <a:graphic xmlns:a="http://schemas.openxmlformats.org/drawingml/2006/main">
+              <a:graphicData uri="http://schemas.openxmlformats.org/drawingml/2006/picture">
+                <pic:pic xmlns:pic="http://schemas.openxmlformats.org/drawingml/2006/picture">
+                  <pic:nvPicPr>
+                    <pic:cNvPr id="251351388" name=""/>
+                    <pic:cNvPicPr/>
+                  </pic:nvPicPr>
+                  <pic:blipFill>
+                    <a:blip r:embed="rId28"/>
+                    <a:stretch>
+                      <a:fillRect/>
+                    </a:stretch>
+                  </pic:blipFill>
+                  <pic:spPr>
+                    <a:xfrm>
+                      <a:off x="0" y="0"/>
+                      <a:ext cx="4887007" cy="2514951"/>
+                    </a:xfrm>
+                    <a:prstGeom prst="rect">
+                      <a:avLst/>
+                    </a:prstGeom>
+                  </pic:spPr>
+                </pic:pic>
+              </a:graphicData>
+            </a:graphic>
+          </wp:inline>
+        </w:drawing>
+      </w:r>
+    </w:p>
+    <w:p>
+      <w:pPr>
+        <w:rPr>
+          <w:noProof/>
+        </w:rPr>
+      </w:pPr>
+      <w:r>
+        <w:rPr>
+          <w:noProof/>
+        </w:rPr>
+        <w:t xml:space="preserve">Ta thấy rằng cứ tăng lên một tuổi thì tỉ lệ bị mắc bệnh lại tăng lên 0.1570. Và việc sử dụng thuốc làm tăng tỉ lệ bị mắc bệnh tăng 0.3086 </w:t>
       </w:r>
     </w:p>
     <w:sectPr>
